--- a/courts/fourth-circuit/north-carolina/federal/middle-district/motion-brief/usage/OUTPUT-motion-brief.docx
+++ b/courts/fourth-circuit/north-carolina/federal/middle-district/motion-brief/usage/OUTPUT-motion-brief.docx
@@ -4,31 +4,135 @@
   <w:body>
     <w:p>
       <w:pPr>
-        <w:pStyle w:val="CoverTitle"/>
-      </w:pPr>
-      <w:r>
-        <w:rPr>
-          <w:b/>
-          <w:bCs/>
-        </w:rPr>
-        <w:t xml:space="preserve">UNITED STATES DISTRICT COURT</w:t>
-      </w:r>
-    </w:p>
-    <w:p>
-      <w:pPr>
-        <w:pStyle w:val="CoverTitle"/>
-      </w:pPr>
-      <w:r>
-        <w:rPr>
-          <w:b/>
-          <w:bCs/>
-        </w:rPr>
-        <w:t xml:space="preserve">MIDDLE DISTRICT OF NORTH CAROLINA</w:t>
-      </w:r>
-    </w:p>
-    <w:p>
-      <w:pPr>
-        <w:pStyle w:val="Normal"/>
+        <w:spacing w:before="0" w:after="0" w:line="300" w:lineRule="exact"/>
+        <w:ind w:left="0" w:firstLine="0"/>
+        <w:jc w:val="center"/>
+      </w:pPr>
+      <w:r>
+        <w:rPr>
+          <w:b/>
+          <w:bCs/>
+        </w:rPr>
+        <w:t xml:space="preserve">UNITED</w:t>
+      </w:r>
+      <w:r>
+        <w:rPr>
+          <w:b/>
+          <w:bCs/>
+        </w:rPr>
+        <w:t xml:space="preserve"> </w:t>
+      </w:r>
+      <w:r>
+        <w:rPr>
+          <w:b/>
+          <w:bCs/>
+        </w:rPr>
+        <w:t xml:space="preserve">STATES</w:t>
+      </w:r>
+      <w:r>
+        <w:rPr>
+          <w:b/>
+          <w:bCs/>
+        </w:rPr>
+        <w:t xml:space="preserve"> </w:t>
+      </w:r>
+      <w:r>
+        <w:rPr>
+          <w:b/>
+          <w:bCs/>
+        </w:rPr>
+        <w:t xml:space="preserve">DISTRICT</w:t>
+      </w:r>
+      <w:r>
+        <w:rPr>
+          <w:b/>
+          <w:bCs/>
+        </w:rPr>
+        <w:t xml:space="preserve"> </w:t>
+      </w:r>
+      <w:r>
+        <w:rPr>
+          <w:b/>
+          <w:bCs/>
+        </w:rPr>
+        <w:t xml:space="preserve">COURT</w:t>
+      </w:r>
+    </w:p>
+    <w:p>
+      <w:pPr>
+        <w:spacing w:before="0" w:after="0" w:line="300" w:lineRule="exact"/>
+        <w:ind w:left="0" w:firstLine="0"/>
+        <w:jc w:val="center"/>
+      </w:pPr>
+      <w:r>
+        <w:rPr>
+          <w:b/>
+          <w:bCs/>
+        </w:rPr>
+        <w:t xml:space="preserve">MIDDLE</w:t>
+      </w:r>
+      <w:r>
+        <w:rPr>
+          <w:b/>
+          <w:bCs/>
+        </w:rPr>
+        <w:t xml:space="preserve"> </w:t>
+      </w:r>
+      <w:r>
+        <w:rPr>
+          <w:b/>
+          <w:bCs/>
+        </w:rPr>
+        <w:t xml:space="preserve">DISTRICT</w:t>
+      </w:r>
+      <w:r>
+        <w:rPr>
+          <w:b/>
+          <w:bCs/>
+        </w:rPr>
+        <w:t xml:space="preserve"> </w:t>
+      </w:r>
+      <w:r>
+        <w:rPr>
+          <w:b/>
+          <w:bCs/>
+        </w:rPr>
+        <w:t xml:space="preserve">OF</w:t>
+      </w:r>
+      <w:r>
+        <w:rPr>
+          <w:b/>
+          <w:bCs/>
+        </w:rPr>
+        <w:t xml:space="preserve"> </w:t>
+      </w:r>
+      <w:r>
+        <w:rPr>
+          <w:b/>
+          <w:bCs/>
+        </w:rPr>
+        <w:t xml:space="preserve">NORTH</w:t>
+      </w:r>
+      <w:r>
+        <w:rPr>
+          <w:b/>
+          <w:bCs/>
+        </w:rPr>
+        <w:t xml:space="preserve"> </w:t>
+      </w:r>
+      <w:r>
+        <w:rPr>
+          <w:b/>
+          <w:bCs/>
+        </w:rPr>
+        <w:t xml:space="preserve">CAROLINA</w:t>
+      </w:r>
+    </w:p>
+    <w:p>
+      <w:pPr>
+        <w:spacing w:before="0" w:after="0" w:line="460" w:lineRule="exact"/>
+        <w:ind w:left="0" w:firstLine="0"/>
+        <w:jc w:val="left"/>
       </w:pPr>
     </w:p>
     <w:tbl>
@@ -36,16 +140,21 @@
         <w:tblW w:w="9360" w:type="dxa"/>
         <w:tblLayout w:type="fixed"/>
         <w:tblCellMar>
+          <w:top w:w="0" w:type="dxa"/>
           <w:left w:w="0" w:type="dxa"/>
+          <w:bottom w:w="0" w:type="dxa"/>
           <w:right w:w="0" w:type="dxa"/>
         </w:tblCellMar>
-        <w:tblLook w:val="0000" w:firstRow="0" w:lastRow="0" w:firstColumn="0" w:lastColumn="0" w:noHBand="1" w:noVBand="1"/>
+        <w:tblLook w:val="0000" w:firstRow="0" w:lastRow="0" w:firstColumn="0" w:lastColumn="0" w:noHBand="0" w:noVBand="0"/>
       </w:tblPr>
       <w:tblGrid>
         <w:gridCol w:w="4680"/>
         <w:gridCol w:w="4680"/>
       </w:tblGrid>
       <w:tr>
+        <w:trPr>
+          <w:cantSplit/>
+        </w:trPr>
         <w:tc>
           <w:tcPr>
             <w:tcW w:w="4680" w:type="dxa"/>
@@ -54,22 +163,211 @@
               <w:bottom w:val="single" w:sz="6" w:space="0" w:color="000000"/>
             </w:tcBorders>
             <w:tcMar>
+              <w:bottom w:w="285" w:type="dxa"/>
               <w:right w:w="288" w:type="dxa"/>
-              <w:bottom w:w="260" w:type="dxa"/>
             </w:tcMar>
           </w:tcPr>
           <w:p>
             <w:pPr>
-              <w:pStyle w:val="SingleSpaced"/>
+              <w:spacing w:before="0" w:after="0" w:line="300" w:lineRule="exact"/>
+              <w:ind w:left="0" w:firstLine="0"/>
+              <w:jc w:val="left"/>
             </w:pPr>
             <w:r>
-              <w:t xml:space="preserve">DENISE BRAHAM, KARLA PUCKETT, DEVONNA HOBBIE, and KIMBERLY LAWTON, individually and as representatives of a class of participants and beneficiaries on behalf of the LABORATORY CORPORATION OF AMERICA HOLDINGS GROUP BENEFITS PLAN,</w:t>
+              <w:t xml:space="preserve">DENISE</w:t>
+            </w:r>
+            <w:r>
+              <w:t xml:space="preserve"> </w:t>
+            </w:r>
+            <w:r>
+              <w:t xml:space="preserve">BRAHAM,</w:t>
+            </w:r>
+            <w:r>
+              <w:t xml:space="preserve"> </w:t>
+            </w:r>
+            <w:r>
+              <w:t xml:space="preserve">KARLA</w:t>
+            </w:r>
+            <w:r>
+              <w:t xml:space="preserve"> </w:t>
+            </w:r>
+            <w:r>
+              <w:t xml:space="preserve">PUCKETT,</w:t>
+            </w:r>
+            <w:r>
+              <w:t xml:space="preserve"> </w:t>
+            </w:r>
+            <w:r>
+              <w:t xml:space="preserve">DEVONNA</w:t>
+            </w:r>
+            <w:r>
+              <w:t xml:space="preserve"> </w:t>
+            </w:r>
+            <w:r>
+              <w:t xml:space="preserve">HOBBIE,</w:t>
+            </w:r>
+            <w:r>
+              <w:t xml:space="preserve"> </w:t>
+            </w:r>
+            <w:r>
+              <w:t xml:space="preserve">and</w:t>
+            </w:r>
+            <w:r>
+              <w:t xml:space="preserve"> </w:t>
+            </w:r>
+            <w:r>
+              <w:t xml:space="preserve">KIMBERLY</w:t>
+            </w:r>
+            <w:r>
+              <w:t xml:space="preserve"> </w:t>
+            </w:r>
+            <w:r>
+              <w:t xml:space="preserve">LAWTON,</w:t>
+            </w:r>
+            <w:r>
+              <w:t xml:space="preserve"> </w:t>
+            </w:r>
+            <w:r>
+              <w:t xml:space="preserve">individually</w:t>
+            </w:r>
+            <w:r>
+              <w:t xml:space="preserve"> </w:t>
+            </w:r>
+            <w:r>
+              <w:t xml:space="preserve">and</w:t>
+            </w:r>
+            <w:r>
+              <w:t xml:space="preserve"> </w:t>
+            </w:r>
+            <w:r>
+              <w:t xml:space="preserve">as</w:t>
+            </w:r>
+            <w:r>
+              <w:t xml:space="preserve"> </w:t>
+            </w:r>
+            <w:r>
+              <w:t xml:space="preserve">representatives</w:t>
+            </w:r>
+            <w:r>
+              <w:t xml:space="preserve"> </w:t>
+            </w:r>
+            <w:r>
+              <w:t xml:space="preserve">of</w:t>
+            </w:r>
+            <w:r>
+              <w:t xml:space="preserve"> </w:t>
+            </w:r>
+            <w:r>
+              <w:t xml:space="preserve">a</w:t>
+            </w:r>
+            <w:r>
+              <w:t xml:space="preserve"> </w:t>
+            </w:r>
+            <w:r>
+              <w:t xml:space="preserve">class</w:t>
+            </w:r>
+            <w:r>
+              <w:t xml:space="preserve"> </w:t>
+            </w:r>
+            <w:r>
+              <w:t xml:space="preserve">of</w:t>
+            </w:r>
+            <w:r>
+              <w:t xml:space="preserve"> </w:t>
+            </w:r>
+            <w:r>
+              <w:t xml:space="preserve">participants</w:t>
+            </w:r>
+            <w:r>
+              <w:t xml:space="preserve"> </w:t>
+            </w:r>
+            <w:r>
+              <w:t xml:space="preserve">and</w:t>
+            </w:r>
+            <w:r>
+              <w:t xml:space="preserve"> </w:t>
+            </w:r>
+            <w:r>
+              <w:t xml:space="preserve">beneficiaries</w:t>
+            </w:r>
+            <w:r>
+              <w:t xml:space="preserve"> </w:t>
+            </w:r>
+            <w:r>
+              <w:t xml:space="preserve">on</w:t>
+            </w:r>
+            <w:r>
+              <w:t xml:space="preserve"> </w:t>
+            </w:r>
+            <w:r>
+              <w:t xml:space="preserve">behalf</w:t>
+            </w:r>
+            <w:r>
+              <w:t xml:space="preserve"> </w:t>
+            </w:r>
+            <w:r>
+              <w:t xml:space="preserve">of</w:t>
+            </w:r>
+            <w:r>
+              <w:t xml:space="preserve"> </w:t>
+            </w:r>
+            <w:r>
+              <w:t xml:space="preserve">the</w:t>
+            </w:r>
+            <w:r>
+              <w:t xml:space="preserve"> </w:t>
+            </w:r>
+            <w:r>
+              <w:t xml:space="preserve">LABORATORY</w:t>
+            </w:r>
+            <w:r>
+              <w:t xml:space="preserve"> </w:t>
+            </w:r>
+            <w:r>
+              <w:t xml:space="preserve">CORPORATION</w:t>
+            </w:r>
+            <w:r>
+              <w:t xml:space="preserve"> </w:t>
+            </w:r>
+            <w:r>
+              <w:t xml:space="preserve">OF</w:t>
+            </w:r>
+            <w:r>
+              <w:t xml:space="preserve"> </w:t>
+            </w:r>
+            <w:r>
+              <w:t xml:space="preserve">AMERICA</w:t>
+            </w:r>
+            <w:r>
+              <w:t xml:space="preserve"> </w:t>
+            </w:r>
+            <w:r>
+              <w:t xml:space="preserve">HOLDINGS</w:t>
+            </w:r>
+            <w:r>
+              <w:t xml:space="preserve"> </w:t>
+            </w:r>
+            <w:r>
+              <w:t xml:space="preserve">GROUP</w:t>
+            </w:r>
+            <w:r>
+              <w:t xml:space="preserve"> </w:t>
+            </w:r>
+            <w:r>
+              <w:t xml:space="preserve">BENEFITS</w:t>
+            </w:r>
+            <w:r>
+              <w:t xml:space="preserve"> </w:t>
+            </w:r>
+            <w:r>
+              <w:t xml:space="preserve">PLAN,</w:t>
             </w:r>
           </w:p>
           <w:p>
             <w:pPr>
-              <w:pStyle w:val="SingleSpaced"/>
+              <w:spacing w:before="0" w:after="0" w:line="300" w:lineRule="exact"/>
               <w:ind w:left="2592" w:firstLine="0"/>
+              <w:jc w:val="left"/>
             </w:pPr>
             <w:r>
               <w:t xml:space="preserve">Plaintiffs,</w:t>
@@ -77,8 +375,8 @@
           </w:p>
           <w:p>
             <w:pPr>
-              <w:pStyle w:val="SingleSpaced"/>
-              <w:spacing w:before="230" w:after="230" w:line="420" w:lineRule="exact"/>
+              <w:spacing w:before="300" w:after="0" w:line="300" w:lineRule="exact"/>
+              <w:ind w:left="0" w:firstLine="0"/>
               <w:jc w:val="center"/>
             </w:pPr>
             <w:r>
@@ -87,16 +385,97 @@
           </w:p>
           <w:p>
             <w:pPr>
-              <w:pStyle w:val="SingleSpaced"/>
+              <w:spacing w:before="300" w:after="0" w:line="300" w:lineRule="exact"/>
+              <w:ind w:left="0" w:firstLine="0"/>
+              <w:jc w:val="left"/>
             </w:pPr>
             <w:r>
-              <w:t xml:space="preserve">LABORATORY CORPORATION OF AMERICA HOLDINGS, WILLIS TOWERS WATSON US LLC, and JOHN DOES 1–20,</w:t>
+              <w:t xml:space="preserve">LABORATORY</w:t>
+            </w:r>
+            <w:r>
+              <w:t xml:space="preserve"> </w:t>
+            </w:r>
+            <w:r>
+              <w:t xml:space="preserve">CORPORATION</w:t>
+            </w:r>
+            <w:r>
+              <w:t xml:space="preserve"> </w:t>
+            </w:r>
+            <w:r>
+              <w:t xml:space="preserve">OF</w:t>
+            </w:r>
+            <w:r>
+              <w:t xml:space="preserve"> </w:t>
+            </w:r>
+            <w:r>
+              <w:t xml:space="preserve">AMERICA</w:t>
+            </w:r>
+            <w:r>
+              <w:t xml:space="preserve"> </w:t>
+            </w:r>
+            <w:r>
+              <w:t xml:space="preserve">HOLDINGS,</w:t>
+            </w:r>
+            <w:r>
+              <w:t xml:space="preserve"> </w:t>
+            </w:r>
+            <w:r>
+              <w:t xml:space="preserve">WILLIS</w:t>
+            </w:r>
+            <w:r>
+              <w:t xml:space="preserve"> </w:t>
+            </w:r>
+            <w:r>
+              <w:t xml:space="preserve">TOWERS</w:t>
+            </w:r>
+            <w:r>
+              <w:t xml:space="preserve"> </w:t>
+            </w:r>
+            <w:r>
+              <w:t xml:space="preserve">WATSON</w:t>
+            </w:r>
+            <w:r>
+              <w:t xml:space="preserve"> </w:t>
+            </w:r>
+            <w:r>
+              <w:t xml:space="preserve">US</w:t>
+            </w:r>
+            <w:r>
+              <w:t xml:space="preserve"> </w:t>
+            </w:r>
+            <w:r>
+              <w:t xml:space="preserve">LLC,</w:t>
+            </w:r>
+            <w:r>
+              <w:t xml:space="preserve"> </w:t>
+            </w:r>
+            <w:r>
+              <w:t xml:space="preserve">and</w:t>
+            </w:r>
+            <w:r>
+              <w:t xml:space="preserve"> </w:t>
+            </w:r>
+            <w:r>
+              <w:t xml:space="preserve">JOHN</w:t>
+            </w:r>
+            <w:r>
+              <w:t xml:space="preserve"> </w:t>
+            </w:r>
+            <w:r>
+              <w:t xml:space="preserve">DOES</w:t>
+            </w:r>
+            <w:r>
+              <w:t xml:space="preserve"> </w:t>
+            </w:r>
+            <w:r>
+              <w:t xml:space="preserve">1–20,</w:t>
             </w:r>
           </w:p>
           <w:p>
             <w:pPr>
-              <w:pStyle w:val="SingleSpaced"/>
+              <w:spacing w:before="0" w:after="0" w:line="300" w:lineRule="exact"/>
               <w:ind w:left="2592" w:firstLine="0"/>
+              <w:jc w:val="left"/>
             </w:pPr>
             <w:r>
               <w:t xml:space="preserve">Defendants.</w:t>
@@ -112,23 +491,518 @@
           </w:tcPr>
           <w:p>
             <w:pPr>
-              <w:pStyle w:val="CaptionText"/>
+              <w:spacing w:before="0" w:after="0" w:line="300" w:lineRule="exact"/>
+              <w:ind w:left="0" w:firstLine="0"/>
+              <w:jc w:val="left"/>
             </w:pPr>
             <w:r>
-              <w:t xml:space="preserve">1:26-cv-00455-TDS-JGM</w:t>
+              <w:t xml:space="preserve">1:26-cv</w:t>
+              <w:noBreakHyphen/>
+              <w:t xml:space="preserve">00455-TDS-JGM</w:t>
             </w:r>
           </w:p>
           <w:p>
             <w:pPr>
-              <w:pStyle w:val="CaptionText"/>
-              <w:spacing w:before="230" w:after="0" w:line="420" w:lineRule="exact"/>
+              <w:spacing w:before="300" w:after="0" w:line="300" w:lineRule="exact"/>
+              <w:ind w:left="0" w:firstLine="0"/>
+              <w:jc w:val="left"/>
             </w:pPr>
             <w:r>
               <w:rPr>
                 <w:b/>
                 <w:bCs/>
               </w:rPr>
-              <w:t xml:space="preserve">BRIEF IN SUPPORT OF DEFENDANT LABORATORY CORPORATION OF AMERICA HOLDINGS’S MOTION TO DISMISS FOR LACK OF SUBJECT-MATTER JURISDICTION UNDER FED. R. CIV. P. 12(b)(1) AND FAILURE TO STATE A CLAIM UNDER FED. R. CIV. P. 12(b)(6)</w:t>
+              <w:t xml:space="preserve">BRIEF</w:t>
+            </w:r>
+            <w:r>
+              <w:rPr>
+                <w:b/>
+                <w:bCs/>
+              </w:rPr>
+              <w:t xml:space="preserve"> </w:t>
+            </w:r>
+            <w:r>
+              <w:rPr>
+                <w:b/>
+                <w:bCs/>
+              </w:rPr>
+              <w:t xml:space="preserve">IN</w:t>
+            </w:r>
+            <w:r>
+              <w:rPr>
+                <w:b/>
+                <w:bCs/>
+              </w:rPr>
+              <w:t xml:space="preserve"> </w:t>
+            </w:r>
+            <w:r>
+              <w:rPr>
+                <w:b/>
+                <w:bCs/>
+              </w:rPr>
+              <w:t xml:space="preserve">SUPPORT</w:t>
+            </w:r>
+            <w:r>
+              <w:rPr>
+                <w:b/>
+                <w:bCs/>
+              </w:rPr>
+              <w:t xml:space="preserve"> </w:t>
+            </w:r>
+            <w:r>
+              <w:rPr>
+                <w:b/>
+                <w:bCs/>
+              </w:rPr>
+              <w:t xml:space="preserve">OF</w:t>
+            </w:r>
+            <w:r>
+              <w:rPr>
+                <w:b/>
+                <w:bCs/>
+              </w:rPr>
+              <w:t xml:space="preserve"> </w:t>
+            </w:r>
+            <w:r>
+              <w:rPr>
+                <w:b/>
+                <w:bCs/>
+              </w:rPr>
+              <w:t xml:space="preserve">DEFENDANT</w:t>
+            </w:r>
+            <w:r>
+              <w:rPr>
+                <w:b/>
+                <w:bCs/>
+              </w:rPr>
+              <w:t xml:space="preserve"> </w:t>
+            </w:r>
+            <w:r>
+              <w:rPr>
+                <w:b/>
+                <w:bCs/>
+              </w:rPr>
+              <w:t xml:space="preserve">LABORATORY</w:t>
+            </w:r>
+            <w:r>
+              <w:rPr>
+                <w:b/>
+                <w:bCs/>
+              </w:rPr>
+              <w:t xml:space="preserve"> </w:t>
+            </w:r>
+            <w:r>
+              <w:rPr>
+                <w:b/>
+                <w:bCs/>
+              </w:rPr>
+              <w:t xml:space="preserve">CORPORATION</w:t>
+            </w:r>
+            <w:r>
+              <w:rPr>
+                <w:b/>
+                <w:bCs/>
+              </w:rPr>
+              <w:t xml:space="preserve"> </w:t>
+            </w:r>
+            <w:r>
+              <w:rPr>
+                <w:b/>
+                <w:bCs/>
+              </w:rPr>
+              <w:t xml:space="preserve">OF</w:t>
+            </w:r>
+            <w:r>
+              <w:rPr>
+                <w:b/>
+                <w:bCs/>
+              </w:rPr>
+              <w:t xml:space="preserve"> </w:t>
+            </w:r>
+            <w:r>
+              <w:rPr>
+                <w:b/>
+                <w:bCs/>
+              </w:rPr>
+              <w:t xml:space="preserve">AMERICA</w:t>
+            </w:r>
+            <w:r>
+              <w:rPr>
+                <w:b/>
+                <w:bCs/>
+              </w:rPr>
+              <w:t xml:space="preserve"> </w:t>
+            </w:r>
+            <w:r>
+              <w:rPr>
+                <w:b/>
+                <w:bCs/>
+              </w:rPr>
+              <w:t xml:space="preserve">HOLDINGS’S</w:t>
+            </w:r>
+            <w:r>
+              <w:rPr>
+                <w:b/>
+                <w:bCs/>
+              </w:rPr>
+              <w:t xml:space="preserve"> </w:t>
+            </w:r>
+            <w:r>
+              <w:rPr>
+                <w:b/>
+                <w:bCs/>
+              </w:rPr>
+              <w:t xml:space="preserve">MOTION</w:t>
+            </w:r>
+            <w:r>
+              <w:rPr>
+                <w:b/>
+                <w:bCs/>
+              </w:rPr>
+              <w:t xml:space="preserve"> </w:t>
+            </w:r>
+            <w:r>
+              <w:rPr>
+                <w:b/>
+                <w:bCs/>
+              </w:rPr>
+              <w:t xml:space="preserve">TO</w:t>
+            </w:r>
+            <w:r>
+              <w:rPr>
+                <w:b/>
+                <w:bCs/>
+              </w:rPr>
+              <w:t xml:space="preserve"> </w:t>
+            </w:r>
+            <w:r>
+              <w:rPr>
+                <w:b/>
+                <w:bCs/>
+              </w:rPr>
+              <w:t xml:space="preserve">DISMISS</w:t>
+            </w:r>
+            <w:r>
+              <w:rPr>
+                <w:b/>
+                <w:bCs/>
+              </w:rPr>
+              <w:t xml:space="preserve"> </w:t>
+            </w:r>
+            <w:r>
+              <w:rPr>
+                <w:b/>
+                <w:bCs/>
+              </w:rPr>
+              <w:t xml:space="preserve">FOR</w:t>
+            </w:r>
+            <w:r>
+              <w:rPr>
+                <w:b/>
+                <w:bCs/>
+              </w:rPr>
+              <w:t xml:space="preserve"> </w:t>
+            </w:r>
+            <w:r>
+              <w:rPr>
+                <w:b/>
+                <w:bCs/>
+              </w:rPr>
+              <w:t xml:space="preserve">LACK</w:t>
+            </w:r>
+            <w:r>
+              <w:rPr>
+                <w:b/>
+                <w:bCs/>
+              </w:rPr>
+              <w:t xml:space="preserve"> </w:t>
+            </w:r>
+            <w:r>
+              <w:rPr>
+                <w:b/>
+                <w:bCs/>
+              </w:rPr>
+              <w:t xml:space="preserve">OF</w:t>
+            </w:r>
+            <w:r>
+              <w:rPr>
+                <w:b/>
+                <w:bCs/>
+              </w:rPr>
+              <w:t xml:space="preserve"> </w:t>
+            </w:r>
+            <w:r>
+              <w:rPr>
+                <w:b/>
+                <w:bCs/>
+              </w:rPr>
+              <w:t xml:space="preserve">SUBJECT-MATTER</w:t>
+            </w:r>
+            <w:r>
+              <w:rPr>
+                <w:b/>
+                <w:bCs/>
+              </w:rPr>
+              <w:t xml:space="preserve"> </w:t>
+            </w:r>
+            <w:r>
+              <w:rPr>
+                <w:b/>
+                <w:bCs/>
+              </w:rPr>
+              <w:t xml:space="preserve">JURISDICTION</w:t>
+            </w:r>
+            <w:r>
+              <w:rPr>
+                <w:b/>
+                <w:bCs/>
+              </w:rPr>
+              <w:t xml:space="preserve"> </w:t>
+            </w:r>
+            <w:r>
+              <w:rPr>
+                <w:b/>
+                <w:bCs/>
+              </w:rPr>
+              <w:t xml:space="preserve">UNDER</w:t>
+            </w:r>
+            <w:r>
+              <w:rPr>
+                <w:b/>
+                <w:bCs/>
+              </w:rPr>
+              <w:t xml:space="preserve"> </w:t>
+            </w:r>
+            <w:r>
+              <w:rPr>
+                <w:b/>
+                <w:bCs/>
+              </w:rPr>
+              <w:t xml:space="preserve">FED.</w:t>
+            </w:r>
+            <w:r>
+              <w:rPr>
+                <w:b/>
+                <w:bCs/>
+              </w:rPr>
+              <w:t xml:space="preserve"> </w:t>
+            </w:r>
+            <w:r>
+              <w:rPr>
+                <w:b/>
+                <w:bCs/>
+              </w:rPr>
+              <w:t xml:space="preserve">R.</w:t>
+            </w:r>
+            <w:r>
+              <w:rPr>
+                <w:b/>
+                <w:bCs/>
+              </w:rPr>
+              <w:t xml:space="preserve"> </w:t>
+            </w:r>
+            <w:r>
+              <w:rPr>
+                <w:b/>
+                <w:bCs/>
+              </w:rPr>
+              <w:t xml:space="preserve">CIV.</w:t>
+            </w:r>
+            <w:r>
+              <w:rPr>
+                <w:b/>
+                <w:bCs/>
+              </w:rPr>
+              <w:t xml:space="preserve"> </w:t>
+            </w:r>
+            <w:r>
+              <w:rPr>
+                <w:b/>
+                <w:bCs/>
+              </w:rPr>
+              <w:t xml:space="preserve">P.</w:t>
+            </w:r>
+            <w:r>
+              <w:rPr>
+                <w:b/>
+                <w:bCs/>
+              </w:rPr>
+              <w:t xml:space="preserve"> </w:t>
+            </w:r>
+            <w:r>
+              <w:rPr>
+                <w:b/>
+                <w:bCs/>
+              </w:rPr>
+              <w:t xml:space="preserve">12(b)⁠(1)</w:t>
+            </w:r>
+            <w:r>
+              <w:rPr>
+                <w:b/>
+                <w:bCs/>
+              </w:rPr>
+              <w:t xml:space="preserve"> </w:t>
+            </w:r>
+            <w:r>
+              <w:rPr>
+                <w:b/>
+                <w:bCs/>
+              </w:rPr>
+              <w:t xml:space="preserve">AND</w:t>
+            </w:r>
+            <w:r>
+              <w:rPr>
+                <w:b/>
+                <w:bCs/>
+              </w:rPr>
+              <w:t xml:space="preserve"> </w:t>
+            </w:r>
+            <w:r>
+              <w:rPr>
+                <w:b/>
+                <w:bCs/>
+              </w:rPr>
+              <w:t xml:space="preserve">FAILURE</w:t>
+            </w:r>
+            <w:r>
+              <w:rPr>
+                <w:b/>
+                <w:bCs/>
+              </w:rPr>
+              <w:t xml:space="preserve"> </w:t>
+            </w:r>
+            <w:r>
+              <w:rPr>
+                <w:b/>
+                <w:bCs/>
+              </w:rPr>
+              <w:t xml:space="preserve">TO</w:t>
+            </w:r>
+            <w:r>
+              <w:rPr>
+                <w:b/>
+                <w:bCs/>
+              </w:rPr>
+              <w:t xml:space="preserve"> </w:t>
+            </w:r>
+            <w:r>
+              <w:rPr>
+                <w:b/>
+                <w:bCs/>
+              </w:rPr>
+              <w:t xml:space="preserve">STATE</w:t>
+            </w:r>
+            <w:r>
+              <w:rPr>
+                <w:b/>
+                <w:bCs/>
+              </w:rPr>
+              <w:t xml:space="preserve"> </w:t>
+            </w:r>
+            <w:r>
+              <w:rPr>
+                <w:b/>
+                <w:bCs/>
+              </w:rPr>
+              <w:t xml:space="preserve">A</w:t>
+            </w:r>
+            <w:r>
+              <w:rPr>
+                <w:b/>
+                <w:bCs/>
+              </w:rPr>
+              <w:t xml:space="preserve"> </w:t>
+            </w:r>
+            <w:r>
+              <w:rPr>
+                <w:b/>
+                <w:bCs/>
+              </w:rPr>
+              <w:t xml:space="preserve">CLAIM</w:t>
+            </w:r>
+            <w:r>
+              <w:rPr>
+                <w:b/>
+                <w:bCs/>
+              </w:rPr>
+              <w:t xml:space="preserve"> </w:t>
+            </w:r>
+            <w:r>
+              <w:rPr>
+                <w:b/>
+                <w:bCs/>
+              </w:rPr>
+              <w:t xml:space="preserve">UNDER</w:t>
+            </w:r>
+            <w:r>
+              <w:rPr>
+                <w:b/>
+                <w:bCs/>
+              </w:rPr>
+              <w:t xml:space="preserve"> </w:t>
+            </w:r>
+            <w:r>
+              <w:rPr>
+                <w:b/>
+                <w:bCs/>
+              </w:rPr>
+              <w:t xml:space="preserve">FED.</w:t>
+            </w:r>
+            <w:r>
+              <w:rPr>
+                <w:b/>
+                <w:bCs/>
+              </w:rPr>
+              <w:t xml:space="preserve"> </w:t>
+            </w:r>
+            <w:r>
+              <w:rPr>
+                <w:b/>
+                <w:bCs/>
+              </w:rPr>
+              <w:t xml:space="preserve">R.</w:t>
+            </w:r>
+            <w:r>
+              <w:rPr>
+                <w:b/>
+                <w:bCs/>
+              </w:rPr>
+              <w:t xml:space="preserve"> </w:t>
+            </w:r>
+            <w:r>
+              <w:rPr>
+                <w:b/>
+                <w:bCs/>
+              </w:rPr>
+              <w:t xml:space="preserve">CIV.</w:t>
+            </w:r>
+            <w:r>
+              <w:rPr>
+                <w:b/>
+                <w:bCs/>
+              </w:rPr>
+              <w:t xml:space="preserve"> </w:t>
+            </w:r>
+            <w:r>
+              <w:rPr>
+                <w:b/>
+                <w:bCs/>
+              </w:rPr>
+              <w:t xml:space="preserve">P.</w:t>
+            </w:r>
+            <w:r>
+              <w:rPr>
+                <w:b/>
+                <w:bCs/>
+              </w:rPr>
+              <w:t xml:space="preserve"> </w:t>
+            </w:r>
+            <w:r>
+              <w:rPr>
+                <w:b/>
+                <w:bCs/>
+              </w:rPr>
+              <w:t xml:space="preserve">12(b)⁠(6)</w:t>
             </w:r>
           </w:p>
         </w:tc>
@@ -136,38 +1010,55 @@
     </w:tbl>
     <w:p>
       <w:pPr>
-        <w:pStyle w:val="Normal"/>
-      </w:pPr>
-    </w:p>
-    <w:p>
-      <w:pPr>
+        <w:spacing w:before="0" w:after="0" w:line="20" w:lineRule="exact"/>
         <w:sectPr>
+          <w:footerReference w:type="default" r:id="rIdFtrNone"/>
           <w:pgSz w:w="12240" w:h="15840"/>
           <w:pgMar w:top="1800" w:right="1440" w:bottom="1440" w:left="1440" w:header="720" w:footer="576" w:gutter="0"/>
-          <w:pgNumType w:fmt="decimal" w:start="1"/>
-          <w:cols w:space="720"/>
         </w:sectPr>
       </w:pPr>
     </w:p>
     <w:p>
       <w:pPr>
-        <w:pStyle w:val="FrontHeading"/>
-      </w:pPr>
-      <w:r>
-        <w:t xml:space="preserve">Table of Contents</w:t>
-      </w:r>
-    </w:p>
-    <w:p>
-      <w:pPr>
-        <w:pStyle w:val="PageLabel"/>
-      </w:pPr>
-      <w:r>
+        <w:keepNext/>
+        <w:keepLines/>
+        <w:spacing w:before="0" w:after="460" w:line="460" w:lineRule="exact"/>
+        <w:ind w:left="0" w:firstLine="0"/>
+        <w:jc w:val="center"/>
+      </w:pPr>
+      <w:r>
+        <w:rPr>
+          <w:b/>
+          <w:bCs/>
+        </w:rPr>
+        <w:t xml:space="preserve">TABLE OF CONTENTS</w:t>
+      </w:r>
+    </w:p>
+    <w:p>
+      <w:pPr>
+        <w:keepNext/>
+        <w:keepLines/>
+        <w:spacing w:before="0" w:after="0" w:line="300" w:lineRule="exact"/>
+        <w:ind w:left="0" w:firstLine="0"/>
+        <w:jc w:val="right"/>
+      </w:pPr>
+      <w:r>
+        <w:rPr>
+          <w:b/>
+          <w:bCs/>
+        </w:rPr>
         <w:t xml:space="preserve">Page</w:t>
       </w:r>
     </w:p>
     <w:p>
       <w:pPr>
-        <w:pStyle w:val="TOCLevel2"/>
+        <w:keepLines/>
+        <w:tabs>
+          <w:tab w:val="right" w:leader="dot" w:pos="9360"/>
+        </w:tabs>
+        <w:spacing w:before="300" w:after="0" w:line="300" w:lineRule="exact"/>
+        <w:ind w:left="720" w:right="720" w:hanging="720"/>
+        <w:jc w:val="left"/>
       </w:pPr>
       <w:r>
         <w:t xml:space="preserve">I.</w:t>
@@ -179,6 +1070,9 @@
         <w:t xml:space="preserve">Introduction</w:t>
       </w:r>
       <w:r>
+        <w:t xml:space="preserve">   </w:t>
+      </w:r>
+      <w:r>
         <w:tab/>
       </w:r>
       <w:r>
@@ -187,7 +1081,13 @@
     </w:p>
     <w:p>
       <w:pPr>
-        <w:pStyle w:val="TOCLevel2"/>
+        <w:keepLines/>
+        <w:tabs>
+          <w:tab w:val="right" w:leader="dot" w:pos="9360"/>
+        </w:tabs>
+        <w:spacing w:before="300" w:after="0" w:line="300" w:lineRule="exact"/>
+        <w:ind w:left="720" w:right="720" w:hanging="720"/>
+        <w:jc w:val="left"/>
       </w:pPr>
       <w:r>
         <w:t xml:space="preserve">II.</w:t>
@@ -199,6 +1099,9 @@
         <w:t xml:space="preserve">Background</w:t>
       </w:r>
       <w:r>
+        <w:t xml:space="preserve">   </w:t>
+      </w:r>
+      <w:r>
         <w:tab/>
       </w:r>
       <w:r>
@@ -207,7 +1110,13 @@
     </w:p>
     <w:p>
       <w:pPr>
-        <w:pStyle w:val="TOCLevel2"/>
+        <w:keepLines/>
+        <w:tabs>
+          <w:tab w:val="right" w:leader="dot" w:pos="9360"/>
+        </w:tabs>
+        <w:spacing w:before="300" w:after="0" w:line="300" w:lineRule="exact"/>
+        <w:ind w:left="720" w:right="720" w:hanging="720"/>
+        <w:jc w:val="left"/>
       </w:pPr>
       <w:r>
         <w:t xml:space="preserve">III.</w:t>
@@ -216,7 +1125,22 @@
         <w:tab/>
       </w:r>
       <w:r>
-        <w:t xml:space="preserve">Standards of Review</w:t>
+        <w:t xml:space="preserve">Standards</w:t>
+      </w:r>
+      <w:r>
+        <w:t xml:space="preserve"> </w:t>
+      </w:r>
+      <w:r>
+        <w:t xml:space="preserve">of</w:t>
+      </w:r>
+      <w:r>
+        <w:t xml:space="preserve"> </w:t>
+      </w:r>
+      <w:r>
+        <w:t xml:space="preserve">Review</w:t>
+      </w:r>
+      <w:r>
+        <w:t xml:space="preserve">   </w:t>
       </w:r>
       <w:r>
         <w:tab/>
@@ -227,7 +1151,13 @@
     </w:p>
     <w:p>
       <w:pPr>
-        <w:pStyle w:val="TOCLevel2"/>
+        <w:keepLines/>
+        <w:tabs>
+          <w:tab w:val="right" w:leader="dot" w:pos="9360"/>
+        </w:tabs>
+        <w:spacing w:before="300" w:after="0" w:line="300" w:lineRule="exact"/>
+        <w:ind w:left="720" w:right="720" w:hanging="720"/>
+        <w:jc w:val="left"/>
       </w:pPr>
       <w:r>
         <w:t xml:space="preserve">IV.</w:t>
@@ -239,6 +1169,9 @@
         <w:t xml:space="preserve">Argument</w:t>
       </w:r>
       <w:r>
+        <w:t xml:space="preserve">   </w:t>
+      </w:r>
+      <w:r>
         <w:tab/>
       </w:r>
       <w:r>
@@ -247,7 +1180,13 @@
     </w:p>
     <w:p>
       <w:pPr>
-        <w:pStyle w:val="TOCLevel3"/>
+        <w:keepLines/>
+        <w:tabs>
+          <w:tab w:val="right" w:leader="dot" w:pos="9360"/>
+        </w:tabs>
+        <w:spacing w:before="300" w:after="0" w:line="300" w:lineRule="exact"/>
+        <w:ind w:left="1440" w:right="720" w:hanging="720"/>
+        <w:jc w:val="left"/>
       </w:pPr>
       <w:r>
         <w:t xml:space="preserve">A.</w:t>
@@ -256,7 +1195,58 @@
         <w:tab/>
       </w:r>
       <w:r>
-        <w:t xml:space="preserve">The Complaint Fails Every Element of Article III Standing.</w:t>
+        <w:t xml:space="preserve">The</w:t>
+      </w:r>
+      <w:r>
+        <w:t xml:space="preserve"> </w:t>
+      </w:r>
+      <w:r>
+        <w:t xml:space="preserve">Complaint</w:t>
+      </w:r>
+      <w:r>
+        <w:t xml:space="preserve"> </w:t>
+      </w:r>
+      <w:r>
+        <w:t xml:space="preserve">Fails</w:t>
+      </w:r>
+      <w:r>
+        <w:t xml:space="preserve"> </w:t>
+      </w:r>
+      <w:r>
+        <w:t xml:space="preserve">Every</w:t>
+      </w:r>
+      <w:r>
+        <w:t xml:space="preserve"> </w:t>
+      </w:r>
+      <w:r>
+        <w:t xml:space="preserve">Element</w:t>
+      </w:r>
+      <w:r>
+        <w:t xml:space="preserve"> </w:t>
+      </w:r>
+      <w:r>
+        <w:t xml:space="preserve">of</w:t>
+      </w:r>
+      <w:r>
+        <w:t xml:space="preserve"> </w:t>
+      </w:r>
+      <w:r>
+        <w:t xml:space="preserve">Article</w:t>
+      </w:r>
+      <w:r>
+        <w:t xml:space="preserve"> </w:t>
+      </w:r>
+      <w:r>
+        <w:t xml:space="preserve">III</w:t>
+      </w:r>
+      <w:r>
+        <w:t xml:space="preserve"> </w:t>
+      </w:r>
+      <w:r>
+        <w:t xml:space="preserve">Standing.</w:t>
+      </w:r>
+      <w:r>
+        <w:t xml:space="preserve">   </w:t>
       </w:r>
       <w:r>
         <w:tab/>
@@ -267,7 +1257,13 @@
     </w:p>
     <w:p>
       <w:pPr>
-        <w:pStyle w:val="TOCLevel4"/>
+        <w:keepLines/>
+        <w:tabs>
+          <w:tab w:val="right" w:leader="dot" w:pos="9360"/>
+        </w:tabs>
+        <w:spacing w:before="300" w:after="0" w:line="300" w:lineRule="exact"/>
+        <w:ind w:left="2160" w:right="720" w:hanging="720"/>
+        <w:jc w:val="left"/>
       </w:pPr>
       <w:r>
         <w:t xml:space="preserve">1.</w:t>
@@ -276,7 +1272,34 @@
         <w:tab/>
       </w:r>
       <w:r>
-        <w:t xml:space="preserve">Plaintiffs Allege No Concrete Injury.</w:t>
+        <w:t xml:space="preserve">Plaintiffs</w:t>
+      </w:r>
+      <w:r>
+        <w:t xml:space="preserve"> </w:t>
+      </w:r>
+      <w:r>
+        <w:t xml:space="preserve">Allege</w:t>
+      </w:r>
+      <w:r>
+        <w:t xml:space="preserve"> </w:t>
+      </w:r>
+      <w:r>
+        <w:t xml:space="preserve">No</w:t>
+      </w:r>
+      <w:r>
+        <w:t xml:space="preserve"> </w:t>
+      </w:r>
+      <w:r>
+        <w:t xml:space="preserve">Concrete</w:t>
+      </w:r>
+      <w:r>
+        <w:t xml:space="preserve"> </w:t>
+      </w:r>
+      <w:r>
+        <w:t xml:space="preserve">Injury.</w:t>
+      </w:r>
+      <w:r>
+        <w:t xml:space="preserve">   </w:t>
       </w:r>
       <w:r>
         <w:tab/>
@@ -287,7 +1310,13 @@
     </w:p>
     <w:p>
       <w:pPr>
-        <w:pStyle w:val="TOCLevel2"/>
+        <w:keepLines/>
+        <w:tabs>
+          <w:tab w:val="right" w:leader="dot" w:pos="9360"/>
+        </w:tabs>
+        <w:spacing w:before="300" w:after="0" w:line="300" w:lineRule="exact"/>
+        <w:ind w:left="720" w:right="720" w:hanging="720"/>
+        <w:jc w:val="left"/>
       </w:pPr>
       <w:r>
         <w:t xml:space="preserve">V.</w:t>
@@ -299,6 +1328,9 @@
         <w:t xml:space="preserve">Conclusion</w:t>
       </w:r>
       <w:r>
+        <w:t xml:space="preserve">   </w:t>
+      </w:r>
+      <w:r>
         <w:tab/>
       </w:r>
       <w:r>
@@ -307,41 +1339,246 @@
     </w:p>
     <w:p>
       <w:pPr>
-        <w:pStyle w:val="FrontHeadingBreak"/>
-      </w:pPr>
-      <w:r>
-        <w:t xml:space="preserve">Table of Authorities</w:t>
-      </w:r>
-    </w:p>
-    <w:p>
-      <w:pPr>
-        <w:pStyle w:val="PageLabel"/>
-      </w:pPr>
-      <w:r>
+        <w:keepNext/>
+        <w:keepLines/>
+        <w:pageBreakBefore/>
+        <w:spacing w:before="0" w:after="460" w:line="460" w:lineRule="exact"/>
+        <w:ind w:left="0" w:firstLine="0"/>
+        <w:jc w:val="center"/>
+      </w:pPr>
+      <w:r>
+        <w:rPr>
+          <w:b/>
+          <w:bCs/>
+        </w:rPr>
+        <w:t xml:space="preserve">TABLE OF AUTHORITIES</w:t>
+      </w:r>
+    </w:p>
+    <w:p>
+      <w:pPr>
+        <w:keepNext/>
+        <w:keepLines/>
+        <w:spacing w:before="0" w:after="0" w:line="300" w:lineRule="exact"/>
+        <w:ind w:left="0" w:firstLine="0"/>
+        <w:jc w:val="right"/>
+      </w:pPr>
+      <w:r>
+        <w:rPr>
+          <w:b/>
+          <w:bCs/>
+        </w:rPr>
         <w:t xml:space="preserve">Page(s)</w:t>
       </w:r>
     </w:p>
     <w:p>
       <w:pPr>
-        <w:pStyle w:val="TOAGroup"/>
-      </w:pPr>
-      <w:r>
+        <w:keepNext/>
+        <w:keepLines/>
+        <w:spacing w:before="300" w:after="0" w:line="300" w:lineRule="exact"/>
+        <w:ind w:left="0" w:firstLine="0"/>
+        <w:jc w:val="left"/>
+      </w:pPr>
+      <w:r>
+        <w:rPr>
+          <w:b/>
+          <w:bCs/>
+        </w:rPr>
         <w:t xml:space="preserve">Cases</w:t>
       </w:r>
     </w:p>
     <w:p>
       <w:pPr>
-        <w:pStyle w:val="TOAEntry"/>
-      </w:pPr>
-      <w:r>
-        <w:rPr>
-          <w:i/>
-          <w:iCs/>
-        </w:rPr>
-        <w:t xml:space="preserve">Advanced Salon Visions, Inc. v. Lincoln Benefit Life Co.</w:t>
-      </w:r>
-      <w:r>
-        <w:t xml:space="preserve">, No. 08-cv-2346, 2010 WL 3341803 (S.D. Cal. Aug. 25, 2010)</w:t>
+        <w:keepLines/>
+        <w:tabs>
+          <w:tab w:val="right" w:leader="dot" w:pos="9360"/>
+        </w:tabs>
+        <w:spacing w:before="300" w:after="0" w:line="300" w:lineRule="exact"/>
+        <w:ind w:left="504" w:right="720" w:hanging="504"/>
+        <w:jc w:val="left"/>
+      </w:pPr>
+      <w:r>
+        <w:rPr>
+          <w:i/>
+          <w:iCs/>
+        </w:rPr>
+        <w:t xml:space="preserve">Advanced</w:t>
+      </w:r>
+      <w:r>
+        <w:rPr>
+          <w:i/>
+          <w:iCs/>
+        </w:rPr>
+        <w:t xml:space="preserve"> </w:t>
+      </w:r>
+      <w:r>
+        <w:rPr>
+          <w:i/>
+          <w:iCs/>
+        </w:rPr>
+        <w:t xml:space="preserve">Salon</w:t>
+      </w:r>
+      <w:r>
+        <w:rPr>
+          <w:i/>
+          <w:iCs/>
+        </w:rPr>
+        <w:t xml:space="preserve"> </w:t>
+      </w:r>
+      <w:r>
+        <w:rPr>
+          <w:i/>
+          <w:iCs/>
+        </w:rPr>
+        <w:t xml:space="preserve">Visions,</w:t>
+      </w:r>
+      <w:r>
+        <w:rPr>
+          <w:i/>
+          <w:iCs/>
+        </w:rPr>
+        <w:t xml:space="preserve"> </w:t>
+      </w:r>
+      <w:r>
+        <w:rPr>
+          <w:i/>
+          <w:iCs/>
+        </w:rPr>
+        <w:t xml:space="preserve">Inc.</w:t>
+      </w:r>
+      <w:r>
+        <w:rPr>
+          <w:i/>
+          <w:iCs/>
+        </w:rPr>
+        <w:t xml:space="preserve"> </w:t>
+      </w:r>
+      <w:r>
+        <w:rPr>
+          <w:i/>
+          <w:iCs/>
+        </w:rPr>
+        <w:t xml:space="preserve">v.</w:t>
+      </w:r>
+      <w:r>
+        <w:rPr>
+          <w:i/>
+          <w:iCs/>
+        </w:rPr>
+        <w:t xml:space="preserve"> </w:t>
+      </w:r>
+      <w:r>
+        <w:rPr>
+          <w:i/>
+          <w:iCs/>
+        </w:rPr>
+        <w:t xml:space="preserve">Lincoln</w:t>
+      </w:r>
+      <w:r>
+        <w:rPr>
+          <w:i/>
+          <w:iCs/>
+        </w:rPr>
+        <w:t xml:space="preserve"> </w:t>
+      </w:r>
+      <w:r>
+        <w:rPr>
+          <w:i/>
+          <w:iCs/>
+        </w:rPr>
+        <w:t xml:space="preserve">Benefit</w:t>
+      </w:r>
+      <w:r>
+        <w:rPr>
+          <w:i/>
+          <w:iCs/>
+        </w:rPr>
+        <w:t xml:space="preserve"> </w:t>
+      </w:r>
+      <w:r>
+        <w:rPr>
+          <w:i/>
+          <w:iCs/>
+        </w:rPr>
+        <w:t xml:space="preserve">Life</w:t>
+      </w:r>
+      <w:r>
+        <w:rPr>
+          <w:i/>
+          <w:iCs/>
+        </w:rPr>
+        <w:t xml:space="preserve"> </w:t>
+      </w:r>
+      <w:r>
+        <w:rPr>
+          <w:i/>
+          <w:iCs/>
+        </w:rPr>
+        <w:t xml:space="preserve">Co.</w:t>
+      </w:r>
+      <w:r>
+        <w:t xml:space="preserve">, </w:t>
+      </w:r>
+      <w:r>
+        <w:t xml:space="preserve">No.</w:t>
+      </w:r>
+      <w:r>
+        <w:t xml:space="preserve"> </w:t>
+      </w:r>
+      <w:r>
+        <w:t xml:space="preserve">08-cv</w:t>
+        <w:noBreakHyphen/>
+        <w:t xml:space="preserve">2346,</w:t>
+      </w:r>
+      <w:r>
+        <w:t xml:space="preserve"> </w:t>
+      </w:r>
+      <w:r>
+        <w:t xml:space="preserve">2010</w:t>
+      </w:r>
+      <w:r>
+        <w:t xml:space="preserve"> </w:t>
+      </w:r>
+      <w:r>
+        <w:t xml:space="preserve">WL</w:t>
+      </w:r>
+      <w:r>
+        <w:t xml:space="preserve"> </w:t>
+      </w:r>
+      <w:r>
+        <w:t xml:space="preserve">3341803</w:t>
+      </w:r>
+      <w:r>
+        <w:t xml:space="preserve"> </w:t>
+      </w:r>
+      <w:r>
+        <w:t xml:space="preserve">(S.D.</w:t>
+      </w:r>
+      <w:r>
+        <w:t xml:space="preserve"> </w:t>
+      </w:r>
+      <w:r>
+        <w:t xml:space="preserve">Cal.</w:t>
+      </w:r>
+      <w:r>
+        <w:t xml:space="preserve"> </w:t>
+      </w:r>
+      <w:r>
+        <w:t xml:space="preserve">Aug.</w:t>
+      </w:r>
+      <w:r>
+        <w:t xml:space="preserve"> </w:t>
+      </w:r>
+      <w:r>
+        <w:t xml:space="preserve">25,</w:t>
+      </w:r>
+      <w:r>
+        <w:t xml:space="preserve"> </w:t>
+      </w:r>
+      <w:r>
+        <w:t xml:space="preserve">2010)</w:t>
+      </w:r>
+      <w:r>
+        <w:t xml:space="preserve">   </w:t>
       </w:r>
       <w:r>
         <w:tab/>
@@ -352,17 +1589,75 @@
     </w:p>
     <w:p>
       <w:pPr>
-        <w:pStyle w:val="TOAEntry"/>
-      </w:pPr>
-      <w:r>
-        <w:rPr>
-          <w:i/>
-          <w:iCs/>
-        </w:rPr>
-        <w:t xml:space="preserve">Ashcroft v. Iqbal</w:t>
-      </w:r>
-      <w:r>
-        <w:t xml:space="preserve">, 556 U.S. 662 (2009)</w:t>
+        <w:keepLines/>
+        <w:tabs>
+          <w:tab w:val="right" w:leader="dot" w:pos="9360"/>
+        </w:tabs>
+        <w:spacing w:before="300" w:after="0" w:line="300" w:lineRule="exact"/>
+        <w:ind w:left="504" w:right="720" w:hanging="504"/>
+        <w:jc w:val="left"/>
+      </w:pPr>
+      <w:r>
+        <w:rPr>
+          <w:i/>
+          <w:iCs/>
+        </w:rPr>
+        <w:t xml:space="preserve">Ashcroft</w:t>
+      </w:r>
+      <w:r>
+        <w:rPr>
+          <w:i/>
+          <w:iCs/>
+        </w:rPr>
+        <w:t xml:space="preserve"> </w:t>
+      </w:r>
+      <w:r>
+        <w:rPr>
+          <w:i/>
+          <w:iCs/>
+        </w:rPr>
+        <w:t xml:space="preserve">v.</w:t>
+      </w:r>
+      <w:r>
+        <w:rPr>
+          <w:i/>
+          <w:iCs/>
+        </w:rPr>
+        <w:t xml:space="preserve"> </w:t>
+      </w:r>
+      <w:r>
+        <w:rPr>
+          <w:i/>
+          <w:iCs/>
+        </w:rPr>
+        <w:t xml:space="preserve">Iqbal</w:t>
+      </w:r>
+      <w:r>
+        <w:t xml:space="preserve">, </w:t>
+      </w:r>
+      <w:r>
+        <w:t xml:space="preserve">556</w:t>
+      </w:r>
+      <w:r>
+        <w:t xml:space="preserve"> </w:t>
+      </w:r>
+      <w:r>
+        <w:t xml:space="preserve">U.S.</w:t>
+      </w:r>
+      <w:r>
+        <w:t xml:space="preserve"> </w:t>
+      </w:r>
+      <w:r>
+        <w:t xml:space="preserve">662</w:t>
+      </w:r>
+      <w:r>
+        <w:t xml:space="preserve"> </w:t>
+      </w:r>
+      <w:r>
+        <w:t xml:space="preserve">(2009)</w:t>
+      </w:r>
+      <w:r>
+        <w:t xml:space="preserve">   </w:t>
       </w:r>
       <w:r>
         <w:tab/>
@@ -373,17 +1668,87 @@
     </w:p>
     <w:p>
       <w:pPr>
-        <w:pStyle w:val="TOAEntry"/>
-      </w:pPr>
-      <w:r>
-        <w:rPr>
-          <w:i/>
-          <w:iCs/>
-        </w:rPr>
-        <w:t xml:space="preserve">Beck v. McDonald</w:t>
-      </w:r>
-      <w:r>
-        <w:t xml:space="preserve">, 848 F.3d 262 (4th Cir. 2017)</w:t>
+        <w:keepLines/>
+        <w:tabs>
+          <w:tab w:val="right" w:leader="dot" w:pos="9360"/>
+        </w:tabs>
+        <w:spacing w:before="300" w:after="0" w:line="300" w:lineRule="exact"/>
+        <w:ind w:left="504" w:right="720" w:hanging="504"/>
+        <w:jc w:val="left"/>
+      </w:pPr>
+      <w:r>
+        <w:rPr>
+          <w:i/>
+          <w:iCs/>
+        </w:rPr>
+        <w:t xml:space="preserve">Beck</w:t>
+      </w:r>
+      <w:r>
+        <w:rPr>
+          <w:i/>
+          <w:iCs/>
+        </w:rPr>
+        <w:t xml:space="preserve"> </w:t>
+      </w:r>
+      <w:r>
+        <w:rPr>
+          <w:i/>
+          <w:iCs/>
+        </w:rPr>
+        <w:t xml:space="preserve">v.</w:t>
+      </w:r>
+      <w:r>
+        <w:rPr>
+          <w:i/>
+          <w:iCs/>
+        </w:rPr>
+        <w:t xml:space="preserve"> </w:t>
+      </w:r>
+      <w:r>
+        <w:rPr>
+          <w:i/>
+          <w:iCs/>
+        </w:rPr>
+        <w:t xml:space="preserve">McDonald</w:t>
+      </w:r>
+      <w:r>
+        <w:t xml:space="preserve">, </w:t>
+      </w:r>
+      <w:r>
+        <w:t xml:space="preserve">848</w:t>
+      </w:r>
+      <w:r>
+        <w:t xml:space="preserve"> </w:t>
+      </w:r>
+      <w:r>
+        <w:t xml:space="preserve">F.3d</w:t>
+      </w:r>
+      <w:r>
+        <w:t xml:space="preserve"> </w:t>
+      </w:r>
+      <w:r>
+        <w:t xml:space="preserve">262</w:t>
+      </w:r>
+      <w:r>
+        <w:t xml:space="preserve"> </w:t>
+      </w:r>
+      <w:r>
+        <w:t xml:space="preserve">(4th</w:t>
+      </w:r>
+      <w:r>
+        <w:t xml:space="preserve"> </w:t>
+      </w:r>
+      <w:r>
+        <w:t xml:space="preserve">Cir.</w:t>
+      </w:r>
+      <w:r>
+        <w:t xml:space="preserve"> </w:t>
+      </w:r>
+      <w:r>
+        <w:t xml:space="preserve">2017)</w:t>
+      </w:r>
+      <w:r>
+        <w:t xml:space="preserve">   </w:t>
       </w:r>
       <w:r>
         <w:tab/>
@@ -394,17 +1759,103 @@
     </w:p>
     <w:p>
       <w:pPr>
-        <w:pStyle w:val="TOAEntry"/>
-      </w:pPr>
-      <w:r>
-        <w:rPr>
-          <w:i/>
-          <w:iCs/>
-        </w:rPr>
-        <w:t xml:space="preserve">Bell Atl. Corp. v. Twombly</w:t>
-      </w:r>
-      <w:r>
-        <w:t xml:space="preserve">, 550 U.S. 544 (2007)</w:t>
+        <w:keepLines/>
+        <w:tabs>
+          <w:tab w:val="right" w:leader="dot" w:pos="9360"/>
+        </w:tabs>
+        <w:spacing w:before="300" w:after="0" w:line="300" w:lineRule="exact"/>
+        <w:ind w:left="504" w:right="720" w:hanging="504"/>
+        <w:jc w:val="left"/>
+      </w:pPr>
+      <w:r>
+        <w:rPr>
+          <w:i/>
+          <w:iCs/>
+        </w:rPr>
+        <w:t xml:space="preserve">Bell</w:t>
+      </w:r>
+      <w:r>
+        <w:rPr>
+          <w:i/>
+          <w:iCs/>
+        </w:rPr>
+        <w:t xml:space="preserve"> </w:t>
+      </w:r>
+      <w:r>
+        <w:rPr>
+          <w:i/>
+          <w:iCs/>
+        </w:rPr>
+        <w:t xml:space="preserve">Atl.</w:t>
+      </w:r>
+      <w:r>
+        <w:rPr>
+          <w:i/>
+          <w:iCs/>
+        </w:rPr>
+        <w:t xml:space="preserve"> </w:t>
+      </w:r>
+      <w:r>
+        <w:rPr>
+          <w:i/>
+          <w:iCs/>
+        </w:rPr>
+        <w:t xml:space="preserve">Corp.</w:t>
+      </w:r>
+      <w:r>
+        <w:rPr>
+          <w:i/>
+          <w:iCs/>
+        </w:rPr>
+        <w:t xml:space="preserve"> </w:t>
+      </w:r>
+      <w:r>
+        <w:rPr>
+          <w:i/>
+          <w:iCs/>
+        </w:rPr>
+        <w:t xml:space="preserve">v.</w:t>
+      </w:r>
+      <w:r>
+        <w:rPr>
+          <w:i/>
+          <w:iCs/>
+        </w:rPr>
+        <w:t xml:space="preserve"> </w:t>
+      </w:r>
+      <w:r>
+        <w:rPr>
+          <w:i/>
+          <w:iCs/>
+        </w:rPr>
+        <w:t xml:space="preserve">Twombly</w:t>
+      </w:r>
+      <w:r>
+        <w:t xml:space="preserve">, </w:t>
+      </w:r>
+      <w:r>
+        <w:t xml:space="preserve">550</w:t>
+      </w:r>
+      <w:r>
+        <w:t xml:space="preserve"> </w:t>
+      </w:r>
+      <w:r>
+        <w:t xml:space="preserve">U.S.</w:t>
+      </w:r>
+      <w:r>
+        <w:t xml:space="preserve"> </w:t>
+      </w:r>
+      <w:r>
+        <w:t xml:space="preserve">544</w:t>
+      </w:r>
+      <w:r>
+        <w:t xml:space="preserve"> </w:t>
+      </w:r>
+      <w:r>
+        <w:t xml:space="preserve">(2007)</w:t>
+      </w:r>
+      <w:r>
+        <w:t xml:space="preserve">   </w:t>
       </w:r>
       <w:r>
         <w:tab/>
@@ -415,17 +1866,149 @@
     </w:p>
     <w:p>
       <w:pPr>
-        <w:pStyle w:val="TOAEntry"/>
-      </w:pPr>
-      <w:r>
-        <w:rPr>
-          <w:i/>
-          <w:iCs/>
-        </w:rPr>
-        <w:t xml:space="preserve">Mahoney v. J.J. Weiser &amp; Co., Inc.</w:t>
-      </w:r>
-      <w:r>
-        <w:t xml:space="preserve">, 564 F. Supp. 2d 248 (S.D.N.Y. 2008)</w:t>
+        <w:keepLines/>
+        <w:tabs>
+          <w:tab w:val="right" w:leader="dot" w:pos="9360"/>
+        </w:tabs>
+        <w:spacing w:before="300" w:after="0" w:line="300" w:lineRule="exact"/>
+        <w:ind w:left="504" w:right="720" w:hanging="504"/>
+        <w:jc w:val="left"/>
+      </w:pPr>
+      <w:r>
+        <w:rPr>
+          <w:i/>
+          <w:iCs/>
+        </w:rPr>
+        <w:t xml:space="preserve">Mahoney</w:t>
+      </w:r>
+      <w:r>
+        <w:rPr>
+          <w:i/>
+          <w:iCs/>
+        </w:rPr>
+        <w:t xml:space="preserve"> </w:t>
+      </w:r>
+      <w:r>
+        <w:rPr>
+          <w:i/>
+          <w:iCs/>
+        </w:rPr>
+        <w:t xml:space="preserve">v.</w:t>
+      </w:r>
+      <w:r>
+        <w:rPr>
+          <w:i/>
+          <w:iCs/>
+        </w:rPr>
+        <w:t xml:space="preserve"> </w:t>
+      </w:r>
+      <w:r>
+        <w:rPr>
+          <w:i/>
+          <w:iCs/>
+        </w:rPr>
+        <w:t xml:space="preserve">J.J.</w:t>
+      </w:r>
+      <w:r>
+        <w:rPr>
+          <w:i/>
+          <w:iCs/>
+        </w:rPr>
+        <w:t xml:space="preserve"> </w:t>
+      </w:r>
+      <w:r>
+        <w:rPr>
+          <w:i/>
+          <w:iCs/>
+        </w:rPr>
+        <w:t xml:space="preserve">Weiser</w:t>
+      </w:r>
+      <w:r>
+        <w:rPr>
+          <w:i/>
+          <w:iCs/>
+        </w:rPr>
+        <w:t xml:space="preserve"> </w:t>
+      </w:r>
+      <w:r>
+        <w:rPr>
+          <w:i/>
+          <w:iCs/>
+        </w:rPr>
+        <w:t xml:space="preserve">&amp;</w:t>
+      </w:r>
+      <w:r>
+        <w:rPr>
+          <w:i/>
+          <w:iCs/>
+        </w:rPr>
+        <w:t xml:space="preserve"> </w:t>
+      </w:r>
+      <w:r>
+        <w:rPr>
+          <w:i/>
+          <w:iCs/>
+        </w:rPr>
+        <w:t xml:space="preserve">Co.,</w:t>
+      </w:r>
+      <w:r>
+        <w:rPr>
+          <w:i/>
+          <w:iCs/>
+        </w:rPr>
+        <w:t xml:space="preserve"> </w:t>
+      </w:r>
+      <w:r>
+        <w:rPr>
+          <w:i/>
+          <w:iCs/>
+        </w:rPr>
+        <w:t xml:space="preserve">Inc.</w:t>
+      </w:r>
+      <w:r>
+        <w:t xml:space="preserve">, </w:t>
+      </w:r>
+      <w:r>
+        <w:t xml:space="preserve">564</w:t>
+      </w:r>
+      <w:r>
+        <w:t xml:space="preserve"> </w:t>
+      </w:r>
+      <w:r>
+        <w:t xml:space="preserve">F.</w:t>
+      </w:r>
+      <w:r>
+        <w:t xml:space="preserve"> </w:t>
+      </w:r>
+      <w:r>
+        <w:t xml:space="preserve">Supp.</w:t>
+      </w:r>
+      <w:r>
+        <w:t xml:space="preserve"> </w:t>
+      </w:r>
+      <w:r>
+        <w:t xml:space="preserve">2d</w:t>
+      </w:r>
+      <w:r>
+        <w:t xml:space="preserve"> </w:t>
+      </w:r>
+      <w:r>
+        <w:t xml:space="preserve">248</w:t>
+      </w:r>
+      <w:r>
+        <w:t xml:space="preserve"> </w:t>
+      </w:r>
+      <w:r>
+        <w:t xml:space="preserve">(S.D.N.Y.</w:t>
+      </w:r>
+      <w:r>
+        <w:t xml:space="preserve"> </w:t>
+      </w:r>
+      <w:r>
+        <w:t xml:space="preserve">2008)</w:t>
+      </w:r>
+      <w:r>
+        <w:t xml:space="preserve">   </w:t>
       </w:r>
       <w:r>
         <w:tab/>
@@ -436,17 +2019,203 @@
     </w:p>
     <w:p>
       <w:pPr>
-        <w:pStyle w:val="TOAEntry"/>
-      </w:pPr>
-      <w:r>
-        <w:rPr>
-          <w:i/>
-          <w:iCs/>
-        </w:rPr>
-        <w:t xml:space="preserve">Nat’l All. for Accessibility, Inc. v. Big Lots Stores, Inc.</w:t>
-      </w:r>
-      <w:r>
-        <w:t xml:space="preserve">, No. 1:11–cv–941, 2012 WL 1440226 (M.D.N.C. Apr. 26, 2012)</w:t>
+        <w:keepLines/>
+        <w:tabs>
+          <w:tab w:val="right" w:leader="dot" w:pos="9360"/>
+        </w:tabs>
+        <w:spacing w:before="300" w:after="0" w:line="300" w:lineRule="exact"/>
+        <w:ind w:left="504" w:right="720" w:hanging="504"/>
+        <w:jc w:val="left"/>
+      </w:pPr>
+      <w:r>
+        <w:rPr>
+          <w:i/>
+          <w:iCs/>
+        </w:rPr>
+        <w:t xml:space="preserve">Nat’l</w:t>
+      </w:r>
+      <w:r>
+        <w:rPr>
+          <w:i/>
+          <w:iCs/>
+        </w:rPr>
+        <w:t xml:space="preserve"> </w:t>
+      </w:r>
+      <w:r>
+        <w:rPr>
+          <w:i/>
+          <w:iCs/>
+        </w:rPr>
+        <w:t xml:space="preserve">All.</w:t>
+      </w:r>
+      <w:r>
+        <w:rPr>
+          <w:i/>
+          <w:iCs/>
+        </w:rPr>
+        <w:t xml:space="preserve"> </w:t>
+      </w:r>
+      <w:r>
+        <w:rPr>
+          <w:i/>
+          <w:iCs/>
+        </w:rPr>
+        <w:t xml:space="preserve">for</w:t>
+      </w:r>
+      <w:r>
+        <w:rPr>
+          <w:i/>
+          <w:iCs/>
+        </w:rPr>
+        <w:t xml:space="preserve"> </w:t>
+      </w:r>
+      <w:r>
+        <w:rPr>
+          <w:i/>
+          <w:iCs/>
+        </w:rPr>
+        <w:t xml:space="preserve">Accessibility,</w:t>
+      </w:r>
+      <w:r>
+        <w:rPr>
+          <w:i/>
+          <w:iCs/>
+        </w:rPr>
+        <w:t xml:space="preserve"> </w:t>
+      </w:r>
+      <w:r>
+        <w:rPr>
+          <w:i/>
+          <w:iCs/>
+        </w:rPr>
+        <w:t xml:space="preserve">Inc.</w:t>
+      </w:r>
+      <w:r>
+        <w:rPr>
+          <w:i/>
+          <w:iCs/>
+        </w:rPr>
+        <w:t xml:space="preserve"> </w:t>
+      </w:r>
+      <w:r>
+        <w:rPr>
+          <w:i/>
+          <w:iCs/>
+        </w:rPr>
+        <w:t xml:space="preserve">v.</w:t>
+      </w:r>
+      <w:r>
+        <w:rPr>
+          <w:i/>
+          <w:iCs/>
+        </w:rPr>
+        <w:t xml:space="preserve"> </w:t>
+      </w:r>
+      <w:r>
+        <w:rPr>
+          <w:i/>
+          <w:iCs/>
+        </w:rPr>
+        <w:t xml:space="preserve">Big</w:t>
+      </w:r>
+      <w:r>
+        <w:rPr>
+          <w:i/>
+          <w:iCs/>
+        </w:rPr>
+        <w:t xml:space="preserve"> </w:t>
+      </w:r>
+      <w:r>
+        <w:rPr>
+          <w:i/>
+          <w:iCs/>
+        </w:rPr>
+        <w:t xml:space="preserve">Lots</w:t>
+      </w:r>
+      <w:r>
+        <w:rPr>
+          <w:i/>
+          <w:iCs/>
+        </w:rPr>
+        <w:t xml:space="preserve"> </w:t>
+      </w:r>
+      <w:r>
+        <w:rPr>
+          <w:i/>
+          <w:iCs/>
+        </w:rPr>
+        <w:t xml:space="preserve">Stores,</w:t>
+      </w:r>
+      <w:r>
+        <w:rPr>
+          <w:i/>
+          <w:iCs/>
+        </w:rPr>
+        <w:t xml:space="preserve"> </w:t>
+      </w:r>
+      <w:r>
+        <w:rPr>
+          <w:i/>
+          <w:iCs/>
+        </w:rPr>
+        <w:t xml:space="preserve">Inc.</w:t>
+      </w:r>
+      <w:r>
+        <w:t xml:space="preserve">, </w:t>
+      </w:r>
+      <w:r>
+        <w:t xml:space="preserve">No.</w:t>
+      </w:r>
+      <w:r>
+        <w:t xml:space="preserve"> </w:t>
+      </w:r>
+      <w:r>
+        <w:t xml:space="preserve">1:11–cv–941,</w:t>
+      </w:r>
+      <w:r>
+        <w:t xml:space="preserve"> </w:t>
+      </w:r>
+      <w:r>
+        <w:t xml:space="preserve">2012</w:t>
+      </w:r>
+      <w:r>
+        <w:t xml:space="preserve"> </w:t>
+      </w:r>
+      <w:r>
+        <w:t xml:space="preserve">WL</w:t>
+      </w:r>
+      <w:r>
+        <w:t xml:space="preserve"> </w:t>
+      </w:r>
+      <w:r>
+        <w:t xml:space="preserve">1440226</w:t>
+      </w:r>
+      <w:r>
+        <w:t xml:space="preserve"> </w:t>
+      </w:r>
+      <w:r>
+        <w:t xml:space="preserve">(M.D.N.C.</w:t>
+      </w:r>
+      <w:r>
+        <w:t xml:space="preserve"> </w:t>
+      </w:r>
+      <w:r>
+        <w:t xml:space="preserve">Apr.</w:t>
+      </w:r>
+      <w:r>
+        <w:t xml:space="preserve"> </w:t>
+      </w:r>
+      <w:r>
+        <w:t xml:space="preserve">26,</w:t>
+      </w:r>
+      <w:r>
+        <w:t xml:space="preserve"> </w:t>
+      </w:r>
+      <w:r>
+        <w:t xml:space="preserve">2012)</w:t>
+      </w:r>
+      <w:r>
+        <w:t xml:space="preserve">   </w:t>
       </w:r>
       <w:r>
         <w:tab/>
@@ -457,17 +2226,89 @@
     </w:p>
     <w:p>
       <w:pPr>
-        <w:pStyle w:val="TOAEntry"/>
-      </w:pPr>
-      <w:r>
-        <w:rPr>
-          <w:i/>
-          <w:iCs/>
-        </w:rPr>
-        <w:t xml:space="preserve">Spokeo, Inc. v. Robins</w:t>
-      </w:r>
-      <w:r>
-        <w:t xml:space="preserve">, 578 U.S. 330 (2016)</w:t>
+        <w:keepLines/>
+        <w:tabs>
+          <w:tab w:val="right" w:leader="dot" w:pos="9360"/>
+        </w:tabs>
+        <w:spacing w:before="300" w:after="0" w:line="300" w:lineRule="exact"/>
+        <w:ind w:left="504" w:right="720" w:hanging="504"/>
+        <w:jc w:val="left"/>
+      </w:pPr>
+      <w:r>
+        <w:rPr>
+          <w:i/>
+          <w:iCs/>
+        </w:rPr>
+        <w:t xml:space="preserve">Spokeo,</w:t>
+      </w:r>
+      <w:r>
+        <w:rPr>
+          <w:i/>
+          <w:iCs/>
+        </w:rPr>
+        <w:t xml:space="preserve"> </w:t>
+      </w:r>
+      <w:r>
+        <w:rPr>
+          <w:i/>
+          <w:iCs/>
+        </w:rPr>
+        <w:t xml:space="preserve">Inc.</w:t>
+      </w:r>
+      <w:r>
+        <w:rPr>
+          <w:i/>
+          <w:iCs/>
+        </w:rPr>
+        <w:t xml:space="preserve"> </w:t>
+      </w:r>
+      <w:r>
+        <w:rPr>
+          <w:i/>
+          <w:iCs/>
+        </w:rPr>
+        <w:t xml:space="preserve">v.</w:t>
+      </w:r>
+      <w:r>
+        <w:rPr>
+          <w:i/>
+          <w:iCs/>
+        </w:rPr>
+        <w:t xml:space="preserve"> </w:t>
+      </w:r>
+      <w:r>
+        <w:rPr>
+          <w:i/>
+          <w:iCs/>
+        </w:rPr>
+        <w:t xml:space="preserve">Robins</w:t>
+      </w:r>
+      <w:r>
+        <w:t xml:space="preserve">, </w:t>
+      </w:r>
+      <w:r>
+        <w:t xml:space="preserve">578</w:t>
+      </w:r>
+      <w:r>
+        <w:t xml:space="preserve"> </w:t>
+      </w:r>
+      <w:r>
+        <w:t xml:space="preserve">U.S.</w:t>
+      </w:r>
+      <w:r>
+        <w:t xml:space="preserve"> </w:t>
+      </w:r>
+      <w:r>
+        <w:t xml:space="preserve">330</w:t>
+      </w:r>
+      <w:r>
+        <w:t xml:space="preserve"> </w:t>
+      </w:r>
+      <w:r>
+        <w:t xml:space="preserve">(2016)</w:t>
+      </w:r>
+      <w:r>
+        <w:t xml:space="preserve">   </w:t>
       </w:r>
       <w:r>
         <w:tab/>
@@ -478,39 +2319,166 @@
     </w:p>
     <w:p>
       <w:pPr>
-        <w:pStyle w:val="TOAEntry"/>
-      </w:pPr>
-      <w:r>
-        <w:rPr>
-          <w:i/>
-          <w:iCs/>
-        </w:rPr>
-        <w:t xml:space="preserve">Thole v. U.S. Bank N.A.</w:t>
-      </w:r>
-      <w:r>
-        <w:t xml:space="preserve">, 590 U.S. 538 (2020)</w:t>
+        <w:keepLines/>
+        <w:tabs>
+          <w:tab w:val="right" w:leader="dot" w:pos="9360"/>
+        </w:tabs>
+        <w:spacing w:before="300" w:after="0" w:line="300" w:lineRule="exact"/>
+        <w:ind w:left="504" w:right="720" w:hanging="504"/>
+        <w:jc w:val="left"/>
+      </w:pPr>
+      <w:r>
+        <w:rPr>
+          <w:i/>
+          <w:iCs/>
+        </w:rPr>
+        <w:t xml:space="preserve">Thole</w:t>
+      </w:r>
+      <w:r>
+        <w:rPr>
+          <w:i/>
+          <w:iCs/>
+        </w:rPr>
+        <w:t xml:space="preserve"> </w:t>
+      </w:r>
+      <w:r>
+        <w:rPr>
+          <w:i/>
+          <w:iCs/>
+        </w:rPr>
+        <w:t xml:space="preserve">v.</w:t>
+      </w:r>
+      <w:r>
+        <w:rPr>
+          <w:i/>
+          <w:iCs/>
+        </w:rPr>
+        <w:t xml:space="preserve"> </w:t>
+      </w:r>
+      <w:r>
+        <w:rPr>
+          <w:i/>
+          <w:iCs/>
+        </w:rPr>
+        <w:t xml:space="preserve">U.S.</w:t>
+      </w:r>
+      <w:r>
+        <w:rPr>
+          <w:i/>
+          <w:iCs/>
+        </w:rPr>
+        <w:t xml:space="preserve"> </w:t>
+      </w:r>
+      <w:r>
+        <w:rPr>
+          <w:i/>
+          <w:iCs/>
+        </w:rPr>
+        <w:t xml:space="preserve">Bank</w:t>
+      </w:r>
+      <w:r>
+        <w:rPr>
+          <w:i/>
+          <w:iCs/>
+        </w:rPr>
+        <w:t xml:space="preserve"> </w:t>
+      </w:r>
+      <w:r>
+        <w:rPr>
+          <w:i/>
+          <w:iCs/>
+        </w:rPr>
+        <w:t xml:space="preserve">N.A.</w:t>
+      </w:r>
+      <w:r>
+        <w:t xml:space="preserve">, </w:t>
+      </w:r>
+      <w:r>
+        <w:t xml:space="preserve">590</w:t>
+      </w:r>
+      <w:r>
+        <w:t xml:space="preserve"> </w:t>
+      </w:r>
+      <w:r>
+        <w:t xml:space="preserve">U.S.</w:t>
+      </w:r>
+      <w:r>
+        <w:t xml:space="preserve"> </w:t>
+      </w:r>
+      <w:r>
+        <w:t xml:space="preserve">538</w:t>
+      </w:r>
+      <w:r>
+        <w:t xml:space="preserve"> </w:t>
+      </w:r>
+      <w:r>
+        <w:t xml:space="preserve">(2020)</w:t>
+      </w:r>
+      <w:r>
+        <w:t xml:space="preserve">   </w:t>
       </w:r>
       <w:r>
         <w:tab/>
       </w:r>
       <w:r>
-        <w:t xml:space="preserve">1</w:t>
-      </w:r>
-    </w:p>
-    <w:p>
-      <w:pPr>
-        <w:pStyle w:val="TOAGroup"/>
-      </w:pPr>
-      <w:r>
+        <w:t xml:space="preserve">2</w:t>
+      </w:r>
+    </w:p>
+    <w:p>
+      <w:pPr>
+        <w:keepNext/>
+        <w:keepLines/>
+        <w:spacing w:before="300" w:after="0" w:line="300" w:lineRule="exact"/>
+        <w:ind w:left="0" w:firstLine="0"/>
+        <w:jc w:val="left"/>
+      </w:pPr>
+      <w:r>
+        <w:rPr>
+          <w:b/>
+          <w:bCs/>
+        </w:rPr>
         <w:t xml:space="preserve">Federal Rules</w:t>
       </w:r>
     </w:p>
     <w:p>
       <w:pPr>
-        <w:pStyle w:val="TOAEntry"/>
-      </w:pPr>
-      <w:r>
-        <w:t xml:space="preserve">Fed. R. Civ. P. 12(b)(1)</w:t>
+        <w:keepLines/>
+        <w:tabs>
+          <w:tab w:val="right" w:leader="dot" w:pos="9360"/>
+        </w:tabs>
+        <w:spacing w:before="300" w:after="0" w:line="300" w:lineRule="exact"/>
+        <w:ind w:left="504" w:right="720" w:hanging="504"/>
+        <w:jc w:val="left"/>
+      </w:pPr>
+      <w:r>
+        <w:t xml:space="preserve">Fed.</w:t>
+      </w:r>
+      <w:r>
+        <w:t xml:space="preserve"> </w:t>
+      </w:r>
+      <w:r>
+        <w:t xml:space="preserve">R.</w:t>
+      </w:r>
+      <w:r>
+        <w:t xml:space="preserve"> </w:t>
+      </w:r>
+      <w:r>
+        <w:t xml:space="preserve">Civ.</w:t>
+      </w:r>
+      <w:r>
+        <w:t xml:space="preserve"> </w:t>
+      </w:r>
+      <w:r>
+        <w:t xml:space="preserve">P.</w:t>
+      </w:r>
+      <w:r>
+        <w:t xml:space="preserve"> </w:t>
+      </w:r>
+      <w:r>
+        <w:t xml:space="preserve">12(b)⁠(1)</w:t>
+      </w:r>
+      <w:r>
+        <w:t xml:space="preserve">   </w:t>
       </w:r>
       <w:r>
         <w:tab/>
@@ -521,10 +2489,43 @@
     </w:p>
     <w:p>
       <w:pPr>
-        <w:pStyle w:val="TOAEntry"/>
-      </w:pPr>
-      <w:r>
-        <w:t xml:space="preserve">Fed. R. Civ. P. 12(b)(6)</w:t>
+        <w:keepLines/>
+        <w:tabs>
+          <w:tab w:val="right" w:leader="dot" w:pos="9360"/>
+        </w:tabs>
+        <w:spacing w:before="300" w:after="0" w:line="300" w:lineRule="exact"/>
+        <w:ind w:left="504" w:right="720" w:hanging="504"/>
+        <w:jc w:val="left"/>
+      </w:pPr>
+      <w:r>
+        <w:t xml:space="preserve">Fed.</w:t>
+      </w:r>
+      <w:r>
+        <w:t xml:space="preserve"> </w:t>
+      </w:r>
+      <w:r>
+        <w:t xml:space="preserve">R.</w:t>
+      </w:r>
+      <w:r>
+        <w:t xml:space="preserve"> </w:t>
+      </w:r>
+      <w:r>
+        <w:t xml:space="preserve">Civ.</w:t>
+      </w:r>
+      <w:r>
+        <w:t xml:space="preserve"> </w:t>
+      </w:r>
+      <w:r>
+        <w:t xml:space="preserve">P.</w:t>
+      </w:r>
+      <w:r>
+        <w:t xml:space="preserve"> </w:t>
+      </w:r>
+      <w:r>
+        <w:t xml:space="preserve">12(b)⁠(6)</w:t>
+      </w:r>
+      <w:r>
+        <w:t xml:space="preserve">   </w:t>
       </w:r>
       <w:r>
         <w:tab/>
@@ -535,33 +2536,48 @@
     </w:p>
     <w:p>
       <w:pPr>
+        <w:spacing w:before="0" w:after="0" w:line="20" w:lineRule="exact"/>
         <w:sectPr>
-          <w:footerReference w:type="default" r:id="rId9"/>
+          <w:footerReference w:type="default" r:id="rIdFtrPage"/>
           <w:pgSz w:w="12240" w:h="15840"/>
           <w:pgMar w:top="1800" w:right="1440" w:bottom="1440" w:left="1440" w:header="720" w:footer="576" w:gutter="0"/>
           <w:pgNumType w:fmt="lowerRoman" w:start="1"/>
-          <w:cols w:space="720"/>
         </w:sectPr>
       </w:pPr>
     </w:p>
-    <w:bookmarkStart w:id="20" w:name="introduction"/>
-    <w:p>
-      <w:pPr>
-        <w:pStyle w:val="Heading2"/>
-      </w:pPr>
-      <w:r>
+    <w:p>
+      <w:pPr>
+        <w:keepNext/>
+        <w:keepLines/>
+        <w:spacing w:before="0" w:after="0" w:line="460" w:lineRule="exact"/>
+        <w:ind w:left="720" w:hanging="720"/>
+        <w:jc w:val="left"/>
+      </w:pPr>
+      <w:r>
+        <w:rPr>
+          <w:b/>
+          <w:bCs/>
+        </w:rPr>
         <w:t xml:space="preserve">I.</w:t>
       </w:r>
       <w:r>
+        <w:rPr>
+          <w:b/>
+          <w:bCs/>
+        </w:rPr>
         <w:tab/>
       </w:r>
       <w:r>
+        <w:rPr>
+          <w:b/>
+          <w:bCs/>
+        </w:rPr>
         <w:t xml:space="preserve">Introduction</w:t>
       </w:r>
     </w:p>
     <w:p>
       <w:pPr>
-        <w:pStyle w:val="FirstParagraph"/>
+        <w:pStyle w:val="BodyText"/>
       </w:pPr>
       <w:r>
         <w:t xml:space="preserve">Voluntary benefits insurance (“VBI”) is exactly that—voluntary. Employees may choose to purchase this optional coverage, with their own money, to receive fixed cash benefits from third party insurance companies for events such as accidents, hospitalization, or critical illness, or decline it if they decide the coverage is not worth the cost.</w:t>
@@ -580,7 +2596,7 @@
         <w:pStyle w:val="BodyText"/>
       </w:pPr>
       <w:r>
-        <w:t xml:space="preserve">Plaintiffs elected to enroll in Laboratory Corporation of America Holdings Group Benefits Plan’s (the “Plan’s”) VBI program but now regret that choice, claiming they “were injured because they overpaid for premiums.” Compl. ¶ 135. One might expect a complaint premised on such a claim to allege what premiums participants actually paid and compare them to premiums charged in similar plans, in order to show how much they were supposedly overcharged—or that they were even overcharged at all. The Complaint’s conclusory allegations do neither.  Instead, Plaintiffs substitute rhetoric for substance, devoting page after page to arguing that the VBI program’s insurer paid too much in broker commissions and had too low a “loss ratio”—an industry metric measuring insurer profitability across an entire line of business (i.e., large- and small-group, and individual markets). Those metrics are irrelevant to the question at hand: whether the premiums charged to Plan participants were too high. But Plaintiffs’ own allegations reveal that Labcorp’s premiums were actually comparable to—and often lower than—those in the plans that Plaintiffs identify as comparators.</w:t>
+        <w:t xml:space="preserve">Plaintiffs elected to enroll in Laboratory Corporation of America Holdings Group Benefits Plan’s (the “Plan’s”) VBI program but now regret that choice, claiming they “were injured because they overpaid for premiums.” Compl. ¶ 135. One might expect a complaint premised on such a claim to allege what premiums participants actually paid and compare them to premiums charged in similar plans, in order to show how much they were supposedly overcharged—or that they were even overcharged at all. The Complaint’s conclusory allegations do neither. Instead, Plaintiffs substitute rhetoric for substance, devoting page after page to arguing that the VBI program’s insurer paid too much in broker commissions and had too low a “loss ratio”—an industry metric measuring insurer profitability across an entire line of business (i.e., large- and small-group, and individual markets). Those metrics are irrelevant to the question at hand: whether the premiums charged to Plan participants were too high. But Plaintiffs’ own allegations reveal that Labcorp’s premiums were actually comparable to—and often lower than—those in the plans that Plaintiffs identify as comparators.</w:t>
       </w:r>
     </w:p>
     <w:p>
@@ -593,15 +2609,24 @@
       <w:r>
         <w:t xml:space="preserve"> </w:t>
       </w:r>
-      <w:r>
-        <w:rPr>
-          <w:i/>
-          <w:iCs/>
-        </w:rPr>
-        <w:t xml:space="preserve">Thole v. U.S. Bank N.A.</w:t>
-      </w:r>
-      <w:r>
-        <w:t xml:space="preserve">, 590 U.S. 538, 540, 543–46 (2020). Second, Plaintiffs have not alleged any financial injury at all. Either defect should end this lawsuit.</w:t>
+      <w:hyperlink r:id="rId9">
+        <w:r>
+          <w:rPr>
+            <w:rStyle w:val="Hyperlink"/>
+            <w:i/>
+            <w:iCs/>
+          </w:rPr>
+          <w:t xml:space="preserve">Thole v. U.S. Bank N.A.</w:t>
+        </w:r>
+        <w:r>
+          <w:rPr>
+            <w:rStyle w:val="Hyperlink"/>
+          </w:rPr>
+          <w:t xml:space="preserve">, 590 U.S. 538, 540, 543–46 (2020)</w:t>
+        </w:r>
+      </w:hyperlink>
+      <w:r>
+        <w:t xml:space="preserve">. Second, Plaintiffs have not alleged any financial injury at all. Either defect should end this lawsuit.</w:t>
       </w:r>
     </w:p>
     <w:p>
@@ -625,7 +2650,7 @@
         <w:pStyle w:val="BodyText"/>
       </w:pPr>
       <w:r>
-        <w:t xml:space="preserve">The relief Plaintiffs seek is likewise unavailable under ERISA’s civil enforcement provisions. Section 502(a)(2) permits suits only to remedy losses to the plan as a whole, yet Plaintiffs allege only that certain participants who elected voluntary coverage supposedly overpaid premiums. And Section 502(a)(3) authorizes only equitable relief tied to specific property in a defendant’s possession, but Plaintiffs seek to hold Labcorp liable for money it never received.</w:t>
+        <w:t xml:space="preserve">The relief Plaintiffs seek is likewise unavailable under ERISA’s civil enforcement provisions. Section 502(a)⁠(2) permits suits only to remedy losses to the plan as a whole, yet Plaintiffs allege only that certain participants who elected voluntary coverage supposedly overpaid premiums. And Section 502(a)⁠(3) authorizes only equitable relief tied to specific property in a defendant’s possession, but Plaintiffs seek to hold Labcorp liable for money it never received.</w:t>
       </w:r>
     </w:p>
     <w:p>
@@ -636,25 +2661,39 @@
         <w:t xml:space="preserve">At bottom, Plaintiffs never plausibly allege the one thing their case requires: that participants who voluntarily elected this optional coverage paid too much for it. The Complaint therefore fails to establish standing or state a claim and should be dismissed.</w:t>
       </w:r>
     </w:p>
-    <w:bookmarkEnd w:id="20"/>
-    <w:bookmarkStart w:id="21" w:name="background"/>
-    <w:p>
-      <w:pPr>
-        <w:pStyle w:val="Heading2"/>
-      </w:pPr>
-      <w:r>
+    <w:p>
+      <w:pPr>
+        <w:keepNext/>
+        <w:keepLines/>
+        <w:spacing w:before="0" w:after="0" w:line="460" w:lineRule="exact"/>
+        <w:ind w:left="720" w:hanging="720"/>
+        <w:jc w:val="left"/>
+      </w:pPr>
+      <w:r>
+        <w:rPr>
+          <w:b/>
+          <w:bCs/>
+        </w:rPr>
         <w:t xml:space="preserve">II.</w:t>
       </w:r>
       <w:r>
+        <w:rPr>
+          <w:b/>
+          <w:bCs/>
+        </w:rPr>
         <w:tab/>
       </w:r>
       <w:r>
+        <w:rPr>
+          <w:b/>
+          <w:bCs/>
+        </w:rPr>
         <w:t xml:space="preserve">Background</w:t>
       </w:r>
     </w:p>
     <w:p>
       <w:pPr>
-        <w:pStyle w:val="FirstParagraph"/>
+        <w:pStyle w:val="BodyText"/>
       </w:pPr>
       <w:r>
         <w:t xml:space="preserve">Labcorp provides its employees with a comprehensive package of health and welfare benefits, including traditional medical coverage and other core protections designed to address employees’ basic healthcare needs. Recognizing that employees’ circumstances and risk preferences vary, Labcorp also offers optional voluntary benefits insurance (“VBI”) that employees may elect if they wish to obtain additional protection beyond those core benefits.</w:t>
@@ -681,33 +2720,63 @@
         <w:pStyle w:val="BodyText"/>
       </w:pPr>
       <w:r>
-        <w:t xml:space="preserve">Participation in the VBI program is entirely voluntary. During open enrollment, employees decide whether to enroll and, if so, which policies and coverage levels to select. Unlike Labcorp’s core health care benefits, which are subsidized by the company, employees who elect VBI coverage pay the full cost of the premiums through payroll deductions. Id. ¶ 38. Prior to enrollment, employees are provided the premiums, coverage levels, and policy terms so they can evaluate the available options and decide whether the additional protection fits their needs and financial circumstances. The program renews each year, allowing employees dissatisfied with the coverage or its cost to reconsider their decision annually.  As is common in voluntary insurance arrangements, the insurer pays the broker a commission out of the premiums collected. The amount of those commissions is negotiated privately between the insurer and the broker. These commissions compensate the broker for services such as customer acquisition, coordinating enrollment, handling policy renewals, and administering the coverage, among other things. Courts have consistently recognized that such compensation does not, without more, render a broker a fiduciary.</w:t>
-      </w:r>
-      <w:r>
-        <w:t xml:space="preserve"> </w:t>
-      </w:r>
-      <w:r>
-        <w:rPr>
-          <w:i/>
-          <w:iCs/>
-        </w:rPr>
-        <w:t xml:space="preserve">Advanced Salon Visions, Inc. v. Lincoln Benefit Life Co.</w:t>
-      </w:r>
-      <w:r>
-        <w:t xml:space="preserve">, No. 08-cv-2346, 2010 WL 3341803, at *7–8 (S.D. Cal. Aug. 25, 2010) (collecting cases). That is because the broker lacks the requisite control over plan assets or decision-making authority—specifically, it does not have the discretion to select insurance policies or approve the payment of premiums.</w:t>
-      </w:r>
-      <w:r>
-        <w:t xml:space="preserve"> </w:t>
-      </w:r>
-      <w:r>
-        <w:rPr>
-          <w:i/>
-          <w:iCs/>
-        </w:rPr>
-        <w:t xml:space="preserve">Mahoney v. J.J. Weiser &amp; Co., Inc.</w:t>
-      </w:r>
-      <w:r>
-        <w:t xml:space="preserve">, 564 F. Supp. 2d 248, 257 (S.D.N.Y. 2008).</w:t>
+        <w:t xml:space="preserve">Participation in the VBI program is entirely voluntary. During open enrollment, employees decide whether to enroll and, if so, which policies and coverage levels to select. Unlike Labcorp’s core health care benefits, which are subsidized by the company, employees who elect VBI coverage pay the full cost of the premiums through payroll deductions. Id. ¶ 38. Prior to enrollment, employees are provided the premiums, coverage levels, and policy terms so they can evaluate the available options and decide whether the additional protection fits their needs and financial circumstances. The program renews each year, allowing employees dissatisfied with the coverage or its cost to reconsider their decision annually. As is common in voluntary insurance arrangements, the insurer pays the broker a commission out of the premiums collected. The amount of those commissions is negotiated privately between the insurer and the broker. These commissions compensate the broker for services such as customer acquisition, coordinating enrollment, handling policy renewals, and administering the coverage, among other things. Courts have consistently recognized that such compensation does not, without more, render a broker a fiduciary.</w:t>
+      </w:r>
+      <w:r>
+        <w:t xml:space="preserve"> </w:t>
+      </w:r>
+      <w:hyperlink r:id="rId10">
+        <w:r>
+          <w:rPr>
+            <w:rStyle w:val="Hyperlink"/>
+            <w:i/>
+            <w:iCs/>
+          </w:rPr>
+          <w:t xml:space="preserve">Advanced Salon Visions, Inc. v. Lincoln Benefit Life Co.</w:t>
+        </w:r>
+        <w:r>
+          <w:rPr>
+            <w:rStyle w:val="Hyperlink"/>
+          </w:rPr>
+          <w:t xml:space="preserve">, No. 08-cv</w:t>
+        </w:r>
+        <w:r>
+          <w:noBreakHyphen/>
+        </w:r>
+        <w:r>
+          <w:rPr>
+            <w:rStyle w:val="Hyperlink"/>
+          </w:rPr>
+          <w:t xml:space="preserve">2346, 2010 WL 3341803, at *7–8 (S.D. Cal. Aug. 25, 2010)</w:t>
+        </w:r>
+      </w:hyperlink>
+      <w:r>
+        <w:t xml:space="preserve"> </w:t>
+      </w:r>
+      <w:r>
+        <w:t xml:space="preserve">(collecting cases). That is because the broker lacks the requisite control over plan assets or decision-making authority—specifically, it does not have the discretion to select insurance policies or approve the payment of premiums.</w:t>
+      </w:r>
+      <w:r>
+        <w:t xml:space="preserve"> </w:t>
+      </w:r>
+      <w:hyperlink r:id="rId11">
+        <w:r>
+          <w:rPr>
+            <w:rStyle w:val="Hyperlink"/>
+            <w:i/>
+            <w:iCs/>
+          </w:rPr>
+          <w:t xml:space="preserve">Mahoney v. J.J. Weiser &amp; Co., Inc.</w:t>
+        </w:r>
+        <w:r>
+          <w:rPr>
+            <w:rStyle w:val="Hyperlink"/>
+          </w:rPr>
+          <w:t xml:space="preserve">, 564 F. Supp. 2d 248, 257 (S.D.N.Y. 2008)</w:t>
+        </w:r>
+      </w:hyperlink>
+      <w:r>
+        <w:t xml:space="preserve">.</w:t>
       </w:r>
     </w:p>
     <w:p>
@@ -718,54 +2787,62 @@
         <w:t xml:space="preserve">The program operates at significant scale, indicating that many Labcorp employees value the supplemental coverage it provides. The number of lives covered by the VBI often approaches 100,000—exceeding the number of employees covered by Labcorp’s core benefits programs—reflecting that many employees elected to enroll not only themselves but also their beneficiaries or dependents. Compl. ¶¶ 98–99.</w:t>
       </w:r>
     </w:p>
-    <w:bookmarkEnd w:id="21"/>
-    <w:bookmarkStart w:id="22" w:name="standards-of-review"/>
-    <w:p>
-      <w:pPr>
-        <w:pStyle w:val="Heading2"/>
-      </w:pPr>
-      <w:r>
+    <w:p>
+      <w:pPr>
+        <w:keepNext/>
+        <w:keepLines/>
+        <w:spacing w:before="0" w:after="0" w:line="460" w:lineRule="exact"/>
+        <w:ind w:left="720" w:hanging="720"/>
+        <w:jc w:val="left"/>
+      </w:pPr>
+      <w:r>
+        <w:rPr>
+          <w:b/>
+          <w:bCs/>
+        </w:rPr>
         <w:t xml:space="preserve">III.</w:t>
       </w:r>
       <w:r>
+        <w:rPr>
+          <w:b/>
+          <w:bCs/>
+        </w:rPr>
         <w:tab/>
       </w:r>
       <w:r>
-        <w:t xml:space="preserve">Standards of Review</w:t>
-      </w:r>
-    </w:p>
-    <w:p>
-      <w:pPr>
-        <w:pStyle w:val="FirstParagraph"/>
-      </w:pPr>
-      <w:r>
-        <w:t xml:space="preserve">A court must dismiss an action for lack of subject-matter jurisdiction pursuant to Federal Rule of Civil Procedure 12(b)(1) when it lacks the statutory authority or constitutional power to adjudicate the case.</w:t>
-      </w:r>
-      <w:r>
-        <w:t xml:space="preserve"> </w:t>
-      </w:r>
-      <w:r>
-        <w:rPr>
-          <w:i/>
-          <w:iCs/>
-        </w:rPr>
-        <w:t xml:space="preserve">Nat’l All. for Accessibility, Inc. v. Big Lots Stores, Inc.</w:t>
-      </w:r>
-      <w:r>
-        <w:t xml:space="preserve">, No. 1:11–cv–941, 2012 WL 1440226, at *3 (M.D.N.C. Apr. 26, 2012). The plaintiff bears the burden of establishing that the jurisdictional requirements have been met. Id. To survive dismissal for lack of standing, the plaintiffs’ complaint must contain sufficient factual allegations of an injury resulting from the defendants’ conduct, accepted as true, to state a claim for relief that is plausible on its face.</w:t>
-      </w:r>
-      <w:r>
-        <w:t xml:space="preserve"> </w:t>
-      </w:r>
-      <w:r>
-        <w:rPr>
-          <w:i/>
-          <w:iCs/>
-        </w:rPr>
-        <w:t xml:space="preserve">Beck v. McDonald</w:t>
-      </w:r>
-      <w:r>
-        <w:t xml:space="preserve">, 848 F.3d 262, 270 (4th Cir. 2017).</w:t>
+        <w:rPr>
+          <w:b/>
+          <w:bCs/>
+        </w:rPr>
+        <w:t xml:space="preserve">Standards</w:t>
+      </w:r>
+      <w:r>
+        <w:rPr>
+          <w:b/>
+          <w:bCs/>
+        </w:rPr>
+        <w:t xml:space="preserve"> </w:t>
+      </w:r>
+      <w:r>
+        <w:rPr>
+          <w:b/>
+          <w:bCs/>
+        </w:rPr>
+        <w:t xml:space="preserve">of</w:t>
+      </w:r>
+      <w:r>
+        <w:rPr>
+          <w:b/>
+          <w:bCs/>
+        </w:rPr>
+        <w:t xml:space="preserve"> </w:t>
+      </w:r>
+      <w:r>
+        <w:rPr>
+          <w:b/>
+          <w:bCs/>
+        </w:rPr>
+        <w:t xml:space="preserve">Review</w:t>
       </w:r>
     </w:p>
     <w:p>
@@ -773,82 +2850,336 @@
         <w:pStyle w:val="BodyText"/>
       </w:pPr>
       <w:r>
-        <w:t xml:space="preserve">A motion to dismiss under Rule 12(b)(6) tests whether the complaint states a plausible claim for relief. Rule 8 does not require detailed factual allegations, but it demands more than “labels and conclusions” or a “formulaic recitation of the elements.”</w:t>
-      </w:r>
-      <w:r>
-        <w:t xml:space="preserve"> </w:t>
-      </w:r>
-      <w:r>
-        <w:rPr>
-          <w:i/>
-          <w:iCs/>
-        </w:rPr>
-        <w:t xml:space="preserve">Bell Atl. Corp. v. Twombly</w:t>
-      </w:r>
-      <w:r>
-        <w:t xml:space="preserve">, 550 U.S. 544, 555 (2007). To survive dismissal, a complaint must plead enough factual matter to permit a reasonable inference that the defendant is liable. Id. at 556. Courts therefore disregard legal conclusions and conclusory assertions unsupported by facts, which are not entitled to the presumption of truth.</w:t>
-      </w:r>
-      <w:r>
-        <w:t xml:space="preserve"> </w:t>
-      </w:r>
-      <w:r>
-        <w:rPr>
-          <w:i/>
-          <w:iCs/>
-        </w:rPr>
-        <w:t xml:space="preserve">Ashcroft v. Iqbal</w:t>
-      </w:r>
-      <w:r>
-        <w:t xml:space="preserve">, 556 U.S. 662, 678–79 (2009). The remaining factual allegations must plausibly suggest— not merely be consistent with—liability, assessed in light of “judicial experience and common sense.” Id. at 679. Allegations that leave misconduct only possible, or equally consistent with lawful conduct, do not state a claim.</w:t>
-      </w:r>
-      <w:r>
-        <w:t xml:space="preserve"> </w:t>
-      </w:r>
-      <w:r>
-        <w:rPr>
-          <w:i/>
-          <w:iCs/>
-        </w:rPr>
-        <w:t xml:space="preserve">Twombly</w:t>
-      </w:r>
-      <w:r>
-        <w:t xml:space="preserve">, 550 U.S. at 557.</w:t>
-      </w:r>
-    </w:p>
-    <w:bookmarkEnd w:id="22"/>
-    <w:bookmarkStart w:id="25" w:name="argument"/>
-    <w:p>
-      <w:pPr>
-        <w:pStyle w:val="Heading2"/>
-      </w:pPr>
-      <w:r>
+        <w:t xml:space="preserve">A court must dismiss an action for lack of subject-matter jurisdiction pursuant to</w:t>
+      </w:r>
+      <w:r>
+        <w:t xml:space="preserve"> </w:t>
+      </w:r>
+      <w:hyperlink r:id="rId12">
+        <w:r>
+          <w:rPr>
+            <w:rStyle w:val="Hyperlink"/>
+          </w:rPr>
+          <w:t xml:space="preserve">Federal Rule of Civil Procedure 12(b)⁠(1)</w:t>
+        </w:r>
+      </w:hyperlink>
+      <w:r>
+        <w:t xml:space="preserve"> </w:t>
+      </w:r>
+      <w:r>
+        <w:t xml:space="preserve">when it lacks the statutory authority or constitutional power to adjudicate the case.</w:t>
+      </w:r>
+      <w:r>
+        <w:t xml:space="preserve"> </w:t>
+      </w:r>
+      <w:hyperlink r:id="rId13">
+        <w:r>
+          <w:rPr>
+            <w:rStyle w:val="Hyperlink"/>
+            <w:i/>
+            <w:iCs/>
+          </w:rPr>
+          <w:t xml:space="preserve">Nat’l All. for Accessibility, Inc. v. Big Lots Stores, Inc.</w:t>
+        </w:r>
+        <w:r>
+          <w:rPr>
+            <w:rStyle w:val="Hyperlink"/>
+          </w:rPr>
+          <w:t xml:space="preserve">, No. 1:11–cv–941, 2012 WL 1440226, at *3 (M.D.N.C. Apr. 26, 2012)</w:t>
+        </w:r>
+      </w:hyperlink>
+      <w:r>
+        <w:t xml:space="preserve">. The plaintiff bears the burden of establishing that the jurisdictional requirements have been met. Id. To survive dismissal for lack of standing, the plaintiffs’ complaint must contain sufficient factual allegations of an injury resulting from the defendants’ conduct, accepted as true, to state a claim for relief that is plausible on its face.</w:t>
+      </w:r>
+      <w:r>
+        <w:t xml:space="preserve"> </w:t>
+      </w:r>
+      <w:hyperlink r:id="rId14">
+        <w:r>
+          <w:rPr>
+            <w:rStyle w:val="Hyperlink"/>
+            <w:i/>
+            <w:iCs/>
+          </w:rPr>
+          <w:t xml:space="preserve">Beck v. McDonald</w:t>
+        </w:r>
+        <w:r>
+          <w:rPr>
+            <w:rStyle w:val="Hyperlink"/>
+          </w:rPr>
+          <w:t xml:space="preserve">, 848 F.3d 262, 270 (4th Cir. 2017)</w:t>
+        </w:r>
+      </w:hyperlink>
+      <w:r>
+        <w:t xml:space="preserve">.</w:t>
+      </w:r>
+    </w:p>
+    <w:p>
+      <w:pPr>
+        <w:pStyle w:val="BodyText"/>
+      </w:pPr>
+      <w:r>
+        <w:t xml:space="preserve">A motion to dismiss under</w:t>
+      </w:r>
+      <w:r>
+        <w:t xml:space="preserve"> </w:t>
+      </w:r>
+      <w:hyperlink r:id="rId15">
+        <w:r>
+          <w:rPr>
+            <w:rStyle w:val="Hyperlink"/>
+          </w:rPr>
+          <w:t xml:space="preserve">Rule 12(b)⁠(6)</w:t>
+        </w:r>
+      </w:hyperlink>
+      <w:r>
+        <w:t xml:space="preserve"> </w:t>
+      </w:r>
+      <w:r>
+        <w:t xml:space="preserve">tests whether the complaint states a plausible claim for relief. Rule 8 does not require detailed factual allegations, but it demands more than “labels and conclusions” or a “formulaic recitation of the elements.”</w:t>
+      </w:r>
+      <w:r>
+        <w:t xml:space="preserve"> </w:t>
+      </w:r>
+      <w:hyperlink r:id="rId16">
+        <w:r>
+          <w:rPr>
+            <w:rStyle w:val="Hyperlink"/>
+            <w:i/>
+            <w:iCs/>
+          </w:rPr>
+          <w:t xml:space="preserve">Bell Atl. Corp. v. Twombly</w:t>
+        </w:r>
+        <w:r>
+          <w:rPr>
+            <w:rStyle w:val="Hyperlink"/>
+          </w:rPr>
+          <w:t xml:space="preserve">, 550 U.S. 544, 555 (2007)</w:t>
+        </w:r>
+      </w:hyperlink>
+      <w:r>
+        <w:t xml:space="preserve">. To survive dismissal, a complaint must plead enough factual matter to permit a reasonable inference that the defendant is liable. Id. at 556. Courts therefore disregard legal conclusions and conclusory assertions unsupported by facts, which are not entitled to the presumption of truth.</w:t>
+      </w:r>
+      <w:r>
+        <w:t xml:space="preserve"> </w:t>
+      </w:r>
+      <w:hyperlink r:id="rId17">
+        <w:r>
+          <w:rPr>
+            <w:rStyle w:val="Hyperlink"/>
+            <w:i/>
+            <w:iCs/>
+          </w:rPr>
+          <w:t xml:space="preserve">Ashcroft v. Iqbal</w:t>
+        </w:r>
+        <w:r>
+          <w:rPr>
+            <w:rStyle w:val="Hyperlink"/>
+          </w:rPr>
+          <w:t xml:space="preserve">, 556 U.S. 662, 678–79 (2009)</w:t>
+        </w:r>
+      </w:hyperlink>
+      <w:r>
+        <w:t xml:space="preserve">. The remaining factual allegations must plausibly suggest— not merely be consistent with—liability, assessed in light of “judicial experience and common sense.” Id. at 679. Allegations that leave misconduct only possible, or equally consistent with lawful conduct, do not state a claim.</w:t>
+      </w:r>
+      <w:r>
+        <w:t xml:space="preserve"> </w:t>
+      </w:r>
+      <w:hyperlink r:id="rId16">
+        <w:r>
+          <w:rPr>
+            <w:rStyle w:val="Hyperlink"/>
+            <w:i/>
+            <w:iCs/>
+          </w:rPr>
+          <w:t xml:space="preserve">Twombly</w:t>
+        </w:r>
+        <w:r>
+          <w:rPr>
+            <w:rStyle w:val="Hyperlink"/>
+          </w:rPr>
+          <w:t xml:space="preserve">, 550 U.S. at 557</w:t>
+        </w:r>
+      </w:hyperlink>
+      <w:r>
+        <w:t xml:space="preserve">.</w:t>
+      </w:r>
+    </w:p>
+    <w:p>
+      <w:pPr>
+        <w:keepNext/>
+        <w:keepLines/>
+        <w:spacing w:before="0" w:after="0" w:line="460" w:lineRule="exact"/>
+        <w:ind w:left="720" w:hanging="720"/>
+        <w:jc w:val="left"/>
+      </w:pPr>
+      <w:r>
+        <w:rPr>
+          <w:b/>
+          <w:bCs/>
+        </w:rPr>
         <w:t xml:space="preserve">IV.</w:t>
       </w:r>
       <w:r>
+        <w:rPr>
+          <w:b/>
+          <w:bCs/>
+        </w:rPr>
         <w:tab/>
       </w:r>
       <w:r>
+        <w:rPr>
+          <w:b/>
+          <w:bCs/>
+        </w:rPr>
         <w:t xml:space="preserve">Argument</w:t>
       </w:r>
     </w:p>
-    <w:bookmarkStart w:id="24" w:name="X4f2312036354a46e6858b7e5fff1941cfa01158"/>
-    <w:p>
-      <w:pPr>
-        <w:pStyle w:val="Heading3"/>
-      </w:pPr>
-      <w:r>
+    <w:p>
+      <w:pPr>
+        <w:keepNext/>
+        <w:keepLines/>
+        <w:spacing w:before="0" w:after="0" w:line="460" w:lineRule="exact"/>
+        <w:ind w:left="1440" w:hanging="720"/>
+        <w:jc w:val="left"/>
+      </w:pPr>
+      <w:r>
+        <w:rPr>
+          <w:b/>
+          <w:bCs/>
+        </w:rPr>
         <w:t xml:space="preserve">A.</w:t>
       </w:r>
       <w:r>
+        <w:rPr>
+          <w:b/>
+          <w:bCs/>
+        </w:rPr>
         <w:tab/>
       </w:r>
       <w:r>
-        <w:t xml:space="preserve">The Complaint Fails Every Element of Article III Standing.</w:t>
-      </w:r>
-    </w:p>
-    <w:p>
-      <w:pPr>
-        <w:pStyle w:val="FirstParagraph"/>
+        <w:rPr>
+          <w:b/>
+          <w:bCs/>
+        </w:rPr>
+        <w:t xml:space="preserve">The</w:t>
+      </w:r>
+      <w:r>
+        <w:rPr>
+          <w:b/>
+          <w:bCs/>
+        </w:rPr>
+        <w:t xml:space="preserve"> </w:t>
+      </w:r>
+      <w:r>
+        <w:rPr>
+          <w:b/>
+          <w:bCs/>
+        </w:rPr>
+        <w:t xml:space="preserve">Complaint</w:t>
+      </w:r>
+      <w:r>
+        <w:rPr>
+          <w:b/>
+          <w:bCs/>
+        </w:rPr>
+        <w:t xml:space="preserve"> </w:t>
+      </w:r>
+      <w:r>
+        <w:rPr>
+          <w:b/>
+          <w:bCs/>
+        </w:rPr>
+        <w:t xml:space="preserve">Fails</w:t>
+      </w:r>
+      <w:r>
+        <w:rPr>
+          <w:b/>
+          <w:bCs/>
+        </w:rPr>
+        <w:t xml:space="preserve"> </w:t>
+      </w:r>
+      <w:r>
+        <w:rPr>
+          <w:b/>
+          <w:bCs/>
+        </w:rPr>
+        <w:t xml:space="preserve">Every</w:t>
+      </w:r>
+      <w:r>
+        <w:rPr>
+          <w:b/>
+          <w:bCs/>
+        </w:rPr>
+        <w:t xml:space="preserve"> </w:t>
+      </w:r>
+      <w:r>
+        <w:rPr>
+          <w:b/>
+          <w:bCs/>
+        </w:rPr>
+        <w:t xml:space="preserve">Element</w:t>
+      </w:r>
+      <w:r>
+        <w:rPr>
+          <w:b/>
+          <w:bCs/>
+        </w:rPr>
+        <w:t xml:space="preserve"> </w:t>
+      </w:r>
+      <w:r>
+        <w:rPr>
+          <w:b/>
+          <w:bCs/>
+        </w:rPr>
+        <w:t xml:space="preserve">of</w:t>
+      </w:r>
+      <w:r>
+        <w:rPr>
+          <w:b/>
+          <w:bCs/>
+        </w:rPr>
+        <w:t xml:space="preserve"> </w:t>
+      </w:r>
+      <w:r>
+        <w:rPr>
+          <w:b/>
+          <w:bCs/>
+        </w:rPr>
+        <w:t xml:space="preserve">Article</w:t>
+      </w:r>
+      <w:r>
+        <w:rPr>
+          <w:b/>
+          <w:bCs/>
+        </w:rPr>
+        <w:t xml:space="preserve"> </w:t>
+      </w:r>
+      <w:r>
+        <w:rPr>
+          <w:b/>
+          <w:bCs/>
+        </w:rPr>
+        <w:t xml:space="preserve">III</w:t>
+      </w:r>
+      <w:r>
+        <w:rPr>
+          <w:b/>
+          <w:bCs/>
+        </w:rPr>
+        <w:t xml:space="preserve"> </w:t>
+      </w:r>
+      <w:r>
+        <w:rPr>
+          <w:b/>
+          <w:bCs/>
+        </w:rPr>
+        <w:t xml:space="preserve">Standing.</w:t>
+      </w:r>
+    </w:p>
+    <w:p>
+      <w:pPr>
+        <w:pStyle w:val="BodyText"/>
       </w:pPr>
       <w:r>
         <w:t xml:space="preserve">Plaintiffs cannot establish standing. Article III requires a plaintiff to establish three elements: (1) an injury in fact, (2) causation—a connection between the alleged injury and the defendant’s conduct—and (3) redressability—that the injury is likely to be remedied by a favorable judicial decision. These requirements form the “irreducible constitutional minimum of standing.”</w:t>
@@ -856,61 +3187,156 @@
       <w:r>
         <w:t xml:space="preserve"> </w:t>
       </w:r>
-      <w:r>
-        <w:rPr>
-          <w:i/>
-          <w:iCs/>
-        </w:rPr>
-        <w:t xml:space="preserve">Spokeo, Inc. v. Robins</w:t>
-      </w:r>
-      <w:r>
-        <w:t xml:space="preserve">, 578 U.S. 330, 338 (2016) (internal quotation marks omitted). Plaintiffs must satisfy each element, but the Complaint satisfies none.</w:t>
-      </w:r>
-    </w:p>
-    <w:bookmarkStart w:id="23" w:name="plaintiffs-allege-no-concrete-injury."/>
-    <w:p>
-      <w:pPr>
-        <w:pStyle w:val="Heading4"/>
-      </w:pPr>
-      <w:r>
+      <w:hyperlink r:id="rId18">
+        <w:r>
+          <w:rPr>
+            <w:rStyle w:val="Hyperlink"/>
+            <w:i/>
+            <w:iCs/>
+          </w:rPr>
+          <w:t xml:space="preserve">Spokeo, Inc. v. Robins</w:t>
+        </w:r>
+        <w:r>
+          <w:rPr>
+            <w:rStyle w:val="Hyperlink"/>
+          </w:rPr>
+          <w:t xml:space="preserve">, 578 U.S. 330, 338 (2016)</w:t>
+        </w:r>
+      </w:hyperlink>
+      <w:r>
+        <w:t xml:space="preserve"> </w:t>
+      </w:r>
+      <w:r>
+        <w:t xml:space="preserve">(internal quotation marks omitted). Plaintiffs must satisfy each element, but the Complaint satisfies none.</w:t>
+      </w:r>
+    </w:p>
+    <w:p>
+      <w:pPr>
+        <w:keepNext/>
+        <w:keepLines/>
+        <w:spacing w:before="0" w:after="0" w:line="460" w:lineRule="exact"/>
+        <w:ind w:left="2160" w:hanging="720"/>
+        <w:jc w:val="left"/>
+      </w:pPr>
+      <w:r>
+        <w:rPr>
+          <w:b/>
+          <w:bCs/>
+        </w:rPr>
         <w:t xml:space="preserve">1.</w:t>
       </w:r>
       <w:r>
+        <w:rPr>
+          <w:b/>
+          <w:bCs/>
+        </w:rPr>
         <w:tab/>
       </w:r>
       <w:r>
-        <w:t xml:space="preserve">Plaintiffs Allege No Concrete Injury.</w:t>
-      </w:r>
-    </w:p>
-    <w:p>
-      <w:pPr>
-        <w:pStyle w:val="FirstParagraph"/>
-      </w:pPr>
-      <w:r>
-        <w:t xml:space="preserve">Plaintiffs’ claims collapse at the threshold because they fail to allege the “first and foremost” requirement of Article III standing—an injury in fact. Id. at 338–39. Their theory is that participants “overpaid for premiums.” Compl. ¶ 135. But Plaintiffs do not allege that any participant failed to receive the fixed benefits promised under the policies, and they plead no facts showing what the premiums were or that they exceeded those charged in comparable plans. Each defect independently defeats standing.</w:t>
-      </w:r>
-    </w:p>
-    <w:bookmarkEnd w:id="23"/>
-    <w:bookmarkEnd w:id="24"/>
-    <w:bookmarkEnd w:id="25"/>
-    <w:bookmarkStart w:id="26" w:name="conclusion"/>
-    <w:p>
-      <w:pPr>
-        <w:pStyle w:val="Heading2"/>
-      </w:pPr>
-      <w:r>
+        <w:rPr>
+          <w:b/>
+          <w:bCs/>
+        </w:rPr>
+        <w:t xml:space="preserve">Plaintiffs</w:t>
+      </w:r>
+      <w:r>
+        <w:rPr>
+          <w:b/>
+          <w:bCs/>
+        </w:rPr>
+        <w:t xml:space="preserve"> </w:t>
+      </w:r>
+      <w:r>
+        <w:rPr>
+          <w:b/>
+          <w:bCs/>
+        </w:rPr>
+        <w:t xml:space="preserve">Allege</w:t>
+      </w:r>
+      <w:r>
+        <w:rPr>
+          <w:b/>
+          <w:bCs/>
+        </w:rPr>
+        <w:t xml:space="preserve"> </w:t>
+      </w:r>
+      <w:r>
+        <w:rPr>
+          <w:b/>
+          <w:bCs/>
+        </w:rPr>
+        <w:t xml:space="preserve">No</w:t>
+      </w:r>
+      <w:r>
+        <w:rPr>
+          <w:b/>
+          <w:bCs/>
+        </w:rPr>
+        <w:t xml:space="preserve"> </w:t>
+      </w:r>
+      <w:r>
+        <w:rPr>
+          <w:b/>
+          <w:bCs/>
+        </w:rPr>
+        <w:t xml:space="preserve">Concrete</w:t>
+      </w:r>
+      <w:r>
+        <w:rPr>
+          <w:b/>
+          <w:bCs/>
+        </w:rPr>
+        <w:t xml:space="preserve"> </w:t>
+      </w:r>
+      <w:r>
+        <w:rPr>
+          <w:b/>
+          <w:bCs/>
+        </w:rPr>
+        <w:t xml:space="preserve">Injury.</w:t>
+      </w:r>
+    </w:p>
+    <w:p>
+      <w:pPr>
+        <w:pStyle w:val="BodyText"/>
+      </w:pPr>
+      <w:r>
+        <w:t xml:space="preserve">Plaintiffs’ claims collapse at the threshold because they fail to allege the “first and foremost” requirement of Article III standing—an injury in fact. Id. at 338–39. Their theory is that participants “overpaid for premiums.” Compl. ¶ 135. But Plaintiffs do not allege that any participant failed to receive the fixed benefits promised under the policies, and they plead no facts showing what the premiums were or that they exceeded those charged in comparable plans. Each defect independently defeats standing.</w:t>
+      </w:r>
+    </w:p>
+    <w:p>
+      <w:pPr>
+        <w:keepNext/>
+        <w:keepLines/>
+        <w:spacing w:before="0" w:after="0" w:line="460" w:lineRule="exact"/>
+        <w:ind w:left="720" w:hanging="720"/>
+        <w:jc w:val="left"/>
+      </w:pPr>
+      <w:r>
+        <w:rPr>
+          <w:b/>
+          <w:bCs/>
+        </w:rPr>
         <w:t xml:space="preserve">V.</w:t>
       </w:r>
       <w:r>
+        <w:rPr>
+          <w:b/>
+          <w:bCs/>
+        </w:rPr>
         <w:tab/>
       </w:r>
       <w:r>
+        <w:rPr>
+          <w:b/>
+          <w:bCs/>
+        </w:rPr>
         <w:t xml:space="preserve">Conclusion</w:t>
       </w:r>
     </w:p>
     <w:p>
       <w:pPr>
-        <w:pStyle w:val="KeepNextBody"/>
+        <w:pStyle w:val="BodyTextKeep"/>
       </w:pPr>
       <w:r>
         <w:t xml:space="preserve">For all these reasons, Plaintiffs’ Complaint should be dismissed.</w:t>
@@ -918,8 +3344,11 @@
     </w:p>
     <w:p>
       <w:pPr>
-        <w:pStyle w:val="Normal"/>
         <w:keepNext/>
+        <w:keepLines/>
+        <w:spacing w:before="0" w:after="0" w:line="460" w:lineRule="exact"/>
+        <w:ind w:left="0" w:firstLine="0"/>
+        <w:jc w:val="left"/>
       </w:pPr>
     </w:p>
     <w:tbl>
@@ -927,27 +3356,48 @@
         <w:tblW w:w="9360" w:type="dxa"/>
         <w:tblLayout w:type="fixed"/>
         <w:tblCellMar>
+          <w:top w:w="0" w:type="dxa"/>
           <w:left w:w="0" w:type="dxa"/>
+          <w:bottom w:w="0" w:type="dxa"/>
           <w:right w:w="0" w:type="dxa"/>
         </w:tblCellMar>
-        <w:tblLook w:val="0000" w:firstRow="0" w:lastRow="0" w:firstColumn="0" w:lastColumn="0" w:noHBand="1" w:noVBand="1"/>
+        <w:tblLook w:val="0000" w:firstRow="0" w:lastRow="0" w:firstColumn="0" w:lastColumn="0" w:noHBand="0" w:noVBand="0"/>
       </w:tblPr>
       <w:tblGrid>
         <w:gridCol w:w="4752"/>
         <w:gridCol w:w="4608"/>
       </w:tblGrid>
       <w:tr>
+        <w:trPr>
+          <w:cantSplit/>
+        </w:trPr>
         <w:tc>
           <w:tcPr>
             <w:tcW w:w="4752" w:type="dxa"/>
           </w:tcPr>
           <w:p>
             <w:pPr>
-              <w:pStyle w:val="SingleSpaced"/>
-              <w:spacing w:before="460" w:after="0" w:line="420" w:lineRule="exact"/>
+              <w:spacing w:before="0" w:after="0" w:line="300" w:lineRule="exact"/>
+              <w:ind w:left="0" w:firstLine="0"/>
+              <w:jc w:val="left"/>
             </w:pPr>
             <w:r>
-              <w:t xml:space="preserve">Dated: June 15, 2026</w:t>
+              <w:t xml:space="preserve">Dated: </w:t>
+            </w:r>
+            <w:r>
+              <w:t xml:space="preserve">June</w:t>
+            </w:r>
+            <w:r>
+              <w:t xml:space="preserve"> </w:t>
+            </w:r>
+            <w:r>
+              <w:t xml:space="preserve">15,</w:t>
+            </w:r>
+            <w:r>
+              <w:t xml:space="preserve"> </w:t>
+            </w:r>
+            <w:r>
+              <w:t xml:space="preserve">2026</w:t>
             </w:r>
           </w:p>
         </w:tc>
@@ -957,8 +3407,9 @@
           </w:tcPr>
           <w:p>
             <w:pPr>
-              <w:pStyle w:val="SignatureBlockWide"/>
-              <w:spacing w:before="460" w:after="0" w:line="420" w:lineRule="exact"/>
+              <w:spacing w:before="0" w:after="0" w:line="300" w:lineRule="exact"/>
+              <w:ind w:left="0" w:firstLine="0"/>
+              <w:jc w:val="left"/>
             </w:pPr>
             <w:r>
               <w:t xml:space="preserve">Respectfully submitted,</w:t>
@@ -966,124 +3417,596 @@
           </w:p>
           <w:p>
             <w:pPr>
-              <w:pStyle w:val="SignatureBlockWide"/>
-              <w:spacing w:before="230" w:after="0" w:line="420" w:lineRule="exact"/>
+              <w:spacing w:before="300" w:after="0" w:line="300" w:lineRule="exact"/>
+              <w:ind w:left="0" w:firstLine="0"/>
+              <w:jc w:val="left"/>
             </w:pPr>
             <w:r>
-              <w:t xml:space="preserve">GROOM LAW GROUP, CHARTERED</w:t>
-            </w:r>
-            <w:r>
-              <w:br/>
-            </w:r>
-            <w:r>
-              <w:t xml:space="preserve">/s/ Mark C. Nielsen</w:t>
-            </w:r>
-            <w:r>
-              <w:br/>
-            </w:r>
-            <w:r>
-              <w:t xml:space="preserve">Mark C. Nielsen</w:t>
-            </w:r>
-            <w:r>
-              <w:br/>
-            </w:r>
-            <w:r>
-              <w:t xml:space="preserve">1701 Pennsylvania Ave., NW, Suite 1200</w:t>
-            </w:r>
-            <w:r>
-              <w:br/>
-            </w:r>
-            <w:r>
-              <w:t xml:space="preserve">Washington, DC 20006</w:t>
-            </w:r>
-            <w:r>
-              <w:br/>
-            </w:r>
-            <w:r>
-              <w:t xml:space="preserve">Phone: 202-861-6615</w:t>
-            </w:r>
-            <w:r>
-              <w:br/>
-            </w:r>
-            <w:r>
-              <w:t xml:space="preserve">mnielsen@groom.com</w:t>
-            </w:r>
-            <w:r>
-              <w:br/>
-            </w:r>
-            <w:r>
-              <w:rPr>
-                <w:i/>
-                <w:iCs/>
-              </w:rPr>
-              <w:t xml:space="preserve">Counsel for Defendant Laboratory Corporation of America Holdings</w:t>
+              <w:t xml:space="preserve">GROOM</w:t>
+            </w:r>
+            <w:r>
+              <w:t xml:space="preserve"> </w:t>
+            </w:r>
+            <w:r>
+              <w:t xml:space="preserve">LAW</w:t>
+            </w:r>
+            <w:r>
+              <w:t xml:space="preserve"> </w:t>
+            </w:r>
+            <w:r>
+              <w:t xml:space="preserve">GROUP,</w:t>
+            </w:r>
+            <w:r>
+              <w:t xml:space="preserve"> </w:t>
+            </w:r>
+            <w:r>
+              <w:t xml:space="preserve">CHARTERED</w:t>
             </w:r>
           </w:p>
           <w:p>
             <w:pPr>
-              <w:pStyle w:val="SignatureBlockWide"/>
-              <w:spacing w:before="230" w:after="0" w:line="420" w:lineRule="exact"/>
+              <w:spacing w:before="0" w:after="0" w:line="300" w:lineRule="exact"/>
+              <w:ind w:left="0" w:firstLine="0"/>
+              <w:jc w:val="left"/>
             </w:pPr>
             <w:r>
-              <w:t xml:space="preserve">Brooks, Pierce, McLendon, Humphrey &amp; Leonard, LLP</w:t>
-            </w:r>
-            <w:r>
-              <w:br/>
-            </w:r>
-            <w:r>
-              <w:t xml:space="preserve">/s/ Kasi W. Robinson</w:t>
-            </w:r>
-            <w:r>
-              <w:br/>
-            </w:r>
-            <w:r>
-              <w:t xml:space="preserve">Kasi W. Robinson</w:t>
-            </w:r>
-            <w:r>
-              <w:br/>
-            </w:r>
-            <w:r>
-              <w:t xml:space="preserve">N.C. State Bar No. 52439</w:t>
-            </w:r>
-            <w:r>
-              <w:br/>
-            </w:r>
-            <w:r>
-              <w:t xml:space="preserve">2000 Renaissance Plaza</w:t>
-            </w:r>
-            <w:r>
-              <w:br/>
-            </w:r>
-            <w:r>
-              <w:t xml:space="preserve">230 North Elm Street</w:t>
-            </w:r>
-            <w:r>
-              <w:br/>
-            </w:r>
-            <w:r>
-              <w:t xml:space="preserve">Greensboro, NC 27401</w:t>
-            </w:r>
-            <w:r>
-              <w:br/>
-            </w:r>
-            <w:r>
-              <w:t xml:space="preserve">Tel. (336) 373-8850</w:t>
-            </w:r>
-            <w:r>
-              <w:br/>
-            </w:r>
-            <w:r>
-              <w:t xml:space="preserve">krobinson@brookspierce.com</w:t>
-            </w:r>
-            <w:r>
-              <w:br/>
-            </w:r>
+              <w:t xml:space="preserve">/s/ Mark C. Nielsen</w:t>
+            </w:r>
+          </w:p>
+          <w:p>
+            <w:pPr>
+              <w:spacing w:before="0" w:after="0" w:line="300" w:lineRule="exact"/>
+              <w:ind w:left="0" w:firstLine="0"/>
+              <w:jc w:val="left"/>
+            </w:pPr>
+            <w:r>
+              <w:t xml:space="preserve">Mark</w:t>
+            </w:r>
+            <w:r>
+              <w:t xml:space="preserve"> </w:t>
+            </w:r>
+            <w:r>
+              <w:t xml:space="preserve">C.</w:t>
+            </w:r>
+            <w:r>
+              <w:t xml:space="preserve"> </w:t>
+            </w:r>
+            <w:r>
+              <w:t xml:space="preserve">Nielsen</w:t>
+            </w:r>
+          </w:p>
+          <w:p>
+            <w:pPr>
+              <w:spacing w:before="0" w:after="0" w:line="300" w:lineRule="exact"/>
+              <w:ind w:left="0" w:firstLine="0"/>
+              <w:jc w:val="left"/>
+            </w:pPr>
+            <w:r>
+              <w:t xml:space="preserve">1701</w:t>
+            </w:r>
+            <w:r>
+              <w:t xml:space="preserve"> </w:t>
+            </w:r>
+            <w:r>
+              <w:t xml:space="preserve">Pennsylvania</w:t>
+            </w:r>
+            <w:r>
+              <w:t xml:space="preserve"> </w:t>
+            </w:r>
+            <w:r>
+              <w:t xml:space="preserve">Ave.,</w:t>
+            </w:r>
+            <w:r>
+              <w:t xml:space="preserve"> </w:t>
+            </w:r>
+            <w:r>
+              <w:t xml:space="preserve">NW,</w:t>
+            </w:r>
+            <w:r>
+              <w:t xml:space="preserve"> </w:t>
+            </w:r>
+            <w:r>
+              <w:t xml:space="preserve">Suite</w:t>
+            </w:r>
+            <w:r>
+              <w:t xml:space="preserve"> </w:t>
+            </w:r>
+            <w:r>
+              <w:t xml:space="preserve">1200</w:t>
+            </w:r>
+          </w:p>
+          <w:p>
+            <w:pPr>
+              <w:spacing w:before="0" w:after="0" w:line="300" w:lineRule="exact"/>
+              <w:ind w:left="0" w:firstLine="0"/>
+              <w:jc w:val="left"/>
+            </w:pPr>
+            <w:r>
+              <w:t xml:space="preserve">Washington,</w:t>
+            </w:r>
+            <w:r>
+              <w:t xml:space="preserve"> </w:t>
+            </w:r>
+            <w:r>
+              <w:t xml:space="preserve">DC</w:t>
+            </w:r>
+            <w:r>
+              <w:t xml:space="preserve"> </w:t>
+            </w:r>
+            <w:r>
+              <w:t xml:space="preserve">20006</w:t>
+            </w:r>
+          </w:p>
+          <w:p>
+            <w:pPr>
+              <w:spacing w:before="0" w:after="0" w:line="300" w:lineRule="exact"/>
+              <w:ind w:left="0" w:firstLine="0"/>
+              <w:jc w:val="left"/>
+            </w:pPr>
+            <w:r>
+              <w:t xml:space="preserve">Phone:</w:t>
+            </w:r>
+            <w:r>
+              <w:t xml:space="preserve"> </w:t>
+            </w:r>
+            <w:r>
+              <w:t xml:space="preserve">202</w:t>
+              <w:noBreakHyphen/>
+              <w:t xml:space="preserve">861</w:t>
+              <w:noBreakHyphen/>
+              <w:t xml:space="preserve">6615</w:t>
+            </w:r>
+          </w:p>
+          <w:p>
+            <w:pPr>
+              <w:spacing w:before="0" w:after="0" w:line="300" w:lineRule="exact"/>
+              <w:ind w:left="0" w:firstLine="0"/>
+              <w:jc w:val="left"/>
+            </w:pPr>
+            <w:r>
+              <w:t xml:space="preserve">mnielsen@groom.com</w:t>
+            </w:r>
+          </w:p>
+          <w:p>
+            <w:pPr>
+              <w:spacing w:before="0" w:after="0" w:line="300" w:lineRule="exact"/>
+              <w:ind w:left="0" w:firstLine="0"/>
+              <w:jc w:val="left"/>
+            </w:pPr>
             <w:r>
               <w:rPr>
                 <w:i/>
                 <w:iCs/>
               </w:rPr>
-              <w:t xml:space="preserve">Counsel for Defendant Laboratory Corporation of America Holdings</w:t>
+              <w:t xml:space="preserve">Counsel</w:t>
+            </w:r>
+            <w:r>
+              <w:rPr>
+                <w:i/>
+                <w:iCs/>
+              </w:rPr>
+              <w:t xml:space="preserve"> </w:t>
+            </w:r>
+            <w:r>
+              <w:rPr>
+                <w:i/>
+                <w:iCs/>
+              </w:rPr>
+              <w:t xml:space="preserve">for</w:t>
+            </w:r>
+            <w:r>
+              <w:rPr>
+                <w:i/>
+                <w:iCs/>
+              </w:rPr>
+              <w:t xml:space="preserve"> </w:t>
+            </w:r>
+            <w:r>
+              <w:rPr>
+                <w:i/>
+                <w:iCs/>
+              </w:rPr>
+              <w:t xml:space="preserve">Defendant</w:t>
+            </w:r>
+            <w:r>
+              <w:rPr>
+                <w:i/>
+                <w:iCs/>
+              </w:rPr>
+              <w:t xml:space="preserve"> </w:t>
+            </w:r>
+            <w:r>
+              <w:rPr>
+                <w:i/>
+                <w:iCs/>
+              </w:rPr>
+              <w:t xml:space="preserve">Laboratory</w:t>
+            </w:r>
+            <w:r>
+              <w:rPr>
+                <w:i/>
+                <w:iCs/>
+              </w:rPr>
+              <w:t xml:space="preserve"> </w:t>
+            </w:r>
+            <w:r>
+              <w:rPr>
+                <w:i/>
+                <w:iCs/>
+              </w:rPr>
+              <w:t xml:space="preserve">Corporation</w:t>
+            </w:r>
+            <w:r>
+              <w:rPr>
+                <w:i/>
+                <w:iCs/>
+              </w:rPr>
+              <w:t xml:space="preserve"> </w:t>
+            </w:r>
+            <w:r>
+              <w:rPr>
+                <w:i/>
+                <w:iCs/>
+              </w:rPr>
+              <w:t xml:space="preserve">of</w:t>
+            </w:r>
+            <w:r>
+              <w:rPr>
+                <w:i/>
+                <w:iCs/>
+              </w:rPr>
+              <w:t xml:space="preserve"> </w:t>
+            </w:r>
+            <w:r>
+              <w:rPr>
+                <w:i/>
+                <w:iCs/>
+              </w:rPr>
+              <w:t xml:space="preserve">America</w:t>
+            </w:r>
+            <w:r>
+              <w:rPr>
+                <w:i/>
+                <w:iCs/>
+              </w:rPr>
+              <w:t xml:space="preserve"> </w:t>
+            </w:r>
+            <w:r>
+              <w:rPr>
+                <w:i/>
+                <w:iCs/>
+              </w:rPr>
+              <w:t xml:space="preserve">Holdings</w:t>
+            </w:r>
+          </w:p>
+          <w:p>
+            <w:pPr>
+              <w:spacing w:before="300" w:after="0" w:line="300" w:lineRule="exact"/>
+              <w:ind w:left="0" w:firstLine="0"/>
+              <w:jc w:val="left"/>
+            </w:pPr>
+            <w:r>
+              <w:t xml:space="preserve">Brooks,</w:t>
+            </w:r>
+            <w:r>
+              <w:t xml:space="preserve"> </w:t>
+            </w:r>
+            <w:r>
+              <w:t xml:space="preserve">Pierce,</w:t>
+            </w:r>
+            <w:r>
+              <w:t xml:space="preserve"> </w:t>
+            </w:r>
+            <w:r>
+              <w:t xml:space="preserve">McLendon,</w:t>
+            </w:r>
+            <w:r>
+              <w:t xml:space="preserve"> </w:t>
+            </w:r>
+            <w:r>
+              <w:t xml:space="preserve">Humphrey</w:t>
+            </w:r>
+            <w:r>
+              <w:t xml:space="preserve"> </w:t>
+            </w:r>
+            <w:r>
+              <w:t xml:space="preserve">&amp;</w:t>
+            </w:r>
+            <w:r>
+              <w:t xml:space="preserve"> </w:t>
+            </w:r>
+            <w:r>
+              <w:t xml:space="preserve">Leonard,</w:t>
+            </w:r>
+            <w:r>
+              <w:t xml:space="preserve"> </w:t>
+            </w:r>
+            <w:r>
+              <w:t xml:space="preserve">LLP</w:t>
+            </w:r>
+          </w:p>
+          <w:p>
+            <w:pPr>
+              <w:spacing w:before="0" w:after="0" w:line="300" w:lineRule="exact"/>
+              <w:ind w:left="0" w:firstLine="0"/>
+              <w:jc w:val="left"/>
+            </w:pPr>
+            <w:r>
+              <w:t xml:space="preserve">/s/ Kasi W. Robinson</w:t>
+            </w:r>
+          </w:p>
+          <w:p>
+            <w:pPr>
+              <w:spacing w:before="0" w:after="0" w:line="300" w:lineRule="exact"/>
+              <w:ind w:left="0" w:firstLine="0"/>
+              <w:jc w:val="left"/>
+            </w:pPr>
+            <w:r>
+              <w:t xml:space="preserve">Kasi</w:t>
+            </w:r>
+            <w:r>
+              <w:t xml:space="preserve"> </w:t>
+            </w:r>
+            <w:r>
+              <w:t xml:space="preserve">W.</w:t>
+            </w:r>
+            <w:r>
+              <w:t xml:space="preserve"> </w:t>
+            </w:r>
+            <w:r>
+              <w:t xml:space="preserve">Robinson</w:t>
+            </w:r>
+          </w:p>
+          <w:p>
+            <w:pPr>
+              <w:spacing w:before="0" w:after="0" w:line="300" w:lineRule="exact"/>
+              <w:ind w:left="0" w:firstLine="0"/>
+              <w:jc w:val="left"/>
+            </w:pPr>
+            <w:r>
+              <w:t xml:space="preserve">N.C.</w:t>
+            </w:r>
+            <w:r>
+              <w:t xml:space="preserve"> </w:t>
+            </w:r>
+            <w:r>
+              <w:t xml:space="preserve">State</w:t>
+            </w:r>
+            <w:r>
+              <w:t xml:space="preserve"> </w:t>
+            </w:r>
+            <w:r>
+              <w:t xml:space="preserve">Bar</w:t>
+            </w:r>
+            <w:r>
+              <w:t xml:space="preserve"> </w:t>
+            </w:r>
+            <w:r>
+              <w:t xml:space="preserve">No.</w:t>
+            </w:r>
+            <w:r>
+              <w:t xml:space="preserve"> </w:t>
+            </w:r>
+            <w:r>
+              <w:t xml:space="preserve">52439</w:t>
+            </w:r>
+          </w:p>
+          <w:p>
+            <w:pPr>
+              <w:spacing w:before="0" w:after="0" w:line="300" w:lineRule="exact"/>
+              <w:ind w:left="0" w:firstLine="0"/>
+              <w:jc w:val="left"/>
+            </w:pPr>
+            <w:r>
+              <w:t xml:space="preserve">2000</w:t>
+            </w:r>
+            <w:r>
+              <w:t xml:space="preserve"> </w:t>
+            </w:r>
+            <w:r>
+              <w:t xml:space="preserve">Renaissance</w:t>
+            </w:r>
+            <w:r>
+              <w:t xml:space="preserve"> </w:t>
+            </w:r>
+            <w:r>
+              <w:t xml:space="preserve">Plaza</w:t>
+            </w:r>
+          </w:p>
+          <w:p>
+            <w:pPr>
+              <w:spacing w:before="0" w:after="0" w:line="300" w:lineRule="exact"/>
+              <w:ind w:left="0" w:firstLine="0"/>
+              <w:jc w:val="left"/>
+            </w:pPr>
+            <w:r>
+              <w:t xml:space="preserve">230</w:t>
+            </w:r>
+            <w:r>
+              <w:t xml:space="preserve"> </w:t>
+            </w:r>
+            <w:r>
+              <w:t xml:space="preserve">North</w:t>
+            </w:r>
+            <w:r>
+              <w:t xml:space="preserve"> </w:t>
+            </w:r>
+            <w:r>
+              <w:t xml:space="preserve">Elm</w:t>
+            </w:r>
+            <w:r>
+              <w:t xml:space="preserve"> </w:t>
+            </w:r>
+            <w:r>
+              <w:t xml:space="preserve">Street</w:t>
+            </w:r>
+          </w:p>
+          <w:p>
+            <w:pPr>
+              <w:spacing w:before="0" w:after="0" w:line="300" w:lineRule="exact"/>
+              <w:ind w:left="0" w:firstLine="0"/>
+              <w:jc w:val="left"/>
+            </w:pPr>
+            <w:r>
+              <w:t xml:space="preserve">Greensboro,</w:t>
+            </w:r>
+            <w:r>
+              <w:t xml:space="preserve"> </w:t>
+            </w:r>
+            <w:r>
+              <w:t xml:space="preserve">NC</w:t>
+            </w:r>
+            <w:r>
+              <w:t xml:space="preserve"> </w:t>
+            </w:r>
+            <w:r>
+              <w:t xml:space="preserve">27401</w:t>
+            </w:r>
+          </w:p>
+          <w:p>
+            <w:pPr>
+              <w:spacing w:before="0" w:after="0" w:line="300" w:lineRule="exact"/>
+              <w:ind w:left="0" w:firstLine="0"/>
+              <w:jc w:val="left"/>
+            </w:pPr>
+            <w:r>
+              <w:t xml:space="preserve">Tel.</w:t>
+            </w:r>
+            <w:r>
+              <w:t xml:space="preserve"> </w:t>
+            </w:r>
+            <w:r>
+              <w:t xml:space="preserve">(336)</w:t>
+            </w:r>
+            <w:r>
+              <w:t xml:space="preserve"> </w:t>
+            </w:r>
+            <w:r>
+              <w:t xml:space="preserve">373</w:t>
+              <w:noBreakHyphen/>
+              <w:t xml:space="preserve">8850</w:t>
+            </w:r>
+          </w:p>
+          <w:p>
+            <w:pPr>
+              <w:spacing w:before="0" w:after="0" w:line="300" w:lineRule="exact"/>
+              <w:ind w:left="0" w:firstLine="0"/>
+              <w:jc w:val="left"/>
+            </w:pPr>
+            <w:r>
+              <w:t xml:space="preserve">krobinson@brookspierce.com</w:t>
+            </w:r>
+          </w:p>
+          <w:p>
+            <w:pPr>
+              <w:spacing w:before="0" w:after="0" w:line="300" w:lineRule="exact"/>
+              <w:ind w:left="0" w:firstLine="0"/>
+              <w:jc w:val="left"/>
+            </w:pPr>
+            <w:r>
+              <w:rPr>
+                <w:i/>
+                <w:iCs/>
+              </w:rPr>
+              <w:t xml:space="preserve">Counsel</w:t>
+            </w:r>
+            <w:r>
+              <w:rPr>
+                <w:i/>
+                <w:iCs/>
+              </w:rPr>
+              <w:t xml:space="preserve"> </w:t>
+            </w:r>
+            <w:r>
+              <w:rPr>
+                <w:i/>
+                <w:iCs/>
+              </w:rPr>
+              <w:t xml:space="preserve">for</w:t>
+            </w:r>
+            <w:r>
+              <w:rPr>
+                <w:i/>
+                <w:iCs/>
+              </w:rPr>
+              <w:t xml:space="preserve"> </w:t>
+            </w:r>
+            <w:r>
+              <w:rPr>
+                <w:i/>
+                <w:iCs/>
+              </w:rPr>
+              <w:t xml:space="preserve">Defendant</w:t>
+            </w:r>
+            <w:r>
+              <w:rPr>
+                <w:i/>
+                <w:iCs/>
+              </w:rPr>
+              <w:t xml:space="preserve"> </w:t>
+            </w:r>
+            <w:r>
+              <w:rPr>
+                <w:i/>
+                <w:iCs/>
+              </w:rPr>
+              <w:t xml:space="preserve">Laboratory</w:t>
+            </w:r>
+            <w:r>
+              <w:rPr>
+                <w:i/>
+                <w:iCs/>
+              </w:rPr>
+              <w:t xml:space="preserve"> </w:t>
+            </w:r>
+            <w:r>
+              <w:rPr>
+                <w:i/>
+                <w:iCs/>
+              </w:rPr>
+              <w:t xml:space="preserve">Corporation</w:t>
+            </w:r>
+            <w:r>
+              <w:rPr>
+                <w:i/>
+                <w:iCs/>
+              </w:rPr>
+              <w:t xml:space="preserve"> </w:t>
+            </w:r>
+            <w:r>
+              <w:rPr>
+                <w:i/>
+                <w:iCs/>
+              </w:rPr>
+              <w:t xml:space="preserve">of</w:t>
+            </w:r>
+            <w:r>
+              <w:rPr>
+                <w:i/>
+                <w:iCs/>
+              </w:rPr>
+              <w:t xml:space="preserve"> </w:t>
+            </w:r>
+            <w:r>
+              <w:rPr>
+                <w:i/>
+                <w:iCs/>
+              </w:rPr>
+              <w:t xml:space="preserve">America</w:t>
+            </w:r>
+            <w:r>
+              <w:rPr>
+                <w:i/>
+                <w:iCs/>
+              </w:rPr>
+              <w:t xml:space="preserve"> </w:t>
+            </w:r>
+            <w:r>
+              <w:rPr>
+                <w:i/>
+                <w:iCs/>
+              </w:rPr>
+              <w:t xml:space="preserve">Holdings</w:t>
             </w:r>
           </w:p>
         </w:tc>
@@ -1091,87 +4014,193 @@
     </w:tbl>
     <w:p>
       <w:pPr>
-        <w:pStyle w:val="FrontHeading"/>
         <w:keepNext/>
-      </w:pPr>
-      <w:r>
-        <w:t xml:space="preserve">Certificate of Word Count</w:t>
-      </w:r>
-    </w:p>
-    <w:p>
-      <w:pPr>
-        <w:pStyle w:val="BodyText"/>
-      </w:pPr>
-      <w:r>
-        <w:t xml:space="preserve">I hereby certify that this brief complies with Local Rule 7.3(d)(1) in that it does not exceed 6,250 words in length, including the body of the brief, headings, and footnotes.</w:t>
-      </w:r>
-    </w:p>
-    <w:p>
-      <w:pPr>
-        <w:pStyle w:val="BodyText"/>
+        <w:keepLines/>
+        <w:spacing w:before="460" w:after="0" w:line="460" w:lineRule="exact"/>
+        <w:ind w:left="0" w:firstLine="0"/>
+        <w:jc w:val="center"/>
+      </w:pPr>
+      <w:r>
+        <w:rPr>
+          <w:b/>
+          <w:bCs/>
+        </w:rPr>
+        <w:t xml:space="preserve">CERTIFICATE OF WORD COUNT</w:t>
+      </w:r>
+    </w:p>
+    <w:p>
+      <w:pPr>
         <w:keepNext/>
-      </w:pPr>
-      <w:r>
-        <w:t xml:space="preserve">This the 15th day of June, 2026.</w:t>
-      </w:r>
-    </w:p>
-    <w:p>
-      <w:pPr>
-        <w:pStyle w:val="SignatureBlockWide"/>
-        <w:spacing w:before="460" w:after="0" w:line="420" w:lineRule="exact"/>
+        <w:keepLines/>
+        <w:spacing w:before="0" w:after="0" w:line="460" w:lineRule="exact"/>
+        <w:ind w:left="0" w:firstLine="720"/>
+        <w:jc w:val="left"/>
+      </w:pPr>
+      <w:r>
+        <w:t xml:space="preserve">I hereby certify that this brief complies with Local Rule 7.3(d)⁠(1) in that it does not exceed 6,250 words in length, including the body of the brief, headings, and footnotes.</w:t>
+      </w:r>
+    </w:p>
+    <w:p>
+      <w:pPr>
+        <w:keepNext/>
+        <w:keepLines/>
+        <w:spacing w:before="0" w:after="0" w:line="460" w:lineRule="exact"/>
+        <w:ind w:left="0" w:firstLine="720"/>
+        <w:jc w:val="left"/>
+      </w:pPr>
+      <w:r>
+        <w:t xml:space="preserve">This the </w:t>
+      </w:r>
+      <w:r>
+        <w:t xml:space="preserve">15th</w:t>
+      </w:r>
+      <w:r>
+        <w:t xml:space="preserve"> </w:t>
+      </w:r>
+      <w:r>
+        <w:t xml:space="preserve">day</w:t>
+      </w:r>
+      <w:r>
+        <w:t xml:space="preserve"> </w:t>
+      </w:r>
+      <w:r>
+        <w:t xml:space="preserve">of</w:t>
+      </w:r>
+      <w:r>
+        <w:t xml:space="preserve"> </w:t>
+      </w:r>
+      <w:r>
+        <w:t xml:space="preserve">June,</w:t>
+      </w:r>
+      <w:r>
+        <w:t xml:space="preserve"> </w:t>
+      </w:r>
+      <w:r>
+        <w:t xml:space="preserve">2026</w:t>
+      </w:r>
+      <w:r>
+        <w:t xml:space="preserve">.</w:t>
+      </w:r>
+    </w:p>
+    <w:p>
+      <w:pPr>
+        <w:keepNext/>
+        <w:keepLines/>
+        <w:spacing w:before="300" w:after="0" w:line="300" w:lineRule="exact"/>
         <w:ind w:left="4752" w:firstLine="0"/>
+        <w:jc w:val="left"/>
       </w:pPr>
       <w:r>
         <w:t xml:space="preserve">/s/ Mark C. Nielsen</w:t>
       </w:r>
-      <w:r>
-        <w:br/>
-      </w:r>
-      <w:r>
-        <w:t xml:space="preserve">Mark C. Nielsen</w:t>
-      </w:r>
-    </w:p>
-    <w:p>
-      <w:pPr>
-        <w:pStyle w:val="FrontHeading"/>
+    </w:p>
+    <w:p>
+      <w:pPr>
+        <w:spacing w:before="0" w:after="0" w:line="300" w:lineRule="exact"/>
+        <w:ind w:left="4752" w:firstLine="0"/>
+        <w:jc w:val="left"/>
+      </w:pPr>
+      <w:r>
+        <w:t xml:space="preserve">Mark</w:t>
+      </w:r>
+      <w:r>
+        <w:t xml:space="preserve"> </w:t>
+      </w:r>
+      <w:r>
+        <w:t xml:space="preserve">C.</w:t>
+      </w:r>
+      <w:r>
+        <w:t xml:space="preserve"> </w:t>
+      </w:r>
+      <w:r>
+        <w:t xml:space="preserve">Nielsen</w:t>
+      </w:r>
+    </w:p>
+    <w:p>
+      <w:pPr>
         <w:keepNext/>
-      </w:pPr>
-      <w:r>
-        <w:t xml:space="preserve">Certificate of Service</w:t>
-      </w:r>
-    </w:p>
-    <w:p>
-      <w:pPr>
-        <w:pStyle w:val="BodyText"/>
+        <w:keepLines/>
+        <w:spacing w:before="460" w:after="0" w:line="460" w:lineRule="exact"/>
+        <w:ind w:left="0" w:firstLine="0"/>
+        <w:jc w:val="center"/>
+      </w:pPr>
+      <w:r>
+        <w:rPr>
+          <w:b/>
+          <w:bCs/>
+        </w:rPr>
+        <w:t xml:space="preserve">CERTIFICATE OF SERVICE</w:t>
+      </w:r>
+    </w:p>
+    <w:p>
+      <w:pPr>
         <w:keepNext/>
-      </w:pPr>
-      <w:r>
-        <w:t xml:space="preserve">I certify that, on June 15, 2026, a copy of the foregoing document was filed with the Clerk of the Court using the CM/ECF System, which will send notification of the filing to the parties and counsel of record who are registered with that system.</w:t>
-      </w:r>
-    </w:p>
-    <w:p>
-      <w:pPr>
-        <w:pStyle w:val="SignatureBlockWide"/>
-        <w:spacing w:before="460" w:after="0" w:line="420" w:lineRule="exact"/>
+        <w:keepLines/>
+        <w:spacing w:before="0" w:after="0" w:line="460" w:lineRule="exact"/>
+        <w:ind w:left="0" w:firstLine="720"/>
+        <w:jc w:val="left"/>
+      </w:pPr>
+      <w:r>
+        <w:t xml:space="preserve">I certify that, on </w:t>
+      </w:r>
+      <w:r>
+        <w:t xml:space="preserve">June</w:t>
+      </w:r>
+      <w:r>
+        <w:t xml:space="preserve"> </w:t>
+      </w:r>
+      <w:r>
+        <w:t xml:space="preserve">15,</w:t>
+      </w:r>
+      <w:r>
+        <w:t xml:space="preserve"> </w:t>
+      </w:r>
+      <w:r>
+        <w:t xml:space="preserve">2026</w:t>
+      </w:r>
+      <w:r>
+        <w:t xml:space="preserve">, a copy of the foregoing document was filed with the Clerk of the Court using the CM/​ECF System, which will send notification of the filing to the parties and counsel of record who are registered with that system.</w:t>
+      </w:r>
+    </w:p>
+    <w:p>
+      <w:pPr>
+        <w:keepNext/>
+        <w:keepLines/>
+        <w:spacing w:before="300" w:after="0" w:line="300" w:lineRule="exact"/>
         <w:ind w:left="4752" w:firstLine="0"/>
+        <w:jc w:val="left"/>
       </w:pPr>
       <w:r>
         <w:t xml:space="preserve">/s/ Mark C. Nielsen</w:t>
       </w:r>
-      <w:r>
-        <w:br/>
-      </w:r>
-      <w:r>
-        <w:t xml:space="preserve">Mark C. Nielsen</w:t>
-      </w:r>
-    </w:p>
-    <w:bookmarkEnd w:id="26"/>
+    </w:p>
+    <w:p>
+      <w:pPr>
+        <w:spacing w:before="0" w:after="0" w:line="300" w:lineRule="exact"/>
+        <w:ind w:left="4752" w:firstLine="0"/>
+        <w:jc w:val="left"/>
+      </w:pPr>
+      <w:r>
+        <w:t xml:space="preserve">Mark</w:t>
+      </w:r>
+      <w:r>
+        <w:t xml:space="preserve"> </w:t>
+      </w:r>
+      <w:r>
+        <w:t xml:space="preserve">C.</w:t>
+      </w:r>
+      <w:r>
+        <w:t xml:space="preserve"> </w:t>
+      </w:r>
+      <w:r>
+        <w:t xml:space="preserve">Nielsen</w:t>
+      </w:r>
+    </w:p>
     <w:sectPr>
-      <w:footerReference r:id="rId9" w:type="default"/>
-      <w:pgSz w:h="15840" w:w="12240"/>
-      <w:pgMar w:bottom="1440" w:footer="576" w:gutter="0" w:header="720" w:left="1440" w:right="1440" w:top="1800"/>
+      <w:footerReference w:type="default" r:id="rIdFtrPage"/>
+      <w:pgSz w:w="12240" w:h="15840"/>
+      <w:pgMar w:top="1800" w:right="1440" w:bottom="1440" w:left="1440" w:header="720" w:footer="576" w:gutter="0"/>
       <w:pgNumType w:fmt="decimal" w:start="1"/>
-      <w:cols w:space="720"/>
     </w:sectPr>
   </w:body>
 </w:document>
@@ -1185,41 +4214,21 @@
 <w:ftr xmlns:w="http://schemas.openxmlformats.org/wordprocessingml/2006/main" xmlns:r="http://schemas.openxmlformats.org/officeDocument/2006/relationships">
   <w:p>
     <w:pPr>
-      <w:pStyle w:val="Footer"/>
+      <w:jc w:val="center"/>
     </w:pPr>
     <w:r>
-      <w:rPr>
-        <w:sz w:val="26"/>
-        <w:szCs w:val="26"/>
-      </w:rPr>
       <w:fldChar w:fldCharType="begin"/>
     </w:r>
     <w:r>
-      <w:rPr>
-        <w:sz w:val="26"/>
-        <w:szCs w:val="26"/>
-      </w:rPr>
       <w:instrText xml:space="preserve"> PAGE </w:instrText>
     </w:r>
     <w:r>
-      <w:rPr>
-        <w:sz w:val="26"/>
-        <w:szCs w:val="26"/>
-      </w:rPr>
       <w:fldChar w:fldCharType="separate"/>
     </w:r>
     <w:r>
-      <w:rPr>
-        <w:sz w:val="26"/>
-        <w:szCs w:val="26"/>
-      </w:rPr>
       <w:t>1</w:t>
     </w:r>
     <w:r>
-      <w:rPr>
-        <w:sz w:val="26"/>
-        <w:szCs w:val="26"/>
-      </w:rPr>
       <w:fldChar w:fldCharType="end"/>
     </w:r>
   </w:p>
@@ -1243,6 +4252,72 @@
     </w:p>
   </w:footnote>
 </w:footnotes>
+</file>
+
+<file path=word/ftr-add.xml><?xml version="1.0" encoding="utf-8"?>
+<w:ftr xmlns:w="http://schemas.openxmlformats.org/wordprocessingml/2006/main" xmlns:r="http://schemas.openxmlformats.org/officeDocument/2006/relationships">
+  <w:p>
+    <w:pPr>
+      <w:spacing w:before="0" w:after="0"/>
+      <w:jc w:val="center"/>
+    </w:pPr>
+    <w:r>
+      <w:t>Add-</w:t>
+    </w:r>
+    <w:r>
+      <w:fldChar w:fldCharType="begin"/>
+    </w:r>
+    <w:r>
+      <w:instrText xml:space="preserve"> PAGE </w:instrText>
+    </w:r>
+    <w:r>
+      <w:fldChar w:fldCharType="separate"/>
+    </w:r>
+    <w:r>
+      <w:t>1</w:t>
+    </w:r>
+    <w:r>
+      <w:fldChar w:fldCharType="end"/>
+    </w:r>
+  </w:p>
+</w:ftr>
+</file>
+
+<file path=word/ftr-none.xml><?xml version="1.0" encoding="utf-8"?>
+<w:ftr xmlns:w="http://schemas.openxmlformats.org/wordprocessingml/2006/main" xmlns:r="http://schemas.openxmlformats.org/officeDocument/2006/relationships">
+  <w:p>
+    <w:pPr>
+      <w:spacing w:before="0" w:after="0"/>
+      <w:jc w:val="center"/>
+    </w:pPr>
+  </w:p>
+</w:ftr>
+</file>
+
+<file path=word/ftr-page.xml><?xml version="1.0" encoding="utf-8"?>
+<w:ftr xmlns:w="http://schemas.openxmlformats.org/wordprocessingml/2006/main" xmlns:r="http://schemas.openxmlformats.org/officeDocument/2006/relationships">
+  <w:p>
+    <w:pPr>
+      <w:spacing w:before="0" w:after="0"/>
+      <w:jc w:val="center"/>
+    </w:pPr>
+    <w:r>
+      <w:fldChar w:fldCharType="begin"/>
+    </w:r>
+    <w:r>
+      <w:instrText xml:space="preserve"> PAGE </w:instrText>
+    </w:r>
+    <w:r>
+      <w:fldChar w:fldCharType="separate"/>
+    </w:r>
+    <w:r>
+      <w:t>1</w:t>
+    </w:r>
+    <w:r>
+      <w:fldChar w:fldCharType="end"/>
+    </w:r>
+  </w:p>
+</w:ftr>
 </file>
 
 <file path=word/numbering.xml><?xml version="1.0" encoding="utf-8"?>
@@ -1334,415 +4409,703 @@
   <w:docDefaults>
     <w:rPrDefault>
       <w:rPr>
-        <w:rFonts w:ascii="EB Garamond" w:cs="EB Garamond" w:eastAsia="EB Garamond" w:hAnsi="EB Garamond"/>
+        <w:rFonts w:ascii="Times New Roman" w:hAnsi="Times New Roman" w:eastAsia="Times New Roman" w:cs="Times New Roman"/>
         <w:sz w:val="26"/>
         <w:szCs w:val="26"/>
-        <w:lang w:bidi="ar-SA" w:eastAsia="en-US" w:val="en-US"/>
+        <w:lang w:val="en-US" w:eastAsia="zh-CN" w:bidi="ar-SA"/>
       </w:rPr>
     </w:rPrDefault>
     <w:pPrDefault>
       <w:pPr>
-        <w:spacing w:after="0" w:before="0" w:line="460" w:lineRule="exact"/>
+        <w:widowControl/>
+        <w:spacing w:after="0"/>
       </w:pPr>
     </w:pPrDefault>
   </w:docDefaults>
-  <w:style w:default="1" w:styleId="Normal" w:type="paragraph">
+  <w:latentStyles w:defLockedState="0" w:defUIPriority="0" w:defSemiHidden="0" w:defUnhideWhenUsed="0" w:defQFormat="0" w:count="276"/>
+  <w:style w:type="paragraph" w:default="1" w:styleId="Normal">
     <w:name w:val="Normal"/>
     <w:qFormat/>
-    <w:pPr>
-      <w:widowControl/>
-      <w:spacing w:after="0" w:before="0" w:line="460" w:lineRule="exact"/>
-    </w:pPr>
-    <w:rPr>
-      <w:sz w:val="26"/>
-      <w:szCs w:val="26"/>
-    </w:rPr>
-  </w:style>
-  <w:style w:default="1" w:styleId="DefaultParagraphFont" w:type="character">
-    <w:name w:val="Default Paragraph Font"/>
-    <w:uiPriority w:val="1"/>
-    <w:semiHidden/>
-  </w:style>
-  <w:style w:default="1" w:styleId="TableNormal" w:type="table">
-    <w:name w:val="Normal Table"/>
-    <w:semiHidden/>
-    <w:tblPr>
-      <w:tblInd w:type="dxa" w:w="0"/>
-      <w:tblCellMar>
-        <w:top w:type="dxa" w:w="0"/>
-        <w:left w:type="dxa" w:w="0"/>
-        <w:bottom w:type="dxa" w:w="0"/>
-        <w:right w:type="dxa" w:w="0"/>
-      </w:tblCellMar>
-    </w:tblPr>
-  </w:style>
-  <w:style w:default="1" w:styleId="NoList" w:type="numbering">
-    <w:name w:val="No List"/>
-    <w:semiHidden/>
-  </w:style>
-  <w:style w:styleId="BodyText" w:type="paragraph">
+  </w:style>
+  <w:style w:type="paragraph" w:styleId="BodyText">
     <w:name w:val="Body Text"/>
     <w:basedOn w:val="Normal"/>
+    <w:link w:val="BodyTextChar"/>
     <w:qFormat/>
     <w:pPr>
-      <w:spacing w:after="0" w:before="0" w:line="460" w:lineRule="exact"/>
+      <w:spacing w:before="0" w:after="0" w:line="460" w:lineRule="exact"/>
       <w:ind w:firstLine="720"/>
     </w:pPr>
   </w:style>
-  <w:style w:styleId="FirstParagraph" w:type="paragraph">
+  <w:style w:type="paragraph" w:customStyle="1" w:styleId="FirstParagraph">
     <w:name w:val="First Paragraph"/>
     <w:basedOn w:val="BodyText"/>
     <w:next w:val="BodyText"/>
     <w:qFormat/>
   </w:style>
-  <w:style w:styleId="Compact" w:type="paragraph">
+  <w:style w:type="paragraph" w:customStyle="1" w:styleId="Compact">
     <w:name w:val="Compact"/>
     <w:basedOn w:val="BodyText"/>
     <w:qFormat/>
     <w:pPr>
-      <w:keepNext/>
-      <w:ind w:firstLine="0"/>
+      <w:spacing w:before="36" w:after="36"/>
     </w:pPr>
   </w:style>
-  <w:style w:styleId="KeepNextBody" w:type="paragraph">
-    <w:name w:val="Keep Next Body"/>
-    <w:basedOn w:val="BodyText"/>
+  <w:style w:type="paragraph" w:styleId="Title">
+    <w:name w:val="Title"/>
+    <w:basedOn w:val="Normal"/>
+    <w:next w:val="BodyText"/>
+    <w:link w:val="TitleChar"/>
+    <w:uiPriority w:val="10"/>
+    <w:qFormat/>
+    <w:rsid w:val="00A10FD9"/>
+    <w:pPr>
+      <w:spacing w:after="80" w:line="240" w:lineRule="auto"/>
+      <w:contextualSpacing/>
+      <w:jc w:val="center"/>
+    </w:pPr>
+    <w:rPr>
+      <w:rFonts w:asciiTheme="majorHAnsi" w:eastAsiaTheme="majorEastAsia" w:hAnsiTheme="majorHAnsi" w:cstheme="majorBidi"/>
+      <w:sz w:val="56"/>
+      <w:szCs w:val="56"/>
+    </w:rPr>
+  </w:style>
+  <w:style w:type="character" w:customStyle="1" w:styleId="TitleChar">
+    <w:name w:val="Title Char"/>
+    <w:basedOn w:val="DefaultParagraphFont"/>
+    <w:link w:val="Title"/>
+    <w:uiPriority w:val="10"/>
+    <w:rsid w:val="00A10FD9"/>
+    <w:rPr>
+      <w:rFonts w:asciiTheme="majorHAnsi" w:eastAsiaTheme="majorEastAsia" w:hAnsiTheme="majorHAnsi" w:cstheme="majorBidi"/>
+      <w:sz w:val="56"/>
+      <w:szCs w:val="56"/>
+    </w:rPr>
+  </w:style>
+  <w:style w:type="paragraph" w:styleId="Subtitle">
+    <w:name w:val="Subtitle"/>
+    <w:basedOn w:val="Title"/>
+    <w:next w:val="BodyText"/>
+    <w:link w:val="SubtitleChar"/>
+    <w:uiPriority w:val="11"/>
+    <w:qFormat/>
+    <w:rsid w:val="00A10FD9"/>
+    <w:pPr>
+      <w:numPr>
+        <w:ilvl w:val="1"/>
+      </w:numPr>
+    </w:pPr>
+    <w:rPr>
+      <w:rFonts w:eastAsiaTheme="majorEastAsia" w:cstheme="majorBidi"/>
+      <w:spacing w:val="15"/>
+      <w:sz w:val="28"/>
+      <w:szCs w:val="28"/>
+    </w:rPr>
+  </w:style>
+  <w:style w:type="character" w:customStyle="1" w:styleId="SubtitleChar">
+    <w:name w:val="Subtitle Char"/>
+    <w:basedOn w:val="DefaultParagraphFont"/>
+    <w:link w:val="Subtitle"/>
+    <w:uiPriority w:val="11"/>
+    <w:rsid w:val="00A10FD9"/>
+    <w:rPr>
+      <w:rFonts w:eastAsiaTheme="majorEastAsia" w:cstheme="majorBidi"/>
+      <w:color w:val="595959" w:themeColor="text1" w:themeTint="A6"/>
+      <w:spacing w:val="15"/>
+      <w:sz w:val="28"/>
+      <w:szCs w:val="28"/>
+    </w:rPr>
+  </w:style>
+  <w:style w:type="paragraph" w:customStyle="1" w:styleId="Author">
+    <w:name w:val="Author"/>
+    <w:basedOn w:val="Title"/>
+    <w:next w:val="BodyText"/>
+    <w:qFormat/>
     <w:pPr>
       <w:keepNext/>
       <w:keepLines/>
     </w:pPr>
-  </w:style>
-  <w:style w:styleId="BlockText" w:type="paragraph">
-    <w:name w:val="Block Text"/>
+    <w:rPr>
+      <w:sz w:val="24"/>
+      <w:szCs w:val="24"/>
+    </w:rPr>
+  </w:style>
+  <w:style w:type="paragraph" w:styleId="Date">
+    <w:name w:val="Date"/>
+    <w:basedOn w:val="Title"/>
+    <w:next w:val="BodyText"/>
+    <w:qFormat/>
+    <w:pPr>
+      <w:keepNext/>
+      <w:keepLines/>
+    </w:pPr>
+    <w:rPr>
+      <w:sz w:val="24"/>
+      <w:szCs w:val="24"/>
+    </w:rPr>
+  </w:style>
+  <w:style w:type="paragraph" w:customStyle="1" w:styleId="AbstractTitle">
+    <w:name w:val="Abstract Title"/>
     <w:basedOn w:val="Normal"/>
+    <w:next w:val="Abstract"/>
+    <w:qFormat/>
     <w:pPr>
-      <w:spacing w:after="0" w:before="0" w:line="420" w:lineRule="exact"/>
-      <w:ind w:firstLine="0" w:left="720" w:right="720"/>
+      <w:keepNext/>
+      <w:keepLines/>
+      <w:spacing w:before="300" w:after="0"/>
+      <w:jc w:val="center"/>
     </w:pPr>
-  </w:style>
-  <w:style w:styleId="FootnoteText" w:type="paragraph">
-    <w:name w:val="footnote text"/>
-    <w:basedOn w:val="Normal"/>
-    <w:pPr>
-      <w:spacing w:after="120" w:before="0" w:line="420" w:lineRule="exact"/>
-      <w:ind w:firstLine="0"/>
-    </w:pPr>
-    <w:rPr>
-      <w:sz w:val="26"/>
-      <w:szCs w:val="26"/>
-    </w:rPr>
-  </w:style>
-  <w:style w:styleId="FootnoteReference" w:type="character">
-    <w:name w:val="footnote reference"/>
-    <w:rPr>
-      <w:vertAlign w:val="superscript"/>
-    </w:rPr>
-  </w:style>
-  <w:style w:styleId="Hyperlink" w:type="character">
-    <w:name w:val="Hyperlink"/>
-    <w:rPr>
-      <w:color w:val="000000"/>
-    </w:rPr>
-  </w:style>
-  <w:style w:styleId="Heading1" w:type="paragraph">
-    <w:name w:val="heading 1"/>
+    <w:rPr>
+      <w:b/>
+      <w:sz w:val="20"/>
+      <w:szCs w:val="20"/>
+    </w:rPr>
+  </w:style>
+  <w:style w:type="paragraph" w:customStyle="1" w:styleId="Abstract">
+    <w:name w:val="Abstract"/>
     <w:basedOn w:val="Normal"/>
     <w:next w:val="BodyText"/>
     <w:qFormat/>
     <w:pPr>
       <w:keepNext/>
       <w:keepLines/>
-      <w:spacing w:after="230" w:before="230" w:line="460" w:lineRule="exact"/>
-      <w:ind w:firstLine="0" w:left="0"/>
+      <w:spacing w:before="100" w:after="300"/>
+    </w:pPr>
+    <w:rPr>
+      <w:sz w:val="20"/>
+      <w:szCs w:val="20"/>
+    </w:rPr>
+  </w:style>
+  <w:style w:type="paragraph" w:styleId="Bibliography">
+    <w:name w:val="Bibliography"/>
+    <w:basedOn w:val="Normal"/>
+    <w:next w:val="Bibliography"/>
+    <w:qFormat/>
+    <w:pPr/>
+    <w:rPr/>
+  </w:style>
+  <w:style w:type="paragraph" w:styleId="Heading1">
+    <w:name w:val="heading 1"/>
+    <w:basedOn w:val="Normal"/>
+    <w:next w:val="BodyText"/>
+    <w:link w:val="Heading1Char"/>
+    <w:uiPriority w:val="9"/>
+    <w:qFormat/>
+    <w:rsid w:val="00A10FD9"/>
+    <w:pPr>
+      <w:keepNext/>
+      <w:keepLines/>
+      <w:spacing w:before="240" w:after="120" w:line="300" w:lineRule="exact"/>
+      <w:ind w:firstLine="0"/>
       <w:jc w:val="center"/>
       <w:outlineLvl w:val="0"/>
     </w:pPr>
     <w:rPr>
+      <w:rFonts w:ascii="Times New Roman" w:hAnsi="Times New Roman" w:eastAsia="Times New Roman" w:cs="Times New Roman"/>
       <w:b/>
       <w:bCs/>
       <w:caps/>
-    </w:rPr>
-  </w:style>
-  <w:style w:styleId="Heading2" w:type="paragraph">
+      <w:color w:val="000000"/>
+      <w:sz w:val="26"/>
+      <w:szCs w:val="26"/>
+    </w:rPr>
+  </w:style>
+  <w:style w:type="paragraph" w:styleId="Heading2">
     <w:name w:val="heading 2"/>
     <w:basedOn w:val="Normal"/>
     <w:next w:val="BodyText"/>
+    <w:link w:val="Heading2Char"/>
+    <w:uiPriority w:val="9"/>
+    <w:semiHidden/>
+    <w:unhideWhenUsed/>
+    <w:qFormat/>
+    <w:rsid w:val="00A10FD9"/>
+    <w:pPr>
+      <w:keepNext/>
+      <w:keepLines/>
+      <w:spacing w:before="240" w:after="120" w:line="300" w:lineRule="exact"/>
+      <w:ind w:firstLine="0"/>
+      <w:outlineLvl w:val="1"/>
+    </w:pPr>
+    <w:rPr>
+      <w:rFonts w:ascii="Times New Roman" w:hAnsi="Times New Roman" w:eastAsia="Times New Roman" w:cs="Times New Roman"/>
+      <w:b/>
+      <w:bCs/>
+      <w:color w:val="000000"/>
+      <w:sz w:val="26"/>
+      <w:szCs w:val="26"/>
+    </w:rPr>
+  </w:style>
+  <w:style w:type="paragraph" w:styleId="Heading3">
+    <w:name w:val="heading 3"/>
+    <w:basedOn w:val="Normal"/>
+    <w:next w:val="BodyText"/>
+    <w:link w:val="Heading3Char"/>
+    <w:uiPriority w:val="9"/>
+    <w:semiHidden/>
+    <w:unhideWhenUsed/>
+    <w:qFormat/>
+    <w:rsid w:val="00A10FD9"/>
+    <w:pPr>
+      <w:keepNext/>
+      <w:keepLines/>
+      <w:spacing w:before="240" w:after="120" w:line="300" w:lineRule="exact"/>
+      <w:ind w:firstLine="0"/>
+      <w:outlineLvl w:val="2"/>
+    </w:pPr>
+    <w:rPr>
+      <w:rFonts w:ascii="Times New Roman" w:hAnsi="Times New Roman" w:eastAsia="Times New Roman" w:cs="Times New Roman"/>
+      <w:b/>
+      <w:bCs/>
+      <w:color w:val="000000"/>
+      <w:sz w:val="26"/>
+      <w:szCs w:val="26"/>
+    </w:rPr>
+  </w:style>
+  <w:style w:type="paragraph" w:styleId="Heading4">
+    <w:name w:val="heading 4"/>
+    <w:basedOn w:val="Normal"/>
+    <w:next w:val="BodyText"/>
+    <w:link w:val="Heading4Char"/>
+    <w:uiPriority w:val="9"/>
+    <w:semiHidden/>
+    <w:unhideWhenUsed/>
+    <w:qFormat/>
+    <w:rsid w:val="00A10FD9"/>
+    <w:pPr>
+      <w:keepNext/>
+      <w:keepLines/>
+      <w:spacing w:before="240" w:after="120" w:line="300" w:lineRule="exact"/>
+      <w:ind w:firstLine="0"/>
+      <w:outlineLvl w:val="3"/>
+    </w:pPr>
+    <w:rPr>
+      <w:rFonts w:ascii="Times New Roman" w:hAnsi="Times New Roman" w:eastAsia="Times New Roman" w:cs="Times New Roman"/>
+      <w:b/>
+      <w:bCs/>
+      <w:i/>
+      <w:color w:val="000000"/>
+      <w:sz w:val="26"/>
+      <w:szCs w:val="26"/>
+    </w:rPr>
+  </w:style>
+  <w:style w:type="paragraph" w:styleId="Heading5">
+    <w:name w:val="heading 5"/>
+    <w:basedOn w:val="Normal"/>
+    <w:next w:val="BodyText"/>
+    <w:link w:val="Heading5Char"/>
+    <w:uiPriority w:val="9"/>
+    <w:semiHidden/>
+    <w:unhideWhenUsed/>
+    <w:qFormat/>
+    <w:rsid w:val="00A10FD9"/>
+    <w:pPr>
+      <w:keepNext/>
+      <w:keepLines/>
+      <w:spacing w:before="240" w:after="120" w:line="300" w:lineRule="exact"/>
+      <w:ind w:firstLine="0"/>
+      <w:outlineLvl w:val="4"/>
+    </w:pPr>
+    <w:rPr>
+      <w:rFonts w:ascii="Times New Roman" w:hAnsi="Times New Roman" w:eastAsia="Times New Roman" w:cs="Times New Roman"/>
+      <w:b/>
+      <w:bCs/>
+      <w:i/>
+      <w:color w:val="000000"/>
+      <w:sz w:val="26"/>
+      <w:szCs w:val="26"/>
+    </w:rPr>
+  </w:style>
+  <w:style w:type="paragraph" w:styleId="Heading6">
+    <w:name w:val="heading 6"/>
+    <w:basedOn w:val="Normal"/>
+    <w:next w:val="BodyText"/>
+    <w:link w:val="Heading6Char"/>
+    <w:uiPriority w:val="9"/>
+    <w:semiHidden/>
+    <w:unhideWhenUsed/>
+    <w:qFormat/>
+    <w:rsid w:val="00A10FD9"/>
+    <w:pPr>
+      <w:keepNext/>
+      <w:keepLines/>
+      <w:spacing w:before="40" w:after="0"/>
+      <w:outlineLvl w:val="5"/>
+    </w:pPr>
+    <w:rPr>
+      <w:rFonts w:eastAsiaTheme="majorEastAsia" w:cstheme="majorBidi"/>
+      <w:i/>
+      <w:iCs/>
+      <w:color w:val="595959" w:themeColor="text1" w:themeTint="A6"/>
+    </w:rPr>
+  </w:style>
+  <w:style w:type="paragraph" w:styleId="Heading7">
+    <w:name w:val="heading 7"/>
+    <w:basedOn w:val="Normal"/>
+    <w:next w:val="BodyText"/>
+    <w:link w:val="Heading7Char"/>
+    <w:uiPriority w:val="9"/>
+    <w:semiHidden/>
+    <w:unhideWhenUsed/>
+    <w:qFormat/>
+    <w:rsid w:val="00A10FD9"/>
+    <w:pPr>
+      <w:keepNext/>
+      <w:keepLines/>
+      <w:spacing w:before="40" w:after="0"/>
+      <w:outlineLvl w:val="6"/>
+    </w:pPr>
+    <w:rPr>
+      <w:rFonts w:eastAsiaTheme="majorEastAsia" w:cstheme="majorBidi"/>
+      <w:color w:val="595959" w:themeColor="text1" w:themeTint="A6"/>
+    </w:rPr>
+  </w:style>
+  <w:style w:type="paragraph" w:styleId="Heading8">
+    <w:name w:val="heading 8"/>
+    <w:basedOn w:val="Normal"/>
+    <w:next w:val="BodyText"/>
+    <w:link w:val="Heading8Char"/>
+    <w:uiPriority w:val="9"/>
+    <w:semiHidden/>
+    <w:unhideWhenUsed/>
+    <w:qFormat/>
+    <w:rsid w:val="00A10FD9"/>
+    <w:pPr>
+      <w:keepNext/>
+      <w:keepLines/>
+      <w:spacing w:after="0"/>
+      <w:outlineLvl w:val="7"/>
+    </w:pPr>
+    <w:rPr>
+      <w:rFonts w:eastAsiaTheme="majorEastAsia" w:cstheme="majorBidi"/>
+      <w:i/>
+      <w:iCs/>
+      <w:color w:val="272727" w:themeColor="text1" w:themeTint="D8"/>
+    </w:rPr>
+  </w:style>
+  <w:style w:type="paragraph" w:styleId="Heading9">
+    <w:name w:val="heading 9"/>
+    <w:basedOn w:val="Normal"/>
+    <w:next w:val="BodyText"/>
+    <w:link w:val="Heading9Char"/>
+    <w:uiPriority w:val="9"/>
+    <w:semiHidden/>
+    <w:unhideWhenUsed/>
+    <w:qFormat/>
+    <w:rsid w:val="00A10FD9"/>
+    <w:pPr>
+      <w:keepNext/>
+      <w:keepLines/>
+      <w:spacing w:after="0"/>
+      <w:outlineLvl w:val="8"/>
+    </w:pPr>
+    <w:rPr>
+      <w:rFonts w:eastAsiaTheme="majorEastAsia" w:cstheme="majorBidi"/>
+      <w:color w:val="272727" w:themeColor="text1" w:themeTint="D8"/>
+    </w:rPr>
+  </w:style>
+  <w:style w:type="character" w:customStyle="1" w:styleId="Heading1Char">
+    <w:name w:val="Heading 1 Char"/>
+    <w:basedOn w:val="DefaultParagraphFont"/>
+    <w:link w:val="Heading1"/>
+    <w:uiPriority w:val="9"/>
+    <w:rsid w:val="00A10FD9"/>
+    <w:rPr>
+      <w:rFonts w:asciiTheme="majorHAnsi" w:eastAsiaTheme="majorEastAsia" w:hAnsiTheme="majorHAnsi" w:cstheme="majorBidi"/>
+      <w:color w:val="0F4761" w:themeColor="accent1" w:themeShade="BF"/>
+      <w:sz w:val="40"/>
+      <w:szCs w:val="40"/>
+    </w:rPr>
+  </w:style>
+  <w:style w:type="character" w:customStyle="1" w:styleId="Heading2Char">
+    <w:name w:val="Heading 2 Char"/>
+    <w:basedOn w:val="DefaultParagraphFont"/>
+    <w:link w:val="Heading2"/>
+    <w:uiPriority w:val="9"/>
+    <w:semiHidden/>
+    <w:rsid w:val="00A10FD9"/>
+    <w:rPr>
+      <w:rFonts w:asciiTheme="majorHAnsi" w:eastAsiaTheme="majorEastAsia" w:hAnsiTheme="majorHAnsi" w:cstheme="majorBidi"/>
+      <w:color w:val="0F4761" w:themeColor="accent1" w:themeShade="BF"/>
+      <w:sz w:val="32"/>
+      <w:szCs w:val="32"/>
+    </w:rPr>
+  </w:style>
+  <w:style w:type="character" w:customStyle="1" w:styleId="Heading3Char">
+    <w:name w:val="Heading 3 Char"/>
+    <w:basedOn w:val="DefaultParagraphFont"/>
+    <w:link w:val="Heading3"/>
+    <w:uiPriority w:val="9"/>
+    <w:semiHidden/>
+    <w:rsid w:val="00A10FD9"/>
+    <w:rPr>
+      <w:rFonts w:eastAsiaTheme="majorEastAsia" w:cstheme="majorBidi"/>
+      <w:color w:val="0F4761" w:themeColor="accent1" w:themeShade="BF"/>
+      <w:sz w:val="28"/>
+      <w:szCs w:val="28"/>
+    </w:rPr>
+  </w:style>
+  <w:style w:type="character" w:customStyle="1" w:styleId="Heading4Char">
+    <w:name w:val="Heading 4 Char"/>
+    <w:basedOn w:val="DefaultParagraphFont"/>
+    <w:link w:val="Heading4"/>
+    <w:uiPriority w:val="9"/>
+    <w:semiHidden/>
+    <w:rsid w:val="00A10FD9"/>
+    <w:rPr>
+      <w:rFonts w:eastAsiaTheme="majorEastAsia" w:cstheme="majorBidi"/>
+      <w:i/>
+      <w:iCs/>
+      <w:color w:val="0F4761" w:themeColor="accent1" w:themeShade="BF"/>
+    </w:rPr>
+  </w:style>
+  <w:style w:type="character" w:customStyle="1" w:styleId="Heading5Char">
+    <w:name w:val="Heading 5 Char"/>
+    <w:basedOn w:val="DefaultParagraphFont"/>
+    <w:link w:val="Heading5"/>
+    <w:uiPriority w:val="9"/>
+    <w:semiHidden/>
+    <w:rsid w:val="00A10FD9"/>
+    <w:rPr>
+      <w:rFonts w:eastAsiaTheme="majorEastAsia" w:cstheme="majorBidi"/>
+      <w:color w:val="0F4761" w:themeColor="accent1" w:themeShade="BF"/>
+    </w:rPr>
+  </w:style>
+  <w:style w:type="character" w:customStyle="1" w:styleId="Heading6Char">
+    <w:name w:val="Heading 6 Char"/>
+    <w:basedOn w:val="DefaultParagraphFont"/>
+    <w:link w:val="Heading6"/>
+    <w:uiPriority w:val="9"/>
+    <w:semiHidden/>
+    <w:rsid w:val="00A10FD9"/>
+    <w:rPr>
+      <w:rFonts w:eastAsiaTheme="majorEastAsia" w:cstheme="majorBidi"/>
+      <w:i/>
+      <w:iCs/>
+      <w:color w:val="595959" w:themeColor="text1" w:themeTint="A6"/>
+    </w:rPr>
+  </w:style>
+  <w:style w:type="character" w:customStyle="1" w:styleId="Heading7Char">
+    <w:name w:val="Heading 7 Char"/>
+    <w:basedOn w:val="DefaultParagraphFont"/>
+    <w:link w:val="Heading7"/>
+    <w:uiPriority w:val="9"/>
+    <w:semiHidden/>
+    <w:rsid w:val="00A10FD9"/>
+    <w:rPr>
+      <w:rFonts w:eastAsiaTheme="majorEastAsia" w:cstheme="majorBidi"/>
+      <w:color w:val="595959" w:themeColor="text1" w:themeTint="A6"/>
+    </w:rPr>
+  </w:style>
+  <w:style w:type="character" w:customStyle="1" w:styleId="Heading8Char">
+    <w:name w:val="Heading 8 Char"/>
+    <w:basedOn w:val="DefaultParagraphFont"/>
+    <w:link w:val="Heading8"/>
+    <w:uiPriority w:val="9"/>
+    <w:semiHidden/>
+    <w:rsid w:val="00A10FD9"/>
+    <w:rPr>
+      <w:rFonts w:eastAsiaTheme="majorEastAsia" w:cstheme="majorBidi"/>
+      <w:i/>
+      <w:iCs/>
+      <w:color w:val="272727" w:themeColor="text1" w:themeTint="D8"/>
+    </w:rPr>
+  </w:style>
+  <w:style w:type="character" w:customStyle="1" w:styleId="Heading9Char">
+    <w:name w:val="Heading 9 Char"/>
+    <w:basedOn w:val="DefaultParagraphFont"/>
+    <w:link w:val="Heading9"/>
+    <w:uiPriority w:val="9"/>
+    <w:semiHidden/>
+    <w:rsid w:val="00A10FD9"/>
+    <w:rPr>
+      <w:rFonts w:eastAsiaTheme="majorEastAsia" w:cstheme="majorBidi"/>
+      <w:color w:val="272727" w:themeColor="text1" w:themeTint="D8"/>
+    </w:rPr>
+  </w:style>
+  <w:style w:type="paragraph" w:customStyle="1" w:styleId="ListItem">
+    <w:name w:val="List Item"/>
+    <w:basedOn w:val="BodyText"/>
+    <w:qFormat/>
+    <w:pPr>
+      <w:spacing w:before="0" w:after="0" w:line="460" w:lineRule="exact"/>
+      <w:ind w:left="720" w:hanging="720"/>
+    </w:pPr>
+  </w:style>
+  <w:style w:type="paragraph" w:styleId="BlockText">
+    <w:name w:val="Block Text"/>
+    <w:basedOn w:val="BodyText"/>
+    <w:next w:val="BodyText"/>
+    <w:uiPriority w:val="9"/>
+    <w:unhideWhenUsed/>
+    <w:qFormat/>
+    <w:pPr>
+      <w:spacing w:before="280" w:after="280" w:line="300" w:lineRule="exact"/>
+      <w:ind w:firstLine="0" w:left="720" w:right="720"/>
+    </w:pPr>
+  </w:style>
+  <w:style w:type="paragraph" w:styleId="FootnoteText">
+    <w:name w:val="Footnote Text"/>
+    <w:basedOn w:val="Normal"/>
+    <w:next w:val="FootnoteText"/>
+    <w:uiPriority w:val="9"/>
+    <w:unhideWhenUsed/>
+    <w:qFormat/>
+    <w:pPr>
+      <w:widowControl/>
+      <w:spacing w:before="0" w:after="80" w:line="300" w:lineRule="exact"/>
+    </w:pPr>
+    <w:rPr>
+      <w:sz w:val="26"/>
+      <w:szCs w:val="26"/>
+    </w:rPr>
+  </w:style>
+  <w:style w:type="paragraph" w:styleId="FootnoteBlockText">
+    <w:name w:val="Footnote Block Text"/>
+    <w:basedOn w:val="FootnoteText"/>
+    <w:next w:val="FootnoteText"/>
+    <w:uiPriority w:val="9"/>
+    <w:unhideWhenUsed/>
+    <w:qFormat/>
+    <w:pPr>
+      <w:spacing w:before="280" w:after="280"/>
+      <w:ind w:firstLine="0" w:left="720" w:right="720"/>
+    </w:pPr>
+  </w:style>
+  <w:style w:type="character" w:default="1" w:styleId="DefaultParagraphFont">
+    <w:name w:val="Default Paragraph Font"/>
+    <w:semiHidden/>
+    <w:unhideWhenUsed/>
+  </w:style>
+  <w:style w:type="table" w:default="1" w:styleId="Table">
+    <w:name w:val="Table"/>
+    <w:basedOn w:val="TableNormal"/>
+    <w:qFormat/>
+    <w:tblPr>
+      <w:tblInd w:w="0" w:type="dxa"/>
+      <w:tblCellMar>
+        <w:top w:w="0" w:type="dxa"/>
+        <w:left w:w="108" w:type="dxa"/>
+        <w:bottom w:w="0" w:type="dxa"/>
+        <w:right w:w="108" w:type="dxa"/>
+      </w:tblCellMar>
+    </w:tblPr>
+    <w:tblStylePr w:type="firstRow">
+      <w:tcPr>
+        <w:tcBorders>
+          <w:bottom w:val="single"/>
+        </w:tcBorders>
+        <w:vAlign w:val="bottom"/>
+      </w:tcPr>
+    </w:tblStylePr>
+  </w:style>
+  <w:style w:type="paragraph" w:customStyle="1" w:styleId="DefinitionTerm">
+    <w:name w:val="Definition Term"/>
+    <w:basedOn w:val="Normal"/>
+    <w:next w:val="Definition"/>
+    <w:pPr>
+      <w:keepNext/>
+      <w:keepLines/>
+      <w:spacing w:after="0"/>
+    </w:pPr>
+    <w:rPr>
+      <w:b/>
+    </w:rPr>
+  </w:style>
+  <w:style w:type="paragraph" w:customStyle="1" w:styleId="Definition">
+    <w:name w:val="Definition"/>
+    <w:basedOn w:val="Normal"/>
+  </w:style>
+  <w:style w:type="paragraph" w:styleId="Caption">
+    <w:name w:val="Caption"/>
+    <w:basedOn w:val="Normal"/>
+    <w:link w:val="BodyTextChar"/>
+    <w:pPr>
+      <w:spacing w:before="0" w:after="120"/>
+    </w:pPr>
+    <w:rPr>
+      <w:i/>
+    </w:rPr>
+  </w:style>
+  <w:style w:type="paragraph" w:customStyle="1" w:styleId="TableCaption">
+    <w:name w:val="Table Caption"/>
+    <w:basedOn w:val="Caption"/>
+    <w:pPr>
+      <w:keepNext/>
+    </w:pPr>
+  </w:style>
+  <w:style w:type="paragraph" w:customStyle="1" w:styleId="ImageCaption">
+    <w:name w:val="Image Caption"/>
+    <w:basedOn w:val="Caption"/>
+  </w:style>
+  <w:style w:type="paragraph" w:customStyle="1" w:styleId="Figure">
+    <w:name w:val="Figure"/>
+    <w:basedOn w:val="Normal"/>
+  </w:style>
+  <w:style w:type="paragraph" w:customStyle="1" w:styleId="CaptionedFigure">
+    <w:name w:val="Captioned Figure"/>
+    <w:basedOn w:val="Figure"/>
+    <w:pPr>
+      <w:keepNext/>
+    </w:pPr>
+  </w:style>
+  <w:style w:type="character" w:customStyle="1" w:styleId="BodyTextChar">
+    <w:name w:val="Body Text Char"/>
+    <w:basedOn w:val="DefaultParagraphFont"/>
+    <w:link w:val="BodyText"/>
+  </w:style>
+  <w:style w:type="character" w:customStyle="1" w:styleId="VerbatimChar">
+    <w:name w:val="Verbatim Char"/>
+    <w:basedOn w:val="BodyTextChar"/>
+    <w:rPr>
+      <w:rFonts w:ascii="Consolas" w:hAnsi="Consolas"/>
+      <w:sz w:val="22"/>
+    </w:rPr>
+  </w:style>
+  <w:style w:type="character" w:customStyle="1" w:styleId="SectionNumber">
+    <w:name w:val="Section Number"/>
+    <w:basedOn w:val="BodyTextChar"/>
+  </w:style>
+  <w:style w:type="character" w:styleId="FootnoteReference">
+    <w:name w:val="Footnote Reference"/>
+    <w:basedOn w:val="BodyTextChar"/>
+    <w:rPr>
+      <w:vertAlign w:val="superscript"/>
+    </w:rPr>
+  </w:style>
+  <w:style w:type="character" w:styleId="Hyperlink">
+    <w:name w:val="Hyperlink"/>
+    <w:basedOn w:val="BodyTextChar"/>
+    <w:rPr>
+      <w:color w:val="000000"/>
+    </w:rPr>
+  </w:style>
+  <w:style w:type="paragraph" w:styleId="TOCHeading">
+    <w:name w:val="TOC Heading"/>
+    <w:basedOn w:val="Heading1"/>
+    <w:next w:val="BodyText"/>
+    <w:uiPriority w:val="39"/>
+    <w:unhideWhenUsed/>
+    <w:qFormat/>
+    <w:pPr>
+      <w:spacing w:before="240" w:line="259" w:lineRule="auto"/>
+      <w:outlineLvl w:val="9"/>
+    </w:pPr>
+    <w:rPr>
+      <w:rFonts w:asciiTheme="majorHAnsi" w:eastAsiaTheme="majorEastAsia" w:hAnsiTheme="majorHAnsi" w:cstheme="majorBidi"/>
+      <w:b w:val="0"/>
+      <w:bCs w:val="0"/>
+      <w:color w:val="365F91" w:themeColor="accent1" w:themeShade="BF"/>
+    </w:rPr>
+  </w:style>
+  <w:style w:type="paragraph" w:customStyle="1" w:styleId="BodyTextKeep">
+    <w:name w:val="Body Text Keep"/>
+    <w:basedOn w:val="BodyText"/>
     <w:qFormat/>
     <w:pPr>
       <w:keepNext/>
       <w:keepLines/>
-      <w:spacing w:after="230" w:before="230" w:line="460" w:lineRule="exact"/>
-      <w:tabs>
-        <w:tab w:pos="720" w:val="left"/>
-      </w:tabs>
-      <w:ind w:firstLine="0" w:hanging="720" w:left="720"/>
-      <w:outlineLvl w:val="1"/>
     </w:pPr>
-    <w:rPr>
-      <w:b/>
-      <w:bCs/>
-    </w:rPr>
-  </w:style>
-  <w:style w:styleId="Heading3" w:type="paragraph">
-    <w:name w:val="heading 3"/>
-    <w:basedOn w:val="Normal"/>
-    <w:next w:val="BodyText"/>
-    <w:qFormat/>
-    <w:pPr>
-      <w:keepNext/>
-      <w:keepLines/>
-      <w:spacing w:after="230" w:before="230" w:line="460" w:lineRule="exact"/>
-      <w:tabs>
-        <w:tab w:pos="1440" w:val="left"/>
-      </w:tabs>
-      <w:ind w:firstLine="0" w:hanging="720" w:left="1440"/>
-      <w:outlineLvl w:val="2"/>
-    </w:pPr>
-    <w:rPr>
-      <w:b/>
-      <w:bCs/>
-    </w:rPr>
-  </w:style>
-  <w:style w:styleId="Heading4" w:type="paragraph">
-    <w:name w:val="heading 4"/>
-    <w:basedOn w:val="Normal"/>
-    <w:next w:val="BodyText"/>
-    <w:qFormat/>
-    <w:pPr>
-      <w:keepNext/>
-      <w:keepLines/>
-      <w:spacing w:after="230" w:before="230" w:line="460" w:lineRule="exact"/>
-      <w:tabs>
-        <w:tab w:pos="2160" w:val="left"/>
-      </w:tabs>
-      <w:ind w:firstLine="0" w:hanging="720" w:left="2160"/>
-      <w:outlineLvl w:val="3"/>
-    </w:pPr>
-    <w:rPr>
-      <w:b/>
-      <w:bCs/>
-    </w:rPr>
-  </w:style>
-  <w:style w:styleId="Heading5" w:type="paragraph">
-    <w:name w:val="heading 5"/>
-    <w:basedOn w:val="Normal"/>
-    <w:next w:val="BodyText"/>
-    <w:qFormat/>
-    <w:pPr>
-      <w:keepNext/>
-      <w:keepLines/>
-      <w:spacing w:after="230" w:before="230" w:line="460" w:lineRule="exact"/>
-      <w:tabs>
-        <w:tab w:pos="2880" w:val="left"/>
-      </w:tabs>
-      <w:ind w:firstLine="0" w:hanging="720" w:left="2880"/>
-      <w:outlineLvl w:val="4"/>
-    </w:pPr>
-    <w:rPr>
-      <w:b/>
-      <w:bCs/>
-    </w:rPr>
-  </w:style>
-  <w:style w:styleId="Title" w:type="paragraph">
-    <w:name w:val="Title"/>
-    <w:basedOn w:val="Normal"/>
-    <w:qFormat/>
-    <w:pPr>
-      <w:jc w:val="center"/>
-    </w:pPr>
-    <w:rPr>
-      <w:b/>
-    </w:rPr>
-  </w:style>
-  <w:style w:styleId="Subtitle" w:type="paragraph">
-    <w:name w:val="Subtitle"/>
-    <w:basedOn w:val="Normal"/>
-    <w:qFormat/>
-  </w:style>
-  <w:style w:styleId="Author" w:type="paragraph">
-    <w:name w:val="Author"/>
-    <w:basedOn w:val="Normal"/>
-    <w:qFormat/>
-  </w:style>
-  <w:style w:styleId="Date" w:type="paragraph">
-    <w:name w:val="Date"/>
-    <w:basedOn w:val="Normal"/>
-    <w:qFormat/>
-  </w:style>
-  <w:style w:styleId="Abstract" w:type="paragraph">
-    <w:name w:val="Abstract"/>
-    <w:basedOn w:val="Normal"/>
-  </w:style>
-  <w:style w:styleId="Bibliography" w:type="paragraph">
-    <w:name w:val="Bibliography"/>
-    <w:basedOn w:val="BodyText"/>
-  </w:style>
-  <w:style w:styleId="Caption" w:type="paragraph">
-    <w:name w:val="caption"/>
-    <w:basedOn w:val="Normal"/>
-    <w:pPr>
-      <w:spacing w:after="120" w:before="0" w:line="420" w:lineRule="exact"/>
-    </w:pPr>
-  </w:style>
-  <w:style w:styleId="TOCHeading" w:type="paragraph">
-    <w:name w:val="TOC Heading"/>
-    <w:basedOn w:val="Heading1"/>
-    <w:next w:val="Normal"/>
-  </w:style>
-  <w:style w:styleId="CaptionText" w:type="paragraph">
-    <w:name w:val="Caption Text"/>
-    <w:basedOn w:val="Normal"/>
-    <w:pPr>
-      <w:spacing w:after="0" w:before="0" w:line="420" w:lineRule="exact"/>
-      <w:ind w:firstLine="0"/>
-    </w:pPr>
-  </w:style>
-  <w:style w:styleId="SingleSpaced" w:type="paragraph">
-    <w:name w:val="Single Spaced"/>
-    <w:basedOn w:val="Normal"/>
-    <w:pPr>
-      <w:spacing w:after="0" w:before="0" w:line="420" w:lineRule="exact"/>
-      <w:ind w:firstLine="0"/>
-    </w:pPr>
-  </w:style>
-  <w:style w:styleId="CoverTitle" w:type="paragraph">
-    <w:name w:val="Cover Title"/>
-    <w:basedOn w:val="SingleSpaced"/>
-    <w:pPr>
-      <w:keepNext/>
-      <w:jc w:val="center"/>
-    </w:pPr>
-    <w:rPr>
-      <w:b/>
-      <w:bCs/>
-    </w:rPr>
-  </w:style>
-  <w:style w:styleId="FrontHeading" w:type="paragraph">
-    <w:name w:val="Front Heading"/>
-    <w:basedOn w:val="Normal"/>
-    <w:pPr>
-      <w:keepNext/>
-      <w:keepLines/>
-      <w:spacing w:after="230" w:before="230" w:line="460" w:lineRule="exact"/>
-      <w:jc w:val="center"/>
-    </w:pPr>
-    <w:rPr>
-      <w:b/>
-      <w:bCs/>
-      <w:caps/>
-    </w:rPr>
-  </w:style>
-  <w:style w:styleId="FrontHeadingBreak" w:type="paragraph">
-    <w:name w:val="Front Heading Break"/>
-    <w:basedOn w:val="FrontHeading"/>
-    <w:pPr>
-      <w:pageBreakBefore/>
-    </w:pPr>
-  </w:style>
-  <w:style w:styleId="SignatureBlock" w:type="paragraph">
-    <w:name w:val="Signature Block"/>
-    <w:basedOn w:val="SingleSpaced"/>
-    <w:pPr>
-      <w:keepNext/>
-      <w:keepLines/>
-      <w:ind w:firstLine="0" w:left="4320"/>
-    </w:pPr>
-  </w:style>
-  <w:style w:styleId="SignatureBlockWide" w:type="paragraph">
-    <w:name w:val="Signature Block Wide"/>
-    <w:basedOn w:val="SingleSpaced"/>
-    <w:pPr>
-      <w:keepNext/>
-      <w:keepLines/>
-      <w:ind w:firstLine="0" w:left="0"/>
-    </w:pPr>
-  </w:style>
-  <w:style w:styleId="TOCLevel2" w:type="paragraph">
-    <w:name w:val="TOC Level 2"/>
-    <w:basedOn w:val="SingleSpaced"/>
-    <w:pPr>
-      <w:tabs>
-        <w:tab w:leader="dot" w:pos="9360" w:val="right"/>
-      </w:tabs>
-      <w:spacing w:after="0" w:before="120" w:line="420" w:lineRule="exact"/>
-      <w:ind w:hanging="720" w:left="720"/>
-    </w:pPr>
-  </w:style>
-  <w:style w:styleId="TOCLevel3" w:type="paragraph">
-    <w:name w:val="TOC Level 3"/>
-    <w:basedOn w:val="TOCLevel2"/>
-    <w:pPr>
-      <w:ind w:hanging="720" w:left="1440"/>
-    </w:pPr>
-  </w:style>
-  <w:style w:styleId="TOCLevel4" w:type="paragraph">
-    <w:name w:val="TOC Level 4"/>
-    <w:basedOn w:val="TOCLevel2"/>
-    <w:pPr>
-      <w:ind w:hanging="720" w:left="2160"/>
-    </w:pPr>
-  </w:style>
-  <w:style w:styleId="TOAEntry" w:type="paragraph">
-    <w:name w:val="TOA Entry"/>
-    <w:basedOn w:val="SingleSpaced"/>
-    <w:pPr>
-      <w:tabs>
-        <w:tab w:leader="dot" w:pos="9360" w:val="right"/>
-      </w:tabs>
-      <w:spacing w:after="0" w:before="120" w:line="420" w:lineRule="exact"/>
-      <w:ind w:hanging="504" w:left="504"/>
-    </w:pPr>
-  </w:style>
-  <w:style w:styleId="TOAGroup" w:type="paragraph">
-    <w:name w:val="TOA Group"/>
-    <w:basedOn w:val="SingleSpaced"/>
-    <w:pPr>
-      <w:keepNext/>
-      <w:spacing w:after="120" w:before="230" w:line="420" w:lineRule="exact"/>
-    </w:pPr>
-    <w:rPr>
-      <w:b/>
-      <w:bCs/>
-    </w:rPr>
-  </w:style>
-  <w:style w:styleId="PageLabel" w:type="paragraph">
-    <w:name w:val="Page Label"/>
-    <w:basedOn w:val="SingleSpaced"/>
-    <w:pPr>
-      <w:jc w:val="right"/>
-    </w:pPr>
-    <w:rPr>
-      <w:b/>
-      <w:bCs/>
-    </w:rPr>
-  </w:style>
-  <w:style w:styleId="Footer" w:type="paragraph">
-    <w:name w:val="footer"/>
-    <w:basedOn w:val="Normal"/>
-    <w:pPr>
-      <w:spacing w:after="0" w:before="0" w:line="240" w:lineRule="auto"/>
-      <w:jc w:val="center"/>
-    </w:pPr>
-  </w:style>
-  <w:style w:styleId="Table" w:type="table">
-    <w:name w:val="Table"/>
-    <w:basedOn w:val="TableNormal"/>
-    <w:tblPr>
-      <w:tblBorders>
-        <w:top w:color="auto" w:space="0" w:sz="0" w:val="none"/>
-        <w:left w:color="auto" w:space="0" w:sz="0" w:val="none"/>
-        <w:bottom w:color="auto" w:space="0" w:sz="0" w:val="none"/>
-        <w:right w:color="auto" w:space="0" w:sz="0" w:val="none"/>
-        <w:insideH w:color="auto" w:space="0" w:sz="0" w:val="none"/>
-        <w:insideV w:color="auto" w:space="0" w:sz="0" w:val="none"/>
-      </w:tblBorders>
-    </w:tblPr>
-  </w:style>
-  <w:style w:styleId="VerbatimChar" w:type="character">
-    <w:name w:val="Verbatim Char"/>
-  </w:style>
-  <w:style w:styleId="SectionNumber" w:type="character">
-    <w:name w:val="Section Number"/>
   </w:style>
   <w:style w:type="paragraph" w:customStyle="1" w:styleId="SourceCode">
     <w:name w:val="Source Code"/>

--- a/courts/fourth-circuit/north-carolina/federal/middle-district/motion-brief/usage/OUTPUT-motion-brief.docx
+++ b/courts/fourth-circuit/north-carolina/federal/middle-district/motion-brief/usage/OUTPUT-motion-brief.docx
@@ -131,8 +131,6 @@
     <w:p>
       <w:pPr>
         <w:spacing w:before="0" w:after="0" w:line="460" w:lineRule="exact"/>
-        <w:ind w:left="0" w:firstLine="0"/>
-        <w:jc w:val="left"/>
       </w:pPr>
     </w:p>
     <w:tbl>
@@ -158,863 +156,934 @@
         <w:tc>
           <w:tcPr>
             <w:tcW w:w="4680" w:type="dxa"/>
-            <w:tcBorders>
-              <w:right w:val="single" w:sz="6" w:space="0" w:color="000000"/>
-              <w:bottom w:val="single" w:sz="6" w:space="0" w:color="000000"/>
-            </w:tcBorders>
-            <w:tcMar>
-              <w:bottom w:w="285" w:type="dxa"/>
-              <w:right w:w="288" w:type="dxa"/>
-            </w:tcMar>
           </w:tcPr>
+          <w:tbl>
+            <w:tblPr>
+              <w:tblW w:w="4680" w:type="dxa"/>
+              <w:tblInd w:w="0" w:type="dxa"/>
+              <w:tblBorders>
+                <w:top w:val="nil"/>
+                <w:left w:val="nil"/>
+                <w:bottom w:val="nil"/>
+                <w:right w:val="single" w:sz="6" w:space="0" w:color="000000"/>
+              </w:tblBorders>
+              <w:tblLayout w:type="fixed"/>
+              <w:tblCellMar>
+                <w:top w:w="0" w:type="dxa"/>
+                <w:left w:w="0" w:type="dxa"/>
+                <w:bottom w:w="300" w:type="dxa"/>
+                <w:right w:w="288" w:type="dxa"/>
+              </w:tblCellMar>
+              <w:tblLook w:val="0000" w:firstRow="0" w:lastRow="0" w:firstColumn="0" w:lastColumn="0" w:noHBand="0" w:noVBand="0"/>
+            </w:tblPr>
+            <w:tblGrid>
+              <w:gridCol w:w="4680"/>
+            </w:tblGrid>
+            <w:tr>
+              <w:trPr>
+                <w:cantSplit/>
+              </w:trPr>
+              <w:tc>
+                <w:tcPr>
+                  <w:tcW w:w="4680" w:type="dxa"/>
+                </w:tcPr>
+                <w:p>
+                  <w:pPr>
+                    <w:spacing w:before="0" w:after="0" w:line="300" w:lineRule="exact"/>
+                    <w:ind w:left="0" w:firstLine="0"/>
+                    <w:jc w:val="left"/>
+                  </w:pPr>
+                  <w:r>
+                    <w:t xml:space="preserve">DENISE</w:t>
+                  </w:r>
+                  <w:r>
+                    <w:t xml:space="preserve"> </w:t>
+                  </w:r>
+                  <w:r>
+                    <w:t xml:space="preserve">BRAHAM,</w:t>
+                  </w:r>
+                  <w:r>
+                    <w:t xml:space="preserve"> </w:t>
+                  </w:r>
+                  <w:r>
+                    <w:t xml:space="preserve">KARLA</w:t>
+                  </w:r>
+                  <w:r>
+                    <w:t xml:space="preserve"> </w:t>
+                  </w:r>
+                  <w:r>
+                    <w:t xml:space="preserve">PUCKETT,</w:t>
+                  </w:r>
+                  <w:r>
+                    <w:t xml:space="preserve"> </w:t>
+                  </w:r>
+                  <w:r>
+                    <w:t xml:space="preserve">DEVONNA</w:t>
+                  </w:r>
+                  <w:r>
+                    <w:t xml:space="preserve"> </w:t>
+                  </w:r>
+                  <w:r>
+                    <w:t xml:space="preserve">HOBBIE,</w:t>
+                  </w:r>
+                  <w:r>
+                    <w:t xml:space="preserve"> </w:t>
+                  </w:r>
+                  <w:r>
+                    <w:t xml:space="preserve">and</w:t>
+                  </w:r>
+                  <w:r>
+                    <w:t xml:space="preserve"> </w:t>
+                  </w:r>
+                  <w:r>
+                    <w:t xml:space="preserve">KIMBERLY</w:t>
+                  </w:r>
+                  <w:r>
+                    <w:t xml:space="preserve"> </w:t>
+                  </w:r>
+                  <w:r>
+                    <w:t xml:space="preserve">LAWTON,</w:t>
+                  </w:r>
+                  <w:r>
+                    <w:t xml:space="preserve"> </w:t>
+                  </w:r>
+                  <w:r>
+                    <w:t xml:space="preserve">individually</w:t>
+                  </w:r>
+                  <w:r>
+                    <w:t xml:space="preserve"> </w:t>
+                  </w:r>
+                  <w:r>
+                    <w:t xml:space="preserve">and</w:t>
+                  </w:r>
+                  <w:r>
+                    <w:t xml:space="preserve"> </w:t>
+                  </w:r>
+                  <w:r>
+                    <w:t xml:space="preserve">as</w:t>
+                  </w:r>
+                  <w:r>
+                    <w:t xml:space="preserve"> </w:t>
+                  </w:r>
+                  <w:r>
+                    <w:t xml:space="preserve">representatives</w:t>
+                  </w:r>
+                  <w:r>
+                    <w:t xml:space="preserve"> </w:t>
+                  </w:r>
+                  <w:r>
+                    <w:t xml:space="preserve">of</w:t>
+                  </w:r>
+                  <w:r>
+                    <w:t xml:space="preserve"> </w:t>
+                  </w:r>
+                  <w:r>
+                    <w:t xml:space="preserve">a</w:t>
+                  </w:r>
+                  <w:r>
+                    <w:t xml:space="preserve"> </w:t>
+                  </w:r>
+                  <w:r>
+                    <w:t xml:space="preserve">class</w:t>
+                  </w:r>
+                  <w:r>
+                    <w:t xml:space="preserve"> </w:t>
+                  </w:r>
+                  <w:r>
+                    <w:t xml:space="preserve">of</w:t>
+                  </w:r>
+                  <w:r>
+                    <w:t xml:space="preserve"> </w:t>
+                  </w:r>
+                  <w:r>
+                    <w:t xml:space="preserve">participants</w:t>
+                  </w:r>
+                  <w:r>
+                    <w:t xml:space="preserve"> </w:t>
+                  </w:r>
+                  <w:r>
+                    <w:t xml:space="preserve">and</w:t>
+                  </w:r>
+                  <w:r>
+                    <w:t xml:space="preserve"> </w:t>
+                  </w:r>
+                  <w:r>
+                    <w:t xml:space="preserve">beneficiaries</w:t>
+                  </w:r>
+                  <w:r>
+                    <w:t xml:space="preserve"> </w:t>
+                  </w:r>
+                  <w:r>
+                    <w:t xml:space="preserve">on</w:t>
+                  </w:r>
+                  <w:r>
+                    <w:t xml:space="preserve"> </w:t>
+                  </w:r>
+                  <w:r>
+                    <w:t xml:space="preserve">behalf</w:t>
+                  </w:r>
+                  <w:r>
+                    <w:t xml:space="preserve"> </w:t>
+                  </w:r>
+                  <w:r>
+                    <w:t xml:space="preserve">of</w:t>
+                  </w:r>
+                  <w:r>
+                    <w:t xml:space="preserve"> </w:t>
+                  </w:r>
+                  <w:r>
+                    <w:t xml:space="preserve">the</w:t>
+                  </w:r>
+                  <w:r>
+                    <w:t xml:space="preserve"> </w:t>
+                  </w:r>
+                  <w:r>
+                    <w:t xml:space="preserve">LABORATORY</w:t>
+                  </w:r>
+                  <w:r>
+                    <w:t xml:space="preserve"> </w:t>
+                  </w:r>
+                  <w:r>
+                    <w:t xml:space="preserve">CORPORATION</w:t>
+                  </w:r>
+                  <w:r>
+                    <w:t xml:space="preserve"> </w:t>
+                  </w:r>
+                  <w:r>
+                    <w:t xml:space="preserve">OF</w:t>
+                  </w:r>
+                  <w:r>
+                    <w:t xml:space="preserve"> </w:t>
+                  </w:r>
+                  <w:r>
+                    <w:t xml:space="preserve">AMERICA</w:t>
+                  </w:r>
+                  <w:r>
+                    <w:t xml:space="preserve"> </w:t>
+                  </w:r>
+                  <w:r>
+                    <w:t xml:space="preserve">HOLDINGS</w:t>
+                  </w:r>
+                  <w:r>
+                    <w:t xml:space="preserve"> </w:t>
+                  </w:r>
+                  <w:r>
+                    <w:t xml:space="preserve">GROUP</w:t>
+                  </w:r>
+                  <w:r>
+                    <w:t xml:space="preserve"> </w:t>
+                  </w:r>
+                  <w:r>
+                    <w:t xml:space="preserve">BENEFITS</w:t>
+                  </w:r>
+                  <w:r>
+                    <w:t xml:space="preserve"> </w:t>
+                  </w:r>
+                  <w:r>
+                    <w:t xml:space="preserve">PLAN,</w:t>
+                  </w:r>
+                </w:p>
+                <w:p>
+                  <w:pPr>
+                    <w:spacing w:before="0" w:after="0" w:line="300" w:lineRule="exact"/>
+                    <w:ind w:left="2592" w:firstLine="0"/>
+                    <w:jc w:val="left"/>
+                  </w:pPr>
+                  <w:r>
+                    <w:t xml:space="preserve">Plaintiffs,</w:t>
+                  </w:r>
+                </w:p>
+                <w:p>
+                  <w:pPr>
+                    <w:spacing w:before="300" w:after="300" w:line="300" w:lineRule="exact"/>
+                    <w:ind w:left="0" w:firstLine="0"/>
+                    <w:jc w:val="center"/>
+                  </w:pPr>
+                  <w:r>
+                    <w:t xml:space="preserve">v.</w:t>
+                  </w:r>
+                </w:p>
+                <w:p>
+                  <w:pPr>
+                    <w:spacing w:before="0" w:after="0" w:line="300" w:lineRule="exact"/>
+                    <w:ind w:left="0" w:firstLine="0"/>
+                    <w:jc w:val="left"/>
+                  </w:pPr>
+                  <w:r>
+                    <w:t xml:space="preserve">LABORATORY</w:t>
+                  </w:r>
+                  <w:r>
+                    <w:t xml:space="preserve"> </w:t>
+                  </w:r>
+                  <w:r>
+                    <w:t xml:space="preserve">CORPORATION</w:t>
+                  </w:r>
+                  <w:r>
+                    <w:t xml:space="preserve"> </w:t>
+                  </w:r>
+                  <w:r>
+                    <w:t xml:space="preserve">OF</w:t>
+                  </w:r>
+                  <w:r>
+                    <w:t xml:space="preserve"> </w:t>
+                  </w:r>
+                  <w:r>
+                    <w:t xml:space="preserve">AMERICA</w:t>
+                  </w:r>
+                  <w:r>
+                    <w:t xml:space="preserve"> </w:t>
+                  </w:r>
+                  <w:r>
+                    <w:t xml:space="preserve">HOLDINGS,</w:t>
+                  </w:r>
+                  <w:r>
+                    <w:t xml:space="preserve"> </w:t>
+                  </w:r>
+                  <w:r>
+                    <w:t xml:space="preserve">WILLIS</w:t>
+                  </w:r>
+                  <w:r>
+                    <w:t xml:space="preserve"> </w:t>
+                  </w:r>
+                  <w:r>
+                    <w:t xml:space="preserve">TOWERS</w:t>
+                  </w:r>
+                  <w:r>
+                    <w:t xml:space="preserve"> </w:t>
+                  </w:r>
+                  <w:r>
+                    <w:t xml:space="preserve">WATSON</w:t>
+                  </w:r>
+                  <w:r>
+                    <w:t xml:space="preserve"> </w:t>
+                  </w:r>
+                  <w:r>
+                    <w:t xml:space="preserve">US</w:t>
+                  </w:r>
+                  <w:r>
+                    <w:t xml:space="preserve"> </w:t>
+                  </w:r>
+                  <w:r>
+                    <w:t xml:space="preserve">LLC,</w:t>
+                  </w:r>
+                  <w:r>
+                    <w:t xml:space="preserve"> </w:t>
+                  </w:r>
+                  <w:r>
+                    <w:t xml:space="preserve">and</w:t>
+                  </w:r>
+                  <w:r>
+                    <w:t xml:space="preserve"> </w:t>
+                  </w:r>
+                  <w:r>
+                    <w:t xml:space="preserve">JOHN</w:t>
+                  </w:r>
+                  <w:r>
+                    <w:t xml:space="preserve"> </w:t>
+                  </w:r>
+                  <w:r>
+                    <w:t xml:space="preserve">DOES</w:t>
+                  </w:r>
+                  <w:r>
+                    <w:t xml:space="preserve"> </w:t>
+                  </w:r>
+                  <w:r>
+                    <w:t xml:space="preserve">1–20,</w:t>
+                  </w:r>
+                </w:p>
+                <w:p>
+                  <w:pPr>
+                    <w:spacing w:before="0" w:after="0" w:line="300" w:lineRule="exact"/>
+                    <w:ind w:left="2592" w:firstLine="0"/>
+                    <w:jc w:val="left"/>
+                  </w:pPr>
+                  <w:r>
+                    <w:t xml:space="preserve">Defendants.</w:t>
+                  </w:r>
+                </w:p>
+              </w:tc>
+            </w:tr>
+          </w:tbl>
           <w:p>
             <w:pPr>
-              <w:spacing w:before="0" w:after="0" w:line="300" w:lineRule="exact"/>
-              <w:ind w:left="0" w:firstLine="0"/>
-              <w:jc w:val="left"/>
+              <w:spacing w:before="0" w:after="0" w:line="1" w:lineRule="exact"/>
             </w:pPr>
-            <w:r>
-              <w:t xml:space="preserve">DENISE</w:t>
-            </w:r>
-            <w:r>
-              <w:t xml:space="preserve"> </w:t>
-            </w:r>
-            <w:r>
-              <w:t xml:space="preserve">BRAHAM,</w:t>
-            </w:r>
-            <w:r>
-              <w:t xml:space="preserve"> </w:t>
-            </w:r>
-            <w:r>
-              <w:t xml:space="preserve">KARLA</w:t>
-            </w:r>
-            <w:r>
-              <w:t xml:space="preserve"> </w:t>
-            </w:r>
-            <w:r>
-              <w:t xml:space="preserve">PUCKETT,</w:t>
-            </w:r>
-            <w:r>
-              <w:t xml:space="preserve"> </w:t>
-            </w:r>
-            <w:r>
-              <w:t xml:space="preserve">DEVONNA</w:t>
-            </w:r>
-            <w:r>
-              <w:t xml:space="preserve"> </w:t>
-            </w:r>
-            <w:r>
-              <w:t xml:space="preserve">HOBBIE,</w:t>
-            </w:r>
-            <w:r>
-              <w:t xml:space="preserve"> </w:t>
-            </w:r>
-            <w:r>
-              <w:t xml:space="preserve">and</w:t>
-            </w:r>
-            <w:r>
-              <w:t xml:space="preserve"> </w:t>
-            </w:r>
-            <w:r>
-              <w:t xml:space="preserve">KIMBERLY</w:t>
-            </w:r>
-            <w:r>
-              <w:t xml:space="preserve"> </w:t>
-            </w:r>
-            <w:r>
-              <w:t xml:space="preserve">LAWTON,</w:t>
-            </w:r>
-            <w:r>
-              <w:t xml:space="preserve"> </w:t>
-            </w:r>
-            <w:r>
-              <w:t xml:space="preserve">individually</w:t>
-            </w:r>
-            <w:r>
-              <w:t xml:space="preserve"> </w:t>
-            </w:r>
-            <w:r>
-              <w:t xml:space="preserve">and</w:t>
-            </w:r>
-            <w:r>
-              <w:t xml:space="preserve"> </w:t>
-            </w:r>
-            <w:r>
-              <w:t xml:space="preserve">as</w:t>
-            </w:r>
-            <w:r>
-              <w:t xml:space="preserve"> </w:t>
-            </w:r>
-            <w:r>
-              <w:t xml:space="preserve">representatives</w:t>
-            </w:r>
-            <w:r>
-              <w:t xml:space="preserve"> </w:t>
-            </w:r>
-            <w:r>
-              <w:t xml:space="preserve">of</w:t>
-            </w:r>
-            <w:r>
-              <w:t xml:space="preserve"> </w:t>
-            </w:r>
-            <w:r>
-              <w:t xml:space="preserve">a</w:t>
-            </w:r>
-            <w:r>
-              <w:t xml:space="preserve"> </w:t>
-            </w:r>
-            <w:r>
-              <w:t xml:space="preserve">class</w:t>
-            </w:r>
-            <w:r>
-              <w:t xml:space="preserve"> </w:t>
-            </w:r>
-            <w:r>
-              <w:t xml:space="preserve">of</w:t>
-            </w:r>
-            <w:r>
-              <w:t xml:space="preserve"> </w:t>
-            </w:r>
-            <w:r>
-              <w:t xml:space="preserve">participants</w:t>
-            </w:r>
-            <w:r>
-              <w:t xml:space="preserve"> </w:t>
-            </w:r>
-            <w:r>
-              <w:t xml:space="preserve">and</w:t>
-            </w:r>
-            <w:r>
-              <w:t xml:space="preserve"> </w:t>
-            </w:r>
-            <w:r>
-              <w:t xml:space="preserve">beneficiaries</w:t>
-            </w:r>
-            <w:r>
-              <w:t xml:space="preserve"> </w:t>
-            </w:r>
-            <w:r>
-              <w:t xml:space="preserve">on</w:t>
-            </w:r>
-            <w:r>
-              <w:t xml:space="preserve"> </w:t>
-            </w:r>
-            <w:r>
-              <w:t xml:space="preserve">behalf</w:t>
-            </w:r>
-            <w:r>
-              <w:t xml:space="preserve"> </w:t>
-            </w:r>
-            <w:r>
-              <w:t xml:space="preserve">of</w:t>
-            </w:r>
-            <w:r>
-              <w:t xml:space="preserve"> </w:t>
-            </w:r>
-            <w:r>
-              <w:t xml:space="preserve">the</w:t>
-            </w:r>
-            <w:r>
-              <w:t xml:space="preserve"> </w:t>
-            </w:r>
-            <w:r>
-              <w:t xml:space="preserve">LABORATORY</w:t>
-            </w:r>
-            <w:r>
-              <w:t xml:space="preserve"> </w:t>
-            </w:r>
-            <w:r>
-              <w:t xml:space="preserve">CORPORATION</w:t>
-            </w:r>
-            <w:r>
-              <w:t xml:space="preserve"> </w:t>
-            </w:r>
-            <w:r>
-              <w:t xml:space="preserve">OF</w:t>
-            </w:r>
-            <w:r>
-              <w:t xml:space="preserve"> </w:t>
-            </w:r>
-            <w:r>
-              <w:t xml:space="preserve">AMERICA</w:t>
-            </w:r>
-            <w:r>
-              <w:t xml:space="preserve"> </w:t>
-            </w:r>
-            <w:r>
-              <w:t xml:space="preserve">HOLDINGS</w:t>
-            </w:r>
-            <w:r>
-              <w:t xml:space="preserve"> </w:t>
-            </w:r>
-            <w:r>
-              <w:t xml:space="preserve">GROUP</w:t>
-            </w:r>
-            <w:r>
-              <w:t xml:space="preserve"> </w:t>
-            </w:r>
-            <w:r>
-              <w:t xml:space="preserve">BENEFITS</w:t>
-            </w:r>
-            <w:r>
-              <w:t xml:space="preserve"> </w:t>
-            </w:r>
-            <w:r>
-              <w:t xml:space="preserve">PLAN,</w:t>
-            </w:r>
-          </w:p>
-          <w:p>
-            <w:pPr>
-              <w:spacing w:before="0" w:after="0" w:line="300" w:lineRule="exact"/>
-              <w:ind w:left="2592" w:firstLine="0"/>
-              <w:jc w:val="left"/>
-            </w:pPr>
-            <w:r>
-              <w:t xml:space="preserve">Plaintiffs,</w:t>
-            </w:r>
-          </w:p>
-          <w:p>
-            <w:pPr>
-              <w:spacing w:before="300" w:after="0" w:line="300" w:lineRule="exact"/>
-              <w:ind w:left="0" w:firstLine="0"/>
-              <w:jc w:val="center"/>
-            </w:pPr>
-            <w:r>
-              <w:t xml:space="preserve">v.</w:t>
-            </w:r>
-          </w:p>
-          <w:p>
-            <w:pPr>
-              <w:spacing w:before="300" w:after="0" w:line="300" w:lineRule="exact"/>
-              <w:ind w:left="0" w:firstLine="0"/>
-              <w:jc w:val="left"/>
-            </w:pPr>
-            <w:r>
-              <w:t xml:space="preserve">LABORATORY</w:t>
-            </w:r>
-            <w:r>
-              <w:t xml:space="preserve"> </w:t>
-            </w:r>
-            <w:r>
-              <w:t xml:space="preserve">CORPORATION</w:t>
-            </w:r>
-            <w:r>
-              <w:t xml:space="preserve"> </w:t>
-            </w:r>
-            <w:r>
-              <w:t xml:space="preserve">OF</w:t>
-            </w:r>
-            <w:r>
-              <w:t xml:space="preserve"> </w:t>
-            </w:r>
-            <w:r>
-              <w:t xml:space="preserve">AMERICA</w:t>
-            </w:r>
-            <w:r>
-              <w:t xml:space="preserve"> </w:t>
-            </w:r>
-            <w:r>
-              <w:t xml:space="preserve">HOLDINGS,</w:t>
-            </w:r>
-            <w:r>
-              <w:t xml:space="preserve"> </w:t>
-            </w:r>
-            <w:r>
-              <w:t xml:space="preserve">WILLIS</w:t>
-            </w:r>
-            <w:r>
-              <w:t xml:space="preserve"> </w:t>
-            </w:r>
-            <w:r>
-              <w:t xml:space="preserve">TOWERS</w:t>
-            </w:r>
-            <w:r>
-              <w:t xml:space="preserve"> </w:t>
-            </w:r>
-            <w:r>
-              <w:t xml:space="preserve">WATSON</w:t>
-            </w:r>
-            <w:r>
-              <w:t xml:space="preserve"> </w:t>
-            </w:r>
-            <w:r>
-              <w:t xml:space="preserve">US</w:t>
-            </w:r>
-            <w:r>
-              <w:t xml:space="preserve"> </w:t>
-            </w:r>
-            <w:r>
-              <w:t xml:space="preserve">LLC,</w:t>
-            </w:r>
-            <w:r>
-              <w:t xml:space="preserve"> </w:t>
-            </w:r>
-            <w:r>
-              <w:t xml:space="preserve">and</w:t>
-            </w:r>
-            <w:r>
-              <w:t xml:space="preserve"> </w:t>
-            </w:r>
-            <w:r>
-              <w:t xml:space="preserve">JOHN</w:t>
-            </w:r>
-            <w:r>
-              <w:t xml:space="preserve"> </w:t>
-            </w:r>
-            <w:r>
-              <w:t xml:space="preserve">DOES</w:t>
-            </w:r>
-            <w:r>
-              <w:t xml:space="preserve"> </w:t>
-            </w:r>
-            <w:r>
-              <w:t xml:space="preserve">1–20,</w:t>
-            </w:r>
-          </w:p>
-          <w:p>
-            <w:pPr>
-              <w:spacing w:before="0" w:after="0" w:line="300" w:lineRule="exact"/>
-              <w:ind w:left="2592" w:firstLine="0"/>
-              <w:jc w:val="left"/>
-            </w:pPr>
-            <w:r>
-              <w:t xml:space="preserve">Defendants.</w:t>
-            </w:r>
           </w:p>
         </w:tc>
         <w:tc>
           <w:tcPr>
             <w:tcW w:w="4680" w:type="dxa"/>
-            <w:tcMar>
-              <w:left w:w="288" w:type="dxa"/>
-            </w:tcMar>
+            <w:vAlign w:val="center"/>
           </w:tcPr>
           <w:p>
             <w:pPr>
               <w:spacing w:before="0" w:after="0" w:line="300" w:lineRule="exact"/>
-              <w:ind w:left="0" w:firstLine="0"/>
+              <w:ind w:left="288" w:firstLine="0"/>
               <w:jc w:val="left"/>
             </w:pPr>
             <w:r>
-              <w:t xml:space="preserve">1:26-cv</w:t>
-              <w:noBreakHyphen/>
-              <w:t xml:space="preserve">00455-TDS-JGM</w:t>
+              <w:t xml:space="preserve">1:26-cv-⁠00455-TDS-JGM</w:t>
             </w:r>
           </w:p>
+        </w:tc>
+      </w:tr>
+    </w:tbl>
+    <w:tbl>
+      <w:tblPr>
+        <w:tblW w:w="9360" w:type="dxa"/>
+        <w:tblLayout w:type="fixed"/>
+        <w:tblCellMar>
+          <w:top w:w="0" w:type="dxa"/>
+          <w:left w:w="0" w:type="dxa"/>
+          <w:bottom w:w="0" w:type="dxa"/>
+          <w:right w:w="0" w:type="dxa"/>
+        </w:tblCellMar>
+        <w:tblLook w:val="0000" w:firstRow="0" w:lastRow="0" w:firstColumn="0" w:lastColumn="0" w:noHBand="0" w:noVBand="0"/>
+      </w:tblPr>
+      <w:tblGrid>
+        <w:gridCol w:w="4680"/>
+        <w:gridCol w:w="4680"/>
+      </w:tblGrid>
+      <w:tr>
+        <w:trPr>
+          <w:cantSplit/>
+        </w:trPr>
+        <w:tc>
+          <w:tcPr>
+            <w:tcW w:w="4680" w:type="dxa"/>
+          </w:tcPr>
           <w:p>
             <w:pPr>
-              <w:spacing w:before="300" w:after="0" w:line="300" w:lineRule="exact"/>
-              <w:ind w:left="0" w:firstLine="0"/>
-              <w:jc w:val="left"/>
+              <w:pBdr>
+                <w:top w:val="single" w:sz="6" w:space="0" w:color="000000"/>
+              </w:pBdr>
+              <w:spacing w:before="0" w:after="0" w:line="1" w:lineRule="exact"/>
             </w:pPr>
-            <w:r>
-              <w:rPr>
-                <w:b/>
-                <w:bCs/>
-              </w:rPr>
-              <w:t xml:space="preserve">BRIEF</w:t>
-            </w:r>
-            <w:r>
-              <w:rPr>
-                <w:b/>
-                <w:bCs/>
-              </w:rPr>
-              <w:t xml:space="preserve"> </w:t>
-            </w:r>
-            <w:r>
-              <w:rPr>
-                <w:b/>
-                <w:bCs/>
-              </w:rPr>
-              <w:t xml:space="preserve">IN</w:t>
-            </w:r>
-            <w:r>
-              <w:rPr>
-                <w:b/>
-                <w:bCs/>
-              </w:rPr>
-              <w:t xml:space="preserve"> </w:t>
-            </w:r>
-            <w:r>
-              <w:rPr>
-                <w:b/>
-                <w:bCs/>
-              </w:rPr>
-              <w:t xml:space="preserve">SUPPORT</w:t>
-            </w:r>
-            <w:r>
-              <w:rPr>
-                <w:b/>
-                <w:bCs/>
-              </w:rPr>
-              <w:t xml:space="preserve"> </w:t>
-            </w:r>
-            <w:r>
-              <w:rPr>
-                <w:b/>
-                <w:bCs/>
-              </w:rPr>
-              <w:t xml:space="preserve">OF</w:t>
-            </w:r>
-            <w:r>
-              <w:rPr>
-                <w:b/>
-                <w:bCs/>
-              </w:rPr>
-              <w:t xml:space="preserve"> </w:t>
-            </w:r>
-            <w:r>
-              <w:rPr>
-                <w:b/>
-                <w:bCs/>
-              </w:rPr>
-              <w:t xml:space="preserve">DEFENDANT</w:t>
-            </w:r>
-            <w:r>
-              <w:rPr>
-                <w:b/>
-                <w:bCs/>
-              </w:rPr>
-              <w:t xml:space="preserve"> </w:t>
-            </w:r>
-            <w:r>
-              <w:rPr>
-                <w:b/>
-                <w:bCs/>
-              </w:rPr>
-              <w:t xml:space="preserve">LABORATORY</w:t>
-            </w:r>
-            <w:r>
-              <w:rPr>
-                <w:b/>
-                <w:bCs/>
-              </w:rPr>
-              <w:t xml:space="preserve"> </w:t>
-            </w:r>
-            <w:r>
-              <w:rPr>
-                <w:b/>
-                <w:bCs/>
-              </w:rPr>
-              <w:t xml:space="preserve">CORPORATION</w:t>
-            </w:r>
-            <w:r>
-              <w:rPr>
-                <w:b/>
-                <w:bCs/>
-              </w:rPr>
-              <w:t xml:space="preserve"> </w:t>
-            </w:r>
-            <w:r>
-              <w:rPr>
-                <w:b/>
-                <w:bCs/>
-              </w:rPr>
-              <w:t xml:space="preserve">OF</w:t>
-            </w:r>
-            <w:r>
-              <w:rPr>
-                <w:b/>
-                <w:bCs/>
-              </w:rPr>
-              <w:t xml:space="preserve"> </w:t>
-            </w:r>
-            <w:r>
-              <w:rPr>
-                <w:b/>
-                <w:bCs/>
-              </w:rPr>
-              <w:t xml:space="preserve">AMERICA</w:t>
-            </w:r>
-            <w:r>
-              <w:rPr>
-                <w:b/>
-                <w:bCs/>
-              </w:rPr>
-              <w:t xml:space="preserve"> </w:t>
-            </w:r>
-            <w:r>
-              <w:rPr>
-                <w:b/>
-                <w:bCs/>
-              </w:rPr>
-              <w:t xml:space="preserve">HOLDINGS’S</w:t>
-            </w:r>
-            <w:r>
-              <w:rPr>
-                <w:b/>
-                <w:bCs/>
-              </w:rPr>
-              <w:t xml:space="preserve"> </w:t>
-            </w:r>
-            <w:r>
-              <w:rPr>
-                <w:b/>
-                <w:bCs/>
-              </w:rPr>
-              <w:t xml:space="preserve">MOTION</w:t>
-            </w:r>
-            <w:r>
-              <w:rPr>
-                <w:b/>
-                <w:bCs/>
-              </w:rPr>
-              <w:t xml:space="preserve"> </w:t>
-            </w:r>
-            <w:r>
-              <w:rPr>
-                <w:b/>
-                <w:bCs/>
-              </w:rPr>
-              <w:t xml:space="preserve">TO</w:t>
-            </w:r>
-            <w:r>
-              <w:rPr>
-                <w:b/>
-                <w:bCs/>
-              </w:rPr>
-              <w:t xml:space="preserve"> </w:t>
-            </w:r>
-            <w:r>
-              <w:rPr>
-                <w:b/>
-                <w:bCs/>
-              </w:rPr>
-              <w:t xml:space="preserve">DISMISS</w:t>
-            </w:r>
-            <w:r>
-              <w:rPr>
-                <w:b/>
-                <w:bCs/>
-              </w:rPr>
-              <w:t xml:space="preserve"> </w:t>
-            </w:r>
-            <w:r>
-              <w:rPr>
-                <w:b/>
-                <w:bCs/>
-              </w:rPr>
-              <w:t xml:space="preserve">FOR</w:t>
-            </w:r>
-            <w:r>
-              <w:rPr>
-                <w:b/>
-                <w:bCs/>
-              </w:rPr>
-              <w:t xml:space="preserve"> </w:t>
-            </w:r>
-            <w:r>
-              <w:rPr>
-                <w:b/>
-                <w:bCs/>
-              </w:rPr>
-              <w:t xml:space="preserve">LACK</w:t>
-            </w:r>
-            <w:r>
-              <w:rPr>
-                <w:b/>
-                <w:bCs/>
-              </w:rPr>
-              <w:t xml:space="preserve"> </w:t>
-            </w:r>
-            <w:r>
-              <w:rPr>
-                <w:b/>
-                <w:bCs/>
-              </w:rPr>
-              <w:t xml:space="preserve">OF</w:t>
-            </w:r>
-            <w:r>
-              <w:rPr>
-                <w:b/>
-                <w:bCs/>
-              </w:rPr>
-              <w:t xml:space="preserve"> </w:t>
-            </w:r>
-            <w:r>
-              <w:rPr>
-                <w:b/>
-                <w:bCs/>
-              </w:rPr>
-              <w:t xml:space="preserve">SUBJECT-MATTER</w:t>
-            </w:r>
-            <w:r>
-              <w:rPr>
-                <w:b/>
-                <w:bCs/>
-              </w:rPr>
-              <w:t xml:space="preserve"> </w:t>
-            </w:r>
-            <w:r>
-              <w:rPr>
-                <w:b/>
-                <w:bCs/>
-              </w:rPr>
-              <w:t xml:space="preserve">JURISDICTION</w:t>
-            </w:r>
-            <w:r>
-              <w:rPr>
-                <w:b/>
-                <w:bCs/>
-              </w:rPr>
-              <w:t xml:space="preserve"> </w:t>
-            </w:r>
-            <w:r>
-              <w:rPr>
-                <w:b/>
-                <w:bCs/>
-              </w:rPr>
-              <w:t xml:space="preserve">UNDER</w:t>
-            </w:r>
-            <w:r>
-              <w:rPr>
-                <w:b/>
-                <w:bCs/>
-              </w:rPr>
-              <w:t xml:space="preserve"> </w:t>
-            </w:r>
-            <w:r>
-              <w:rPr>
-                <w:b/>
-                <w:bCs/>
-              </w:rPr>
-              <w:t xml:space="preserve">FED.</w:t>
-            </w:r>
-            <w:r>
-              <w:rPr>
-                <w:b/>
-                <w:bCs/>
-              </w:rPr>
-              <w:t xml:space="preserve"> </w:t>
-            </w:r>
-            <w:r>
-              <w:rPr>
-                <w:b/>
-                <w:bCs/>
-              </w:rPr>
-              <w:t xml:space="preserve">R.</w:t>
-            </w:r>
-            <w:r>
-              <w:rPr>
-                <w:b/>
-                <w:bCs/>
-              </w:rPr>
-              <w:t xml:space="preserve"> </w:t>
-            </w:r>
-            <w:r>
-              <w:rPr>
-                <w:b/>
-                <w:bCs/>
-              </w:rPr>
-              <w:t xml:space="preserve">CIV.</w:t>
-            </w:r>
-            <w:r>
-              <w:rPr>
-                <w:b/>
-                <w:bCs/>
-              </w:rPr>
-              <w:t xml:space="preserve"> </w:t>
-            </w:r>
-            <w:r>
-              <w:rPr>
-                <w:b/>
-                <w:bCs/>
-              </w:rPr>
-              <w:t xml:space="preserve">P.</w:t>
-            </w:r>
-            <w:r>
-              <w:rPr>
-                <w:b/>
-                <w:bCs/>
-              </w:rPr>
-              <w:t xml:space="preserve"> </w:t>
-            </w:r>
-            <w:r>
-              <w:rPr>
-                <w:b/>
-                <w:bCs/>
-              </w:rPr>
-              <w:t xml:space="preserve">12(b)⁠(1)</w:t>
-            </w:r>
-            <w:r>
-              <w:rPr>
-                <w:b/>
-                <w:bCs/>
-              </w:rPr>
-              <w:t xml:space="preserve"> </w:t>
-            </w:r>
-            <w:r>
-              <w:rPr>
-                <w:b/>
-                <w:bCs/>
-              </w:rPr>
-              <w:t xml:space="preserve">AND</w:t>
-            </w:r>
-            <w:r>
-              <w:rPr>
-                <w:b/>
-                <w:bCs/>
-              </w:rPr>
-              <w:t xml:space="preserve"> </w:t>
-            </w:r>
-            <w:r>
-              <w:rPr>
-                <w:b/>
-                <w:bCs/>
-              </w:rPr>
-              <w:t xml:space="preserve">FAILURE</w:t>
-            </w:r>
-            <w:r>
-              <w:rPr>
-                <w:b/>
-                <w:bCs/>
-              </w:rPr>
-              <w:t xml:space="preserve"> </w:t>
-            </w:r>
-            <w:r>
-              <w:rPr>
-                <w:b/>
-                <w:bCs/>
-              </w:rPr>
-              <w:t xml:space="preserve">TO</w:t>
-            </w:r>
-            <w:r>
-              <w:rPr>
-                <w:b/>
-                <w:bCs/>
-              </w:rPr>
-              <w:t xml:space="preserve"> </w:t>
-            </w:r>
-            <w:r>
-              <w:rPr>
-                <w:b/>
-                <w:bCs/>
-              </w:rPr>
-              <w:t xml:space="preserve">STATE</w:t>
-            </w:r>
-            <w:r>
-              <w:rPr>
-                <w:b/>
-                <w:bCs/>
-              </w:rPr>
-              <w:t xml:space="preserve"> </w:t>
-            </w:r>
-            <w:r>
-              <w:rPr>
-                <w:b/>
-                <w:bCs/>
-              </w:rPr>
-              <w:t xml:space="preserve">A</w:t>
-            </w:r>
-            <w:r>
-              <w:rPr>
-                <w:b/>
-                <w:bCs/>
-              </w:rPr>
-              <w:t xml:space="preserve"> </w:t>
-            </w:r>
-            <w:r>
-              <w:rPr>
-                <w:b/>
-                <w:bCs/>
-              </w:rPr>
-              <w:t xml:space="preserve">CLAIM</w:t>
-            </w:r>
-            <w:r>
-              <w:rPr>
-                <w:b/>
-                <w:bCs/>
-              </w:rPr>
-              <w:t xml:space="preserve"> </w:t>
-            </w:r>
-            <w:r>
-              <w:rPr>
-                <w:b/>
-                <w:bCs/>
-              </w:rPr>
-              <w:t xml:space="preserve">UNDER</w:t>
-            </w:r>
-            <w:r>
-              <w:rPr>
-                <w:b/>
-                <w:bCs/>
-              </w:rPr>
-              <w:t xml:space="preserve"> </w:t>
-            </w:r>
-            <w:r>
-              <w:rPr>
-                <w:b/>
-                <w:bCs/>
-              </w:rPr>
-              <w:t xml:space="preserve">FED.</w:t>
-            </w:r>
-            <w:r>
-              <w:rPr>
-                <w:b/>
-                <w:bCs/>
-              </w:rPr>
-              <w:t xml:space="preserve"> </w:t>
-            </w:r>
-            <w:r>
-              <w:rPr>
-                <w:b/>
-                <w:bCs/>
-              </w:rPr>
-              <w:t xml:space="preserve">R.</w:t>
-            </w:r>
-            <w:r>
-              <w:rPr>
-                <w:b/>
-                <w:bCs/>
-              </w:rPr>
-              <w:t xml:space="preserve"> </w:t>
-            </w:r>
-            <w:r>
-              <w:rPr>
-                <w:b/>
-                <w:bCs/>
-              </w:rPr>
-              <w:t xml:space="preserve">CIV.</w:t>
-            </w:r>
-            <w:r>
-              <w:rPr>
-                <w:b/>
-                <w:bCs/>
-              </w:rPr>
-              <w:t xml:space="preserve"> </w:t>
-            </w:r>
-            <w:r>
-              <w:rPr>
-                <w:b/>
-                <w:bCs/>
-              </w:rPr>
-              <w:t xml:space="preserve">P.</w:t>
-            </w:r>
-            <w:r>
-              <w:rPr>
-                <w:b/>
-                <w:bCs/>
-              </w:rPr>
-              <w:t xml:space="preserve"> </w:t>
-            </w:r>
-            <w:r>
-              <w:rPr>
-                <w:b/>
-                <w:bCs/>
-              </w:rPr>
-              <w:t xml:space="preserve">12(b)⁠(6)</w:t>
-            </w:r>
+          </w:p>
+        </w:tc>
+        <w:tc>
+          <w:tcPr>
+            <w:tcW w:w="4680" w:type="dxa"/>
+          </w:tcPr>
+          <w:p>
+            <w:pPr>
+              <w:spacing w:before="0" w:after="0" w:line="1" w:lineRule="exact"/>
+            </w:pPr>
           </w:p>
         </w:tc>
       </w:tr>
     </w:tbl>
     <w:p>
       <w:pPr>
-        <w:spacing w:before="0" w:after="0" w:line="20" w:lineRule="exact"/>
+        <w:spacing w:before="460" w:after="0" w:line="300" w:lineRule="exact"/>
+        <w:ind w:left="0" w:firstLine="0"/>
+        <w:jc w:val="center"/>
+      </w:pPr>
+      <w:r>
+        <w:rPr>
+          <w:b/>
+          <w:bCs/>
+        </w:rPr>
+        <w:t xml:space="preserve">BRIEF</w:t>
+      </w:r>
+      <w:r>
+        <w:rPr>
+          <w:b/>
+          <w:bCs/>
+        </w:rPr>
+        <w:t xml:space="preserve"> </w:t>
+      </w:r>
+      <w:r>
+        <w:rPr>
+          <w:b/>
+          <w:bCs/>
+        </w:rPr>
+        <w:t xml:space="preserve">IN</w:t>
+      </w:r>
+      <w:r>
+        <w:rPr>
+          <w:b/>
+          <w:bCs/>
+        </w:rPr>
+        <w:t xml:space="preserve"> </w:t>
+      </w:r>
+      <w:r>
+        <w:rPr>
+          <w:b/>
+          <w:bCs/>
+        </w:rPr>
+        <w:t xml:space="preserve">SUPPORT</w:t>
+      </w:r>
+      <w:r>
+        <w:rPr>
+          <w:b/>
+          <w:bCs/>
+        </w:rPr>
+        <w:t xml:space="preserve"> </w:t>
+      </w:r>
+      <w:r>
+        <w:rPr>
+          <w:b/>
+          <w:bCs/>
+        </w:rPr>
+        <w:t xml:space="preserve">OF</w:t>
+      </w:r>
+      <w:r>
+        <w:rPr>
+          <w:b/>
+          <w:bCs/>
+        </w:rPr>
+        <w:t xml:space="preserve"> </w:t>
+      </w:r>
+      <w:r>
+        <w:rPr>
+          <w:b/>
+          <w:bCs/>
+        </w:rPr>
+        <w:t xml:space="preserve">DEFENDANT</w:t>
+      </w:r>
+      <w:r>
+        <w:rPr>
+          <w:b/>
+          <w:bCs/>
+        </w:rPr>
+        <w:t xml:space="preserve"> </w:t>
+      </w:r>
+      <w:r>
+        <w:rPr>
+          <w:b/>
+          <w:bCs/>
+        </w:rPr>
+        <w:t xml:space="preserve">LABORATORY</w:t>
+      </w:r>
+      <w:r>
+        <w:rPr>
+          <w:b/>
+          <w:bCs/>
+        </w:rPr>
+        <w:t xml:space="preserve"> </w:t>
+      </w:r>
+      <w:r>
+        <w:rPr>
+          <w:b/>
+          <w:bCs/>
+        </w:rPr>
+        <w:t xml:space="preserve">CORPORATION</w:t>
+      </w:r>
+      <w:r>
+        <w:rPr>
+          <w:b/>
+          <w:bCs/>
+        </w:rPr>
+        <w:t xml:space="preserve"> </w:t>
+      </w:r>
+      <w:r>
+        <w:rPr>
+          <w:b/>
+          <w:bCs/>
+        </w:rPr>
+        <w:t xml:space="preserve">OF</w:t>
+      </w:r>
+      <w:r>
+        <w:rPr>
+          <w:b/>
+          <w:bCs/>
+        </w:rPr>
+        <w:t xml:space="preserve"> </w:t>
+      </w:r>
+      <w:r>
+        <w:rPr>
+          <w:b/>
+          <w:bCs/>
+        </w:rPr>
+        <w:t xml:space="preserve">AMERICA</w:t>
+      </w:r>
+      <w:r>
+        <w:rPr>
+          <w:b/>
+          <w:bCs/>
+        </w:rPr>
+        <w:t xml:space="preserve"> </w:t>
+      </w:r>
+      <w:r>
+        <w:rPr>
+          <w:b/>
+          <w:bCs/>
+        </w:rPr>
+        <w:t xml:space="preserve">HOLDINGS’S</w:t>
+      </w:r>
+      <w:r>
+        <w:rPr>
+          <w:b/>
+          <w:bCs/>
+        </w:rPr>
+        <w:t xml:space="preserve"> </w:t>
+      </w:r>
+      <w:r>
+        <w:rPr>
+          <w:b/>
+          <w:bCs/>
+        </w:rPr>
+        <w:t xml:space="preserve">MOTION</w:t>
+      </w:r>
+      <w:r>
+        <w:rPr>
+          <w:b/>
+          <w:bCs/>
+        </w:rPr>
+        <w:t xml:space="preserve"> </w:t>
+      </w:r>
+      <w:r>
+        <w:rPr>
+          <w:b/>
+          <w:bCs/>
+        </w:rPr>
+        <w:t xml:space="preserve">TO</w:t>
+      </w:r>
+      <w:r>
+        <w:rPr>
+          <w:b/>
+          <w:bCs/>
+        </w:rPr>
+        <w:t xml:space="preserve"> </w:t>
+      </w:r>
+      <w:r>
+        <w:rPr>
+          <w:b/>
+          <w:bCs/>
+        </w:rPr>
+        <w:t xml:space="preserve">DISMISS</w:t>
+      </w:r>
+      <w:r>
+        <w:rPr>
+          <w:b/>
+          <w:bCs/>
+        </w:rPr>
+        <w:t xml:space="preserve"> </w:t>
+      </w:r>
+      <w:r>
+        <w:rPr>
+          <w:b/>
+          <w:bCs/>
+        </w:rPr>
+        <w:t xml:space="preserve">FOR</w:t>
+      </w:r>
+      <w:r>
+        <w:rPr>
+          <w:b/>
+          <w:bCs/>
+        </w:rPr>
+        <w:t xml:space="preserve"> </w:t>
+      </w:r>
+      <w:r>
+        <w:rPr>
+          <w:b/>
+          <w:bCs/>
+        </w:rPr>
+        <w:t xml:space="preserve">LACK</w:t>
+      </w:r>
+      <w:r>
+        <w:rPr>
+          <w:b/>
+          <w:bCs/>
+        </w:rPr>
+        <w:t xml:space="preserve"> </w:t>
+      </w:r>
+      <w:r>
+        <w:rPr>
+          <w:b/>
+          <w:bCs/>
+        </w:rPr>
+        <w:t xml:space="preserve">OF</w:t>
+      </w:r>
+      <w:r>
+        <w:rPr>
+          <w:b/>
+          <w:bCs/>
+        </w:rPr>
+        <w:t xml:space="preserve"> </w:t>
+      </w:r>
+      <w:r>
+        <w:rPr>
+          <w:b/>
+          <w:bCs/>
+        </w:rPr>
+        <w:t xml:space="preserve">SUBJECT-MATTER</w:t>
+      </w:r>
+      <w:r>
+        <w:rPr>
+          <w:b/>
+          <w:bCs/>
+        </w:rPr>
+        <w:t xml:space="preserve"> </w:t>
+      </w:r>
+      <w:r>
+        <w:rPr>
+          <w:b/>
+          <w:bCs/>
+        </w:rPr>
+        <w:t xml:space="preserve">JURISDICTION</w:t>
+      </w:r>
+      <w:r>
+        <w:rPr>
+          <w:b/>
+          <w:bCs/>
+        </w:rPr>
+        <w:t xml:space="preserve"> </w:t>
+      </w:r>
+      <w:r>
+        <w:rPr>
+          <w:b/>
+          <w:bCs/>
+        </w:rPr>
+        <w:t xml:space="preserve">UNDER</w:t>
+      </w:r>
+      <w:r>
+        <w:rPr>
+          <w:b/>
+          <w:bCs/>
+        </w:rPr>
+        <w:t xml:space="preserve"> </w:t>
+      </w:r>
+      <w:r>
+        <w:rPr>
+          <w:b/>
+          <w:bCs/>
+        </w:rPr>
+        <w:t xml:space="preserve">FED.</w:t>
+      </w:r>
+      <w:r>
+        <w:rPr>
+          <w:b/>
+          <w:bCs/>
+        </w:rPr>
+        <w:t xml:space="preserve"> </w:t>
+      </w:r>
+      <w:r>
+        <w:rPr>
+          <w:b/>
+          <w:bCs/>
+        </w:rPr>
+        <w:t xml:space="preserve">R.</w:t>
+      </w:r>
+      <w:r>
+        <w:rPr>
+          <w:b/>
+          <w:bCs/>
+        </w:rPr>
+        <w:t xml:space="preserve"> </w:t>
+      </w:r>
+      <w:r>
+        <w:rPr>
+          <w:b/>
+          <w:bCs/>
+        </w:rPr>
+        <w:t xml:space="preserve">CIV.</w:t>
+      </w:r>
+      <w:r>
+        <w:rPr>
+          <w:b/>
+          <w:bCs/>
+        </w:rPr>
+        <w:t xml:space="preserve"> </w:t>
+      </w:r>
+      <w:r>
+        <w:rPr>
+          <w:b/>
+          <w:bCs/>
+        </w:rPr>
+        <w:t xml:space="preserve">P.</w:t>
+      </w:r>
+      <w:r>
+        <w:rPr>
+          <w:b/>
+          <w:bCs/>
+        </w:rPr>
+        <w:t xml:space="preserve"> </w:t>
+      </w:r>
+      <w:r>
+        <w:rPr>
+          <w:b/>
+          <w:bCs/>
+        </w:rPr>
+        <w:t xml:space="preserve">12(b)⁠(1)</w:t>
+      </w:r>
+      <w:r>
+        <w:rPr>
+          <w:b/>
+          <w:bCs/>
+        </w:rPr>
+        <w:t xml:space="preserve"> </w:t>
+      </w:r>
+      <w:r>
+        <w:rPr>
+          <w:b/>
+          <w:bCs/>
+        </w:rPr>
+        <w:t xml:space="preserve">AND</w:t>
+      </w:r>
+      <w:r>
+        <w:rPr>
+          <w:b/>
+          <w:bCs/>
+        </w:rPr>
+        <w:t xml:space="preserve"> </w:t>
+      </w:r>
+      <w:r>
+        <w:rPr>
+          <w:b/>
+          <w:bCs/>
+        </w:rPr>
+        <w:t xml:space="preserve">FAILURE</w:t>
+      </w:r>
+      <w:r>
+        <w:rPr>
+          <w:b/>
+          <w:bCs/>
+        </w:rPr>
+        <w:t xml:space="preserve"> </w:t>
+      </w:r>
+      <w:r>
+        <w:rPr>
+          <w:b/>
+          <w:bCs/>
+        </w:rPr>
+        <w:t xml:space="preserve">TO</w:t>
+      </w:r>
+      <w:r>
+        <w:rPr>
+          <w:b/>
+          <w:bCs/>
+        </w:rPr>
+        <w:t xml:space="preserve"> </w:t>
+      </w:r>
+      <w:r>
+        <w:rPr>
+          <w:b/>
+          <w:bCs/>
+        </w:rPr>
+        <w:t xml:space="preserve">STATE</w:t>
+      </w:r>
+      <w:r>
+        <w:rPr>
+          <w:b/>
+          <w:bCs/>
+        </w:rPr>
+        <w:t xml:space="preserve"> </w:t>
+      </w:r>
+      <w:r>
+        <w:rPr>
+          <w:b/>
+          <w:bCs/>
+        </w:rPr>
+        <w:t xml:space="preserve">A</w:t>
+      </w:r>
+      <w:r>
+        <w:rPr>
+          <w:b/>
+          <w:bCs/>
+        </w:rPr>
+        <w:t xml:space="preserve"> </w:t>
+      </w:r>
+      <w:r>
+        <w:rPr>
+          <w:b/>
+          <w:bCs/>
+        </w:rPr>
+        <w:t xml:space="preserve">CLAIM</w:t>
+      </w:r>
+      <w:r>
+        <w:rPr>
+          <w:b/>
+          <w:bCs/>
+        </w:rPr>
+        <w:t xml:space="preserve"> </w:t>
+      </w:r>
+      <w:r>
+        <w:rPr>
+          <w:b/>
+          <w:bCs/>
+        </w:rPr>
+        <w:t xml:space="preserve">UNDER</w:t>
+      </w:r>
+      <w:r>
+        <w:rPr>
+          <w:b/>
+          <w:bCs/>
+        </w:rPr>
+        <w:t xml:space="preserve"> </w:t>
+      </w:r>
+      <w:r>
+        <w:rPr>
+          <w:b/>
+          <w:bCs/>
+        </w:rPr>
+        <w:t xml:space="preserve">FED.</w:t>
+      </w:r>
+      <w:r>
+        <w:rPr>
+          <w:b/>
+          <w:bCs/>
+        </w:rPr>
+        <w:t xml:space="preserve"> </w:t>
+      </w:r>
+      <w:r>
+        <w:rPr>
+          <w:b/>
+          <w:bCs/>
+        </w:rPr>
+        <w:t xml:space="preserve">R.</w:t>
+      </w:r>
+      <w:r>
+        <w:rPr>
+          <w:b/>
+          <w:bCs/>
+        </w:rPr>
+        <w:t xml:space="preserve"> </w:t>
+      </w:r>
+      <w:r>
+        <w:rPr>
+          <w:b/>
+          <w:bCs/>
+        </w:rPr>
+        <w:t xml:space="preserve">CIV.</w:t>
+      </w:r>
+      <w:r>
+        <w:rPr>
+          <w:b/>
+          <w:bCs/>
+        </w:rPr>
+        <w:t xml:space="preserve"> </w:t>
+      </w:r>
+      <w:r>
+        <w:rPr>
+          <w:b/>
+          <w:bCs/>
+        </w:rPr>
+        <w:t xml:space="preserve">P.</w:t>
+      </w:r>
+      <w:r>
+        <w:rPr>
+          <w:b/>
+          <w:bCs/>
+        </w:rPr>
+        <w:t xml:space="preserve"> </w:t>
+      </w:r>
+      <w:r>
+        <w:rPr>
+          <w:b/>
+          <w:bCs/>
+        </w:rPr>
+        <w:t xml:space="preserve">12(b)⁠(6)</w:t>
+      </w:r>
+    </w:p>
+    <w:p>
+      <w:pPr>
+        <w:spacing w:before="0" w:after="0" w:line="1" w:lineRule="exact"/>
         <w:sectPr>
-          <w:footerReference w:type="default" r:id="rIdFtrNone"/>
+          <w:footerReference w:type="default" r:id="rIdXdNone"/>
           <w:pgSz w:w="12240" w:h="15840"/>
-          <w:pgMar w:top="1800" w:right="1440" w:bottom="1440" w:left="1440" w:header="720" w:footer="576" w:gutter="0"/>
+          <w:pgMar w:top="1800" w:right="1440" w:bottom="1440" w:left="1440" w:header="720" w:footer="708" w:gutter="0"/>
         </w:sectPr>
       </w:pPr>
     </w:p>
@@ -1022,7 +1091,7 @@
       <w:pPr>
         <w:keepNext/>
         <w:keepLines/>
-        <w:spacing w:before="0" w:after="460" w:line="460" w:lineRule="exact"/>
+        <w:spacing w:before="0" w:after="0" w:line="460" w:lineRule="exact"/>
         <w:ind w:left="0" w:firstLine="0"/>
         <w:jc w:val="center"/>
       </w:pPr>
@@ -1031,151 +1100,35 @@
           <w:b/>
           <w:bCs/>
         </w:rPr>
-        <w:t xml:space="preserve">TABLE OF CONTENTS</w:t>
-      </w:r>
-    </w:p>
-    <w:p>
-      <w:pPr>
-        <w:keepNext/>
-        <w:keepLines/>
-        <w:spacing w:before="0" w:after="0" w:line="300" w:lineRule="exact"/>
-        <w:ind w:left="0" w:firstLine="0"/>
-        <w:jc w:val="right"/>
-      </w:pPr>
-      <w:r>
-        <w:rPr>
-          <w:b/>
-          <w:bCs/>
-        </w:rPr>
-        <w:t xml:space="preserve">Page</w:t>
-      </w:r>
-    </w:p>
-    <w:p>
-      <w:pPr>
-        <w:keepLines/>
-        <w:tabs>
-          <w:tab w:val="right" w:leader="dot" w:pos="9360"/>
-        </w:tabs>
-        <w:spacing w:before="300" w:after="0" w:line="300" w:lineRule="exact"/>
-        <w:ind w:left="720" w:right="720" w:hanging="720"/>
-        <w:jc w:val="left"/>
-      </w:pPr>
-      <w:r>
-        <w:t xml:space="preserve">I.</w:t>
-      </w:r>
-      <w:r>
-        <w:tab/>
-      </w:r>
-      <w:r>
-        <w:t xml:space="preserve">Introduction</w:t>
-      </w:r>
-      <w:r>
-        <w:t xml:space="preserve">   </w:t>
-      </w:r>
-      <w:r>
-        <w:tab/>
-      </w:r>
-      <w:r>
-        <w:t xml:space="preserve">1</w:t>
-      </w:r>
-    </w:p>
-    <w:p>
-      <w:pPr>
-        <w:keepLines/>
-        <w:tabs>
-          <w:tab w:val="right" w:leader="dot" w:pos="9360"/>
-        </w:tabs>
-        <w:spacing w:before="300" w:after="0" w:line="300" w:lineRule="exact"/>
-        <w:ind w:left="720" w:right="720" w:hanging="720"/>
-        <w:jc w:val="left"/>
-      </w:pPr>
-      <w:r>
-        <w:t xml:space="preserve">II.</w:t>
-      </w:r>
-      <w:r>
-        <w:tab/>
-      </w:r>
-      <w:r>
-        <w:t xml:space="preserve">Background</w:t>
-      </w:r>
-      <w:r>
-        <w:t xml:space="preserve">   </w:t>
-      </w:r>
-      <w:r>
-        <w:tab/>
-      </w:r>
-      <w:r>
-        <w:t xml:space="preserve">2</w:t>
-      </w:r>
-    </w:p>
-    <w:p>
-      <w:pPr>
-        <w:keepLines/>
-        <w:tabs>
-          <w:tab w:val="right" w:leader="dot" w:pos="9360"/>
-        </w:tabs>
-        <w:spacing w:before="300" w:after="0" w:line="300" w:lineRule="exact"/>
-        <w:ind w:left="720" w:right="720" w:hanging="720"/>
-        <w:jc w:val="left"/>
-      </w:pPr>
-      <w:r>
-        <w:t xml:space="preserve">III.</w:t>
-      </w:r>
-      <w:r>
-        <w:tab/>
-      </w:r>
-      <w:r>
-        <w:t xml:space="preserve">Standards</w:t>
-      </w:r>
-      <w:r>
-        <w:t xml:space="preserve"> </w:t>
-      </w:r>
-      <w:r>
-        <w:t xml:space="preserve">of</w:t>
-      </w:r>
-      <w:r>
-        <w:t xml:space="preserve"> </w:t>
-      </w:r>
-      <w:r>
-        <w:t xml:space="preserve">Review</w:t>
-      </w:r>
-      <w:r>
-        <w:t xml:space="preserve">   </w:t>
-      </w:r>
-      <w:r>
-        <w:tab/>
-      </w:r>
-      <w:r>
-        <w:t xml:space="preserve">4</w:t>
-      </w:r>
-    </w:p>
-    <w:p>
-      <w:pPr>
-        <w:keepLines/>
-        <w:tabs>
-          <w:tab w:val="right" w:leader="dot" w:pos="9360"/>
-        </w:tabs>
-        <w:spacing w:before="300" w:after="0" w:line="300" w:lineRule="exact"/>
-        <w:ind w:left="720" w:right="720" w:hanging="720"/>
-        <w:jc w:val="left"/>
-      </w:pPr>
-      <w:r>
-        <w:t xml:space="preserve">IV.</w:t>
-      </w:r>
-      <w:r>
-        <w:tab/>
-      </w:r>
-      <w:r>
-        <w:t xml:space="preserve">Argument</w:t>
-      </w:r>
-      <w:r>
-        <w:t xml:space="preserve">   </w:t>
-      </w:r>
-      <w:r>
-        <w:tab/>
-      </w:r>
-      <w:r>
-        <w:t xml:space="preserve">5</w:t>
+        <w:t xml:space="preserve">TABLE</w:t>
+      </w:r>
+      <w:r>
+        <w:rPr>
+          <w:b/>
+          <w:bCs/>
+        </w:rPr>
+        <w:t xml:space="preserve"> </w:t>
+      </w:r>
+      <w:r>
+        <w:rPr>
+          <w:b/>
+          <w:bCs/>
+        </w:rPr>
+        <w:t xml:space="preserve">OF</w:t>
+      </w:r>
+      <w:r>
+        <w:rPr>
+          <w:b/>
+          <w:bCs/>
+        </w:rPr>
+        <w:t xml:space="preserve"> </w:t>
+      </w:r>
+      <w:r>
+        <w:rPr>
+          <w:b/>
+          <w:bCs/>
+        </w:rPr>
+        <w:t xml:space="preserve">CONTENTS</w:t>
       </w:r>
     </w:p>
     <w:p>
@@ -1186,40 +1139,71 @@
         </w:tabs>
         <w:spacing w:before="300" w:after="0" w:line="300" w:lineRule="exact"/>
         <w:ind w:left="1440" w:right="720" w:hanging="720"/>
-        <w:jc w:val="left"/>
       </w:pPr>
       <w:r>
-        <w:t xml:space="preserve">A.</w:t>
+        <w:t xml:space="preserve">I.</w:t>
       </w:r>
       <w:r>
         <w:tab/>
       </w:r>
       <w:r>
-        <w:t xml:space="preserve">The</w:t>
-      </w:r>
-      <w:r>
-        <w:t xml:space="preserve"> </w:t>
-      </w:r>
-      <w:r>
-        <w:t xml:space="preserve">Complaint</w:t>
-      </w:r>
-      <w:r>
-        <w:t xml:space="preserve"> </w:t>
-      </w:r>
-      <w:r>
-        <w:t xml:space="preserve">Fails</w:t>
-      </w:r>
-      <w:r>
-        <w:t xml:space="preserve"> </w:t>
-      </w:r>
-      <w:r>
-        <w:t xml:space="preserve">Every</w:t>
-      </w:r>
-      <w:r>
-        <w:t xml:space="preserve"> </w:t>
-      </w:r>
-      <w:r>
-        <w:t xml:space="preserve">Element</w:t>
+        <w:t xml:space="preserve">Introduction</w:t>
+      </w:r>
+      <w:r>
+        <w:t xml:space="preserve">   </w:t>
+      </w:r>
+      <w:r>
+        <w:tab/>
+      </w:r>
+      <w:r>
+        <w:t xml:space="preserve">1</w:t>
+      </w:r>
+    </w:p>
+    <w:p>
+      <w:pPr>
+        <w:keepLines/>
+        <w:tabs>
+          <w:tab w:val="right" w:leader="dot" w:pos="9360"/>
+        </w:tabs>
+        <w:spacing w:before="300" w:after="0" w:line="300" w:lineRule="exact"/>
+        <w:ind w:left="1440" w:right="720" w:hanging="720"/>
+      </w:pPr>
+      <w:r>
+        <w:t xml:space="preserve">II.</w:t>
+      </w:r>
+      <w:r>
+        <w:tab/>
+      </w:r>
+      <w:r>
+        <w:t xml:space="preserve">Background</w:t>
+      </w:r>
+      <w:r>
+        <w:t xml:space="preserve">   </w:t>
+      </w:r>
+      <w:r>
+        <w:tab/>
+      </w:r>
+      <w:r>
+        <w:t xml:space="preserve">2</w:t>
+      </w:r>
+    </w:p>
+    <w:p>
+      <w:pPr>
+        <w:keepLines/>
+        <w:tabs>
+          <w:tab w:val="right" w:leader="dot" w:pos="9360"/>
+        </w:tabs>
+        <w:spacing w:before="300" w:after="0" w:line="300" w:lineRule="exact"/>
+        <w:ind w:left="1440" w:right="720" w:hanging="720"/>
+      </w:pPr>
+      <w:r>
+        <w:t xml:space="preserve">III.</w:t>
+      </w:r>
+      <w:r>
+        <w:tab/>
+      </w:r>
+      <w:r>
+        <w:t xml:space="preserve">Standards</w:t>
       </w:r>
       <w:r>
         <w:t xml:space="preserve"> </w:t>
@@ -1231,19 +1215,35 @@
         <w:t xml:space="preserve"> </w:t>
       </w:r>
       <w:r>
-        <w:t xml:space="preserve">Article</w:t>
-      </w:r>
-      <w:r>
-        <w:t xml:space="preserve"> </w:t>
-      </w:r>
-      <w:r>
-        <w:t xml:space="preserve">III</w:t>
-      </w:r>
-      <w:r>
-        <w:t xml:space="preserve"> </w:t>
-      </w:r>
-      <w:r>
-        <w:t xml:space="preserve">Standing.</w:t>
+        <w:t xml:space="preserve">Review</w:t>
+      </w:r>
+      <w:r>
+        <w:t xml:space="preserve">   </w:t>
+      </w:r>
+      <w:r>
+        <w:tab/>
+      </w:r>
+      <w:r>
+        <w:t xml:space="preserve">4</w:t>
+      </w:r>
+    </w:p>
+    <w:p>
+      <w:pPr>
+        <w:keepLines/>
+        <w:tabs>
+          <w:tab w:val="right" w:leader="dot" w:pos="9360"/>
+        </w:tabs>
+        <w:spacing w:before="300" w:after="0" w:line="300" w:lineRule="exact"/>
+        <w:ind w:left="1440" w:right="720" w:hanging="720"/>
+      </w:pPr>
+      <w:r>
+        <w:t xml:space="preserve">IV.</w:t>
+      </w:r>
+      <w:r>
+        <w:tab/>
+      </w:r>
+      <w:r>
+        <w:t xml:space="preserve">Argument</w:t>
       </w:r>
       <w:r>
         <w:t xml:space="preserve">   </w:t>
@@ -1263,40 +1263,63 @@
         </w:tabs>
         <w:spacing w:before="300" w:after="0" w:line="300" w:lineRule="exact"/>
         <w:ind w:left="2160" w:right="720" w:hanging="720"/>
-        <w:jc w:val="left"/>
       </w:pPr>
       <w:r>
-        <w:t xml:space="preserve">1.</w:t>
+        <w:t xml:space="preserve">A.</w:t>
       </w:r>
       <w:r>
         <w:tab/>
       </w:r>
       <w:r>
-        <w:t xml:space="preserve">Plaintiffs</w:t>
-      </w:r>
-      <w:r>
-        <w:t xml:space="preserve"> </w:t>
-      </w:r>
-      <w:r>
-        <w:t xml:space="preserve">Allege</w:t>
-      </w:r>
-      <w:r>
-        <w:t xml:space="preserve"> </w:t>
-      </w:r>
-      <w:r>
-        <w:t xml:space="preserve">No</w:t>
-      </w:r>
-      <w:r>
-        <w:t xml:space="preserve"> </w:t>
-      </w:r>
-      <w:r>
-        <w:t xml:space="preserve">Concrete</w:t>
-      </w:r>
-      <w:r>
-        <w:t xml:space="preserve"> </w:t>
-      </w:r>
-      <w:r>
-        <w:t xml:space="preserve">Injury.</w:t>
+        <w:t xml:space="preserve">The</w:t>
+      </w:r>
+      <w:r>
+        <w:t xml:space="preserve"> </w:t>
+      </w:r>
+      <w:r>
+        <w:t xml:space="preserve">Complaint</w:t>
+      </w:r>
+      <w:r>
+        <w:t xml:space="preserve"> </w:t>
+      </w:r>
+      <w:r>
+        <w:t xml:space="preserve">Fails</w:t>
+      </w:r>
+      <w:r>
+        <w:t xml:space="preserve"> </w:t>
+      </w:r>
+      <w:r>
+        <w:t xml:space="preserve">Every</w:t>
+      </w:r>
+      <w:r>
+        <w:t xml:space="preserve"> </w:t>
+      </w:r>
+      <w:r>
+        <w:t xml:space="preserve">Element</w:t>
+      </w:r>
+      <w:r>
+        <w:t xml:space="preserve"> </w:t>
+      </w:r>
+      <w:r>
+        <w:t xml:space="preserve">of</w:t>
+      </w:r>
+      <w:r>
+        <w:t xml:space="preserve"> </w:t>
+      </w:r>
+      <w:r>
+        <w:t xml:space="preserve">Article</w:t>
+      </w:r>
+      <w:r>
+        <w:t xml:space="preserve"> </w:t>
+      </w:r>
+      <w:r>
+        <w:t xml:space="preserve">III</w:t>
+      </w:r>
+      <w:r>
+        <w:t xml:space="preserve"> </w:t>
+      </w:r>
+      <w:r>
+        <w:t xml:space="preserve">Standing.</w:t>
       </w:r>
       <w:r>
         <w:t xml:space="preserve">   </w:t>
@@ -1315,10 +1338,61 @@
           <w:tab w:val="right" w:leader="dot" w:pos="9360"/>
         </w:tabs>
         <w:spacing w:before="300" w:after="0" w:line="300" w:lineRule="exact"/>
-        <w:ind w:left="720" w:right="720" w:hanging="720"/>
-        <w:jc w:val="left"/>
+        <w:ind w:left="2880" w:right="720" w:hanging="720"/>
       </w:pPr>
       <w:r>
+        <w:t xml:space="preserve">1.</w:t>
+      </w:r>
+      <w:r>
+        <w:tab/>
+      </w:r>
+      <w:r>
+        <w:t xml:space="preserve">Plaintiffs</w:t>
+      </w:r>
+      <w:r>
+        <w:t xml:space="preserve"> </w:t>
+      </w:r>
+      <w:r>
+        <w:t xml:space="preserve">Allege</w:t>
+      </w:r>
+      <w:r>
+        <w:t xml:space="preserve"> </w:t>
+      </w:r>
+      <w:r>
+        <w:t xml:space="preserve">No</w:t>
+      </w:r>
+      <w:r>
+        <w:t xml:space="preserve"> </w:t>
+      </w:r>
+      <w:r>
+        <w:t xml:space="preserve">Concrete</w:t>
+      </w:r>
+      <w:r>
+        <w:t xml:space="preserve"> </w:t>
+      </w:r>
+      <w:r>
+        <w:t xml:space="preserve">Injury.</w:t>
+      </w:r>
+      <w:r>
+        <w:t xml:space="preserve">   </w:t>
+      </w:r>
+      <w:r>
+        <w:tab/>
+      </w:r>
+      <w:r>
+        <w:t xml:space="preserve">5</w:t>
+      </w:r>
+    </w:p>
+    <w:p>
+      <w:pPr>
+        <w:keepLines/>
+        <w:tabs>
+          <w:tab w:val="right" w:leader="dot" w:pos="9360"/>
+        </w:tabs>
+        <w:spacing w:before="300" w:after="0" w:line="300" w:lineRule="exact"/>
+        <w:ind w:left="1440" w:right="720" w:hanging="720"/>
+      </w:pPr>
+      <w:r>
         <w:t xml:space="preserve">V.</w:t>
       </w:r>
       <w:r>
@@ -1336,13 +1410,18 @@
       <w:r>
         <w:t xml:space="preserve">6</w:t>
       </w:r>
+    </w:p>
+    <w:p>
+      <w:pPr>
+        <w:pageBreakBefore/>
+        <w:spacing w:before="0" w:after="0" w:line="1" w:lineRule="exact"/>
+      </w:pPr>
     </w:p>
     <w:p>
       <w:pPr>
         <w:keepNext/>
         <w:keepLines/>
-        <w:pageBreakBefore/>
-        <w:spacing w:before="0" w:after="460" w:line="460" w:lineRule="exact"/>
+        <w:spacing w:before="0" w:after="0" w:line="460" w:lineRule="exact"/>
         <w:ind w:left="0" w:firstLine="0"/>
         <w:jc w:val="center"/>
       </w:pPr>
@@ -1351,23 +1430,35 @@
           <w:b/>
           <w:bCs/>
         </w:rPr>
-        <w:t xml:space="preserve">TABLE OF AUTHORITIES</w:t>
-      </w:r>
-    </w:p>
-    <w:p>
-      <w:pPr>
-        <w:keepNext/>
-        <w:keepLines/>
-        <w:spacing w:before="0" w:after="0" w:line="300" w:lineRule="exact"/>
-        <w:ind w:left="0" w:firstLine="0"/>
-        <w:jc w:val="right"/>
-      </w:pPr>
-      <w:r>
-        <w:rPr>
-          <w:b/>
-          <w:bCs/>
-        </w:rPr>
-        <w:t xml:space="preserve">Page(s)</w:t>
+        <w:t xml:space="preserve">TABLE</w:t>
+      </w:r>
+      <w:r>
+        <w:rPr>
+          <w:b/>
+          <w:bCs/>
+        </w:rPr>
+        <w:t xml:space="preserve"> </w:t>
+      </w:r>
+      <w:r>
+        <w:rPr>
+          <w:b/>
+          <w:bCs/>
+        </w:rPr>
+        <w:t xml:space="preserve">OF</w:t>
+      </w:r>
+      <w:r>
+        <w:rPr>
+          <w:b/>
+          <w:bCs/>
+        </w:rPr>
+        <w:t xml:space="preserve"> </w:t>
+      </w:r>
+      <w:r>
+        <w:rPr>
+          <w:b/>
+          <w:bCs/>
+        </w:rPr>
+        <w:t xml:space="preserve">AUTHORITIES</w:t>
       </w:r>
     </w:p>
     <w:p>
@@ -1394,7 +1485,6 @@
         </w:tabs>
         <w:spacing w:before="300" w:after="0" w:line="300" w:lineRule="exact"/>
         <w:ind w:left="504" w:right="720" w:hanging="504"/>
-        <w:jc w:val="left"/>
       </w:pPr>
       <w:r>
         <w:rPr>
@@ -1516,7 +1606,10 @@
         <w:t xml:space="preserve">Co.</w:t>
       </w:r>
       <w:r>
-        <w:t xml:space="preserve">, </w:t>
+        <w:t xml:space="preserve">,</w:t>
+      </w:r>
+      <w:r>
+        <w:t xml:space="preserve"> </w:t>
       </w:r>
       <w:r>
         <w:t xml:space="preserve">No.</w:t>
@@ -1525,9 +1618,7 @@
         <w:t xml:space="preserve"> </w:t>
       </w:r>
       <w:r>
-        <w:t xml:space="preserve">08-cv</w:t>
-        <w:noBreakHyphen/>
-        <w:t xml:space="preserve">2346,</w:t>
+        <w:t xml:space="preserve">08-cv-⁠2346,</w:t>
       </w:r>
       <w:r>
         <w:t xml:space="preserve"> </w:t>
@@ -1595,7 +1686,6 @@
         </w:tabs>
         <w:spacing w:before="300" w:after="0" w:line="300" w:lineRule="exact"/>
         <w:ind w:left="504" w:right="720" w:hanging="504"/>
-        <w:jc w:val="left"/>
       </w:pPr>
       <w:r>
         <w:rPr>
@@ -1633,7 +1723,10 @@
         <w:t xml:space="preserve">Iqbal</w:t>
       </w:r>
       <w:r>
-        <w:t xml:space="preserve">, </w:t>
+        <w:t xml:space="preserve">,</w:t>
+      </w:r>
+      <w:r>
+        <w:t xml:space="preserve"> </w:t>
       </w:r>
       <w:r>
         <w:t xml:space="preserve">556</w:t>
@@ -1674,7 +1767,6 @@
         </w:tabs>
         <w:spacing w:before="300" w:after="0" w:line="300" w:lineRule="exact"/>
         <w:ind w:left="504" w:right="720" w:hanging="504"/>
-        <w:jc w:val="left"/>
       </w:pPr>
       <w:r>
         <w:rPr>
@@ -1712,7 +1804,10 @@
         <w:t xml:space="preserve">McDonald</w:t>
       </w:r>
       <w:r>
-        <w:t xml:space="preserve">, </w:t>
+        <w:t xml:space="preserve">,</w:t>
+      </w:r>
+      <w:r>
+        <w:t xml:space="preserve"> </w:t>
       </w:r>
       <w:r>
         <w:t xml:space="preserve">848</w:t>
@@ -1765,7 +1860,6 @@
         </w:tabs>
         <w:spacing w:before="300" w:after="0" w:line="300" w:lineRule="exact"/>
         <w:ind w:left="504" w:right="720" w:hanging="504"/>
-        <w:jc w:val="left"/>
       </w:pPr>
       <w:r>
         <w:rPr>
@@ -1831,7 +1925,10 @@
         <w:t xml:space="preserve">Twombly</w:t>
       </w:r>
       <w:r>
-        <w:t xml:space="preserve">, </w:t>
+        <w:t xml:space="preserve">,</w:t>
+      </w:r>
+      <w:r>
+        <w:t xml:space="preserve"> </w:t>
       </w:r>
       <w:r>
         <w:t xml:space="preserve">550</w:t>
@@ -1872,7 +1969,6 @@
         </w:tabs>
         <w:spacing w:before="300" w:after="0" w:line="300" w:lineRule="exact"/>
         <w:ind w:left="504" w:right="720" w:hanging="504"/>
-        <w:jc w:val="left"/>
       </w:pPr>
       <w:r>
         <w:rPr>
@@ -1966,7 +2062,10 @@
         <w:t xml:space="preserve">Inc.</w:t>
       </w:r>
       <w:r>
-        <w:t xml:space="preserve">, </w:t>
+        <w:t xml:space="preserve">,</w:t>
+      </w:r>
+      <w:r>
+        <w:t xml:space="preserve"> </w:t>
       </w:r>
       <w:r>
         <w:t xml:space="preserve">564</w:t>
@@ -2025,7 +2124,6 @@
         </w:tabs>
         <w:spacing w:before="300" w:after="0" w:line="300" w:lineRule="exact"/>
         <w:ind w:left="504" w:right="720" w:hanging="504"/>
-        <w:jc w:val="left"/>
       </w:pPr>
       <w:r>
         <w:rPr>
@@ -2161,7 +2259,10 @@
         <w:t xml:space="preserve">Inc.</w:t>
       </w:r>
       <w:r>
-        <w:t xml:space="preserve">, </w:t>
+        <w:t xml:space="preserve">,</w:t>
+      </w:r>
+      <w:r>
+        <w:t xml:space="preserve"> </w:t>
       </w:r>
       <w:r>
         <w:t xml:space="preserve">No.</w:t>
@@ -2232,7 +2333,6 @@
         </w:tabs>
         <w:spacing w:before="300" w:after="0" w:line="300" w:lineRule="exact"/>
         <w:ind w:left="504" w:right="720" w:hanging="504"/>
-        <w:jc w:val="left"/>
       </w:pPr>
       <w:r>
         <w:rPr>
@@ -2284,7 +2384,10 @@
         <w:t xml:space="preserve">Robins</w:t>
       </w:r>
       <w:r>
-        <w:t xml:space="preserve">, </w:t>
+        <w:t xml:space="preserve">,</w:t>
+      </w:r>
+      <w:r>
+        <w:t xml:space="preserve"> </w:t>
       </w:r>
       <w:r>
         <w:t xml:space="preserve">578</w:t>
@@ -2325,7 +2428,6 @@
         </w:tabs>
         <w:spacing w:before="300" w:after="0" w:line="300" w:lineRule="exact"/>
         <w:ind w:left="504" w:right="720" w:hanging="504"/>
-        <w:jc w:val="left"/>
       </w:pPr>
       <w:r>
         <w:rPr>
@@ -2391,7 +2493,10 @@
         <w:t xml:space="preserve">N.A.</w:t>
       </w:r>
       <w:r>
-        <w:t xml:space="preserve">, </w:t>
+        <w:t xml:space="preserve">,</w:t>
+      </w:r>
+      <w:r>
+        <w:t xml:space="preserve"> </w:t>
       </w:r>
       <w:r>
         <w:t xml:space="preserve">590</w:t>
@@ -2437,7 +2542,21 @@
           <w:b/>
           <w:bCs/>
         </w:rPr>
-        <w:t xml:space="preserve">Federal Rules</w:t>
+        <w:t xml:space="preserve">Federal</w:t>
+      </w:r>
+      <w:r>
+        <w:rPr>
+          <w:b/>
+          <w:bCs/>
+        </w:rPr>
+        <w:t xml:space="preserve"> </w:t>
+      </w:r>
+      <w:r>
+        <w:rPr>
+          <w:b/>
+          <w:bCs/>
+        </w:rPr>
+        <w:t xml:space="preserve">Rules</w:t>
       </w:r>
     </w:p>
     <w:p>
@@ -2448,7 +2567,6 @@
         </w:tabs>
         <w:spacing w:before="300" w:after="0" w:line="300" w:lineRule="exact"/>
         <w:ind w:left="504" w:right="720" w:hanging="504"/>
-        <w:jc w:val="left"/>
       </w:pPr>
       <w:r>
         <w:t xml:space="preserve">Fed.</w:t>
@@ -2495,7 +2613,6 @@
         </w:tabs>
         <w:spacing w:before="300" w:after="0" w:line="300" w:lineRule="exact"/>
         <w:ind w:left="504" w:right="720" w:hanging="504"/>
-        <w:jc w:val="left"/>
       </w:pPr>
       <w:r>
         <w:t xml:space="preserve">Fed.</w:t>
@@ -2536,11 +2653,11 @@
     </w:p>
     <w:p>
       <w:pPr>
-        <w:spacing w:before="0" w:after="0" w:line="20" w:lineRule="exact"/>
+        <w:spacing w:before="0" w:after="0" w:line="1" w:lineRule="exact"/>
         <w:sectPr>
-          <w:footerReference w:type="default" r:id="rIdFtrPage"/>
+          <w:footerReference w:type="default" r:id="rIdXdPage"/>
           <w:pgSz w:w="12240" w:h="15840"/>
-          <w:pgMar w:top="1800" w:right="1440" w:bottom="1440" w:left="1440" w:header="720" w:footer="576" w:gutter="0"/>
+          <w:pgMar w:top="1800" w:right="1440" w:bottom="1440" w:left="1440" w:header="720" w:footer="708" w:gutter="0"/>
           <w:pgNumType w:fmt="lowerRoman" w:start="1"/>
         </w:sectPr>
       </w:pPr>
@@ -2609,24 +2726,29 @@
       <w:r>
         <w:t xml:space="preserve"> </w:t>
       </w:r>
-      <w:hyperlink r:id="rId9">
-        <w:r>
-          <w:rPr>
-            <w:rStyle w:val="Hyperlink"/>
-            <w:i/>
-            <w:iCs/>
-          </w:rPr>
-          <w:t xml:space="preserve">Thole v. U.S. Bank N.A.</w:t>
-        </w:r>
-        <w:r>
-          <w:rPr>
-            <w:rStyle w:val="Hyperlink"/>
-          </w:rPr>
-          <w:t xml:space="preserve">, 590 U.S. 538, 540, 543–46 (2020)</w:t>
-        </w:r>
-      </w:hyperlink>
-      <w:r>
-        <w:t xml:space="preserve">. Second, Plaintiffs have not alleged any financial injury at all. Either defect should end this lawsuit.</w:t>
+      <w:r>
+        <w:rPr>
+          <w:i/>
+          <w:iCs/>
+        </w:rPr>
+        <w:t xml:space="preserve">Thole</w:t>
+      </w:r>
+      <w:r>
+        <w:rPr>
+          <w:i/>
+          <w:iCs/>
+        </w:rPr>
+        <w:t xml:space="preserve"> </w:t>
+      </w:r>
+      <w:r>
+        <w:rPr>
+          <w:i/>
+          <w:iCs/>
+        </w:rPr>
+        <w:t xml:space="preserve">v. U.S. Bank N.A.</w:t>
+      </w:r>
+      <w:r>
+        <w:t xml:space="preserve">, 590 U.S. 538, 540, 543–46 (2020). Second, Plaintiffs have not alleged any financial injury at all. Either defect should end this lawsuit.</w:t>
       </w:r>
     </w:p>
     <w:p>
@@ -2704,7 +2826,7 @@
         <w:pStyle w:val="BodyText"/>
       </w:pPr>
       <w:r>
-        <w:t xml:space="preserve">While it is under no obligation to do so, Labcorp is among the increasing number of employers that offer voluntary benefits such as accident, critical illness, and hospital indemnity insurance as supplements to traditional health coverage. Compl. ¶¶ 38, 47–50. These policies are offered and underwritten by third-party insurers and pay fixed cash benefits when specified events occur—such as diagnoses of certain illnesses or hospital stays—providing additional financial support for expenses that traditional medical coverage may not fully address. Id. ¶¶ 39–46. In that respect, the coverage functions like a defined-benefit arrangement: participants who experience a covered event receive the fixed amount specified in the policy, no matter what. Id.</w:t>
+        <w:t xml:space="preserve">While it is under no obligation to do so, Labcorp is among the increasing number of employers that offer voluntary benefits such as accident, critical illness, and hospital indemnity insurance as supplements to traditional health coverage. Compl. ¶¶ 38, 47–50. These policies are offered and underwritten by third-party insurers and pay fixed cash benefits when specified events occur—such as diagnoses of certain illnesses or hospital stays—providing additional financial support for expenses that traditional medical coverage may not fully address. Id. ¶¶ 39–⁠46. In that respect, the coverage functions like a defined-benefit arrangement: participants who experience a covered event receive the fixed amount specified in the policy, no matter what. Id.</w:t>
       </w:r>
     </w:p>
     <w:p>
@@ -2712,7 +2834,7 @@
         <w:pStyle w:val="BodyText"/>
       </w:pPr>
       <w:r>
-        <w:t xml:space="preserve">Drawing on its market expertise, the broker helps review potential products and structure a program intended to deliver meaningful value to participants by offering employees a range of optional coverage choices. The insurance carrier, ReliaStar Life Insurance Company (“ReliaStar”), underwrites the policies, establishes premium rates, and pays benefits when covered events occur. Id. ¶¶ 101–102.</w:t>
+        <w:t xml:space="preserve">Drawing on its market expertise, the broker helps review potential products and structure a program intended to deliver meaningful value to participants by offering employees a range of optional coverage choices. The insurance carrier, ReliaStar Life Insurance Company (“ReliaStar”), underwrites the policies, establishes premium rates, and pays benefits when covered events occur. Id. ¶¶ 101–⁠102.</w:t>
       </w:r>
     </w:p>
     <w:p>
@@ -2725,58 +2847,56 @@
       <w:r>
         <w:t xml:space="preserve"> </w:t>
       </w:r>
-      <w:hyperlink r:id="rId10">
-        <w:r>
-          <w:rPr>
-            <w:rStyle w:val="Hyperlink"/>
-            <w:i/>
-            <w:iCs/>
-          </w:rPr>
-          <w:t xml:space="preserve">Advanced Salon Visions, Inc. v. Lincoln Benefit Life Co.</w:t>
-        </w:r>
-        <w:r>
-          <w:rPr>
-            <w:rStyle w:val="Hyperlink"/>
-          </w:rPr>
-          <w:t xml:space="preserve">, No. 08-cv</w:t>
-        </w:r>
-        <w:r>
-          <w:noBreakHyphen/>
-        </w:r>
-        <w:r>
-          <w:rPr>
-            <w:rStyle w:val="Hyperlink"/>
-          </w:rPr>
-          <w:t xml:space="preserve">2346, 2010 WL 3341803, at *7–8 (S.D. Cal. Aug. 25, 2010)</w:t>
-        </w:r>
-      </w:hyperlink>
-      <w:r>
-        <w:t xml:space="preserve"> </w:t>
-      </w:r>
-      <w:r>
-        <w:t xml:space="preserve">(collecting cases). That is because the broker lacks the requisite control over plan assets or decision-making authority—specifically, it does not have the discretion to select insurance policies or approve the payment of premiums.</w:t>
-      </w:r>
-      <w:r>
-        <w:t xml:space="preserve"> </w:t>
-      </w:r>
-      <w:hyperlink r:id="rId11">
-        <w:r>
-          <w:rPr>
-            <w:rStyle w:val="Hyperlink"/>
-            <w:i/>
-            <w:iCs/>
-          </w:rPr>
-          <w:t xml:space="preserve">Mahoney v. J.J. Weiser &amp; Co., Inc.</w:t>
-        </w:r>
-        <w:r>
-          <w:rPr>
-            <w:rStyle w:val="Hyperlink"/>
-          </w:rPr>
-          <w:t xml:space="preserve">, 564 F. Supp. 2d 248, 257 (S.D.N.Y. 2008)</w:t>
-        </w:r>
-      </w:hyperlink>
-      <w:r>
-        <w:t xml:space="preserve">.</w:t>
+      <w:r>
+        <w:rPr>
+          <w:i/>
+          <w:iCs/>
+        </w:rPr>
+        <w:t xml:space="preserve">Advanced</w:t>
+      </w:r>
+      <w:r>
+        <w:rPr>
+          <w:i/>
+          <w:iCs/>
+        </w:rPr>
+        <w:t xml:space="preserve"> </w:t>
+      </w:r>
+      <w:r>
+        <w:rPr>
+          <w:i/>
+          <w:iCs/>
+        </w:rPr>
+        <w:t xml:space="preserve">Salon Visions, Inc. v. Lincoln Benefit Life Co.</w:t>
+      </w:r>
+      <w:r>
+        <w:t xml:space="preserve">, No. 08-cv-⁠2346, 2010 WL 3341803, at *7–8 (S.D. Cal. Aug. 25, 2010) (collecting cases). That is because the broker lacks the requisite control over plan assets or decision-making authority—specifically, it does not have the discretion to select insurance policies or approve the payment of premiums.</w:t>
+      </w:r>
+      <w:r>
+        <w:t xml:space="preserve"> </w:t>
+      </w:r>
+      <w:r>
+        <w:rPr>
+          <w:i/>
+          <w:iCs/>
+        </w:rPr>
+        <w:t xml:space="preserve">Mahoney</w:t>
+      </w:r>
+      <w:r>
+        <w:rPr>
+          <w:i/>
+          <w:iCs/>
+        </w:rPr>
+        <w:t xml:space="preserve"> </w:t>
+      </w:r>
+      <w:r>
+        <w:rPr>
+          <w:i/>
+          <w:iCs/>
+        </w:rPr>
+        <w:t xml:space="preserve">v. J.J. Weiser &amp; Co., Inc.</w:t>
+      </w:r>
+      <w:r>
+        <w:t xml:space="preserve">, 564 F. Supp. 2d 248, 257 (S.D.N.Y. 2008).</w:t>
       </w:r>
     </w:p>
     <w:p>
@@ -2784,7 +2904,7 @@
         <w:pStyle w:val="BodyText"/>
       </w:pPr>
       <w:r>
-        <w:t xml:space="preserve">The program operates at significant scale, indicating that many Labcorp employees value the supplemental coverage it provides. The number of lives covered by the VBI often approaches 100,000—exceeding the number of employees covered by Labcorp’s core benefits programs—reflecting that many employees elected to enroll not only themselves but also their beneficiaries or dependents. Compl. ¶¶ 98–99.</w:t>
+        <w:t xml:space="preserve">The program operates at significant scale, indicating that many Labcorp employees value the supplemental coverage it provides. The number of lives covered by the VBI often approaches 100,000—exceeding the number of employees covered by Labcorp’s core benefits programs—reflecting that many employees elected to enroll not only themselves but also their beneficiaries or dependents. Compl. ¶¶ 98–⁠99.</w:t>
       </w:r>
     </w:p>
     <w:p>
@@ -2850,68 +2970,67 @@
         <w:pStyle w:val="BodyText"/>
       </w:pPr>
       <w:r>
-        <w:t xml:space="preserve">A court must dismiss an action for lack of subject-matter jurisdiction pursuant to</w:t>
-      </w:r>
-      <w:r>
-        <w:t xml:space="preserve"> </w:t>
-      </w:r>
-      <w:hyperlink r:id="rId12">
-        <w:r>
-          <w:rPr>
-            <w:rStyle w:val="Hyperlink"/>
-          </w:rPr>
-          <w:t xml:space="preserve">Federal Rule of Civil Procedure 12(b)⁠(1)</w:t>
-        </w:r>
-      </w:hyperlink>
-      <w:r>
-        <w:t xml:space="preserve"> </w:t>
-      </w:r>
-      <w:r>
-        <w:t xml:space="preserve">when it lacks the statutory authority or constitutional power to adjudicate the case.</w:t>
-      </w:r>
-      <w:r>
-        <w:t xml:space="preserve"> </w:t>
-      </w:r>
-      <w:hyperlink r:id="rId13">
-        <w:r>
-          <w:rPr>
-            <w:rStyle w:val="Hyperlink"/>
-            <w:i/>
-            <w:iCs/>
-          </w:rPr>
-          <w:t xml:space="preserve">Nat’l All. for Accessibility, Inc. v. Big Lots Stores, Inc.</w:t>
-        </w:r>
-        <w:r>
-          <w:rPr>
-            <w:rStyle w:val="Hyperlink"/>
-          </w:rPr>
-          <w:t xml:space="preserve">, No. 1:11–cv–941, 2012 WL 1440226, at *3 (M.D.N.C. Apr. 26, 2012)</w:t>
-        </w:r>
-      </w:hyperlink>
-      <w:r>
-        <w:t xml:space="preserve">. The plaintiff bears the burden of establishing that the jurisdictional requirements have been met. Id. To survive dismissal for lack of standing, the plaintiffs’ complaint must contain sufficient factual allegations of an injury resulting from the defendants’ conduct, accepted as true, to state a claim for relief that is plausible on its face.</w:t>
-      </w:r>
-      <w:r>
-        <w:t xml:space="preserve"> </w:t>
-      </w:r>
-      <w:hyperlink r:id="rId14">
-        <w:r>
-          <w:rPr>
-            <w:rStyle w:val="Hyperlink"/>
-            <w:i/>
-            <w:iCs/>
-          </w:rPr>
-          <w:t xml:space="preserve">Beck v. McDonald</w:t>
-        </w:r>
-        <w:r>
-          <w:rPr>
-            <w:rStyle w:val="Hyperlink"/>
-          </w:rPr>
-          <w:t xml:space="preserve">, 848 F.3d 262, 270 (4th Cir. 2017)</w:t>
-        </w:r>
-      </w:hyperlink>
-      <w:r>
-        <w:t xml:space="preserve">.</w:t>
+        <w:t xml:space="preserve">A court must dismiss an action for lack of subject-matter jurisdiction pursuant to Federal</w:t>
+      </w:r>
+      <w:r>
+        <w:t xml:space="preserve"> </w:t>
+      </w:r>
+      <w:r>
+        <w:t xml:space="preserve">Rule of Civil Procedure 12(b)⁠(1) when it lacks the statutory authority or constitutional power to adjudicate the case.</w:t>
+      </w:r>
+      <w:r>
+        <w:t xml:space="preserve"> </w:t>
+      </w:r>
+      <w:r>
+        <w:rPr>
+          <w:i/>
+          <w:iCs/>
+        </w:rPr>
+        <w:t xml:space="preserve">Nat’l</w:t>
+      </w:r>
+      <w:r>
+        <w:rPr>
+          <w:i/>
+          <w:iCs/>
+        </w:rPr>
+        <w:t xml:space="preserve"> </w:t>
+      </w:r>
+      <w:r>
+        <w:rPr>
+          <w:i/>
+          <w:iCs/>
+        </w:rPr>
+        <w:t xml:space="preserve">All. for Accessibility, Inc. v. Big Lots Stores, Inc.</w:t>
+      </w:r>
+      <w:r>
+        <w:t xml:space="preserve">, No. 1:11–cv–941, 2012 WL 1440226, at *3 (M.D.N.C. Apr. 26, 2012). The plaintiff bears the burden of establishing that the jurisdictional requirements have been met. Id. To survive dismissal for lack of standing, the plaintiffs’ complaint must contain sufficient factual allegations of an injury resulting from the defendants’ conduct, accepted as true, to state a claim for relief that is plausible on its face.</w:t>
+      </w:r>
+      <w:r>
+        <w:t xml:space="preserve"> </w:t>
+      </w:r>
+      <w:r>
+        <w:rPr>
+          <w:i/>
+          <w:iCs/>
+        </w:rPr>
+        <w:t xml:space="preserve">Beck</w:t>
+      </w:r>
+      <w:r>
+        <w:rPr>
+          <w:i/>
+          <w:iCs/>
+        </w:rPr>
+        <w:t xml:space="preserve"> </w:t>
+      </w:r>
+      <w:r>
+        <w:rPr>
+          <w:i/>
+          <w:iCs/>
+        </w:rPr>
+        <w:t xml:space="preserve">v. McDonald</w:t>
+      </w:r>
+      <w:r>
+        <w:t xml:space="preserve">, 848 F.3d 262, 270 (4th Cir. 2017).</w:t>
       </w:r>
     </w:p>
     <w:p>
@@ -2919,90 +3038,80 @@
         <w:pStyle w:val="BodyText"/>
       </w:pPr>
       <w:r>
-        <w:t xml:space="preserve">A motion to dismiss under</w:t>
-      </w:r>
-      <w:r>
-        <w:t xml:space="preserve"> </w:t>
-      </w:r>
-      <w:hyperlink r:id="rId15">
-        <w:r>
-          <w:rPr>
-            <w:rStyle w:val="Hyperlink"/>
-          </w:rPr>
-          <w:t xml:space="preserve">Rule 12(b)⁠(6)</w:t>
-        </w:r>
-      </w:hyperlink>
-      <w:r>
-        <w:t xml:space="preserve"> </w:t>
-      </w:r>
-      <w:r>
-        <w:t xml:space="preserve">tests whether the complaint states a plausible claim for relief. Rule 8 does not require detailed factual allegations, but it demands more than “labels and conclusions” or a “formulaic recitation of the elements.”</w:t>
-      </w:r>
-      <w:r>
-        <w:t xml:space="preserve"> </w:t>
-      </w:r>
-      <w:hyperlink r:id="rId16">
-        <w:r>
-          <w:rPr>
-            <w:rStyle w:val="Hyperlink"/>
-            <w:i/>
-            <w:iCs/>
-          </w:rPr>
-          <w:t xml:space="preserve">Bell Atl. Corp. v. Twombly</w:t>
-        </w:r>
-        <w:r>
-          <w:rPr>
-            <w:rStyle w:val="Hyperlink"/>
-          </w:rPr>
-          <w:t xml:space="preserve">, 550 U.S. 544, 555 (2007)</w:t>
-        </w:r>
-      </w:hyperlink>
-      <w:r>
-        <w:t xml:space="preserve">. To survive dismissal, a complaint must plead enough factual matter to permit a reasonable inference that the defendant is liable. Id. at 556. Courts therefore disregard legal conclusions and conclusory assertions unsupported by facts, which are not entitled to the presumption of truth.</w:t>
-      </w:r>
-      <w:r>
-        <w:t xml:space="preserve"> </w:t>
-      </w:r>
-      <w:hyperlink r:id="rId17">
-        <w:r>
-          <w:rPr>
-            <w:rStyle w:val="Hyperlink"/>
-            <w:i/>
-            <w:iCs/>
-          </w:rPr>
-          <w:t xml:space="preserve">Ashcroft v. Iqbal</w:t>
-        </w:r>
-        <w:r>
-          <w:rPr>
-            <w:rStyle w:val="Hyperlink"/>
-          </w:rPr>
-          <w:t xml:space="preserve">, 556 U.S. 662, 678–79 (2009)</w:t>
-        </w:r>
-      </w:hyperlink>
-      <w:r>
-        <w:t xml:space="preserve">. The remaining factual allegations must plausibly suggest— not merely be consistent with—liability, assessed in light of “judicial experience and common sense.” Id. at 679. Allegations that leave misconduct only possible, or equally consistent with lawful conduct, do not state a claim.</w:t>
-      </w:r>
-      <w:r>
-        <w:t xml:space="preserve"> </w:t>
-      </w:r>
-      <w:hyperlink r:id="rId16">
-        <w:r>
-          <w:rPr>
-            <w:rStyle w:val="Hyperlink"/>
-            <w:i/>
-            <w:iCs/>
-          </w:rPr>
-          <w:t xml:space="preserve">Twombly</w:t>
-        </w:r>
-        <w:r>
-          <w:rPr>
-            <w:rStyle w:val="Hyperlink"/>
-          </w:rPr>
-          <w:t xml:space="preserve">, 550 U.S. at 557</w:t>
-        </w:r>
-      </w:hyperlink>
-      <w:r>
-        <w:t xml:space="preserve">.</w:t>
+        <w:t xml:space="preserve">A motion to dismiss under Rule</w:t>
+      </w:r>
+      <w:r>
+        <w:t xml:space="preserve"> </w:t>
+      </w:r>
+      <w:r>
+        <w:t xml:space="preserve">12(b)⁠(6) tests whether the complaint states a plausible claim for relief. Rule 8 does not require detailed factual allegations, but it demands more than “labels and conclusions” or a “formulaic recitation of the elements.”</w:t>
+      </w:r>
+      <w:r>
+        <w:t xml:space="preserve"> </w:t>
+      </w:r>
+      <w:r>
+        <w:rPr>
+          <w:i/>
+          <w:iCs/>
+        </w:rPr>
+        <w:t xml:space="preserve">Bell</w:t>
+      </w:r>
+      <w:r>
+        <w:rPr>
+          <w:i/>
+          <w:iCs/>
+        </w:rPr>
+        <w:t xml:space="preserve"> </w:t>
+      </w:r>
+      <w:r>
+        <w:rPr>
+          <w:i/>
+          <w:iCs/>
+        </w:rPr>
+        <w:t xml:space="preserve">Atl. Corp. v. Twombly</w:t>
+      </w:r>
+      <w:r>
+        <w:t xml:space="preserve">, 550 U.S. 544, 555 (2007). To survive dismissal, a complaint must plead enough factual matter to permit a reasonable inference that the defendant is liable. Id. at 556. Courts therefore disregard legal conclusions and conclusory assertions unsupported by facts, which are not entitled to the presumption of truth.</w:t>
+      </w:r>
+      <w:r>
+        <w:t xml:space="preserve"> </w:t>
+      </w:r>
+      <w:r>
+        <w:rPr>
+          <w:i/>
+          <w:iCs/>
+        </w:rPr>
+        <w:t xml:space="preserve">Ashcroft</w:t>
+      </w:r>
+      <w:r>
+        <w:rPr>
+          <w:i/>
+          <w:iCs/>
+        </w:rPr>
+        <w:t xml:space="preserve"> </w:t>
+      </w:r>
+      <w:r>
+        <w:rPr>
+          <w:i/>
+          <w:iCs/>
+        </w:rPr>
+        <w:t xml:space="preserve">v. Iqbal</w:t>
+      </w:r>
+      <w:r>
+        <w:t xml:space="preserve">, 556 U.S. 662, 678–79 (2009). The remaining factual allegations must plausibly suggest— not merely be consistent with—liability, assessed in light of “judicial experience and common sense.” Id. at 679. Allegations that leave misconduct only possible, or equally consistent with lawful conduct, do not state a claim.</w:t>
+      </w:r>
+      <w:r>
+        <w:t xml:space="preserve"> </w:t>
+      </w:r>
+      <w:r>
+        <w:rPr>
+          <w:i/>
+          <w:iCs/>
+        </w:rPr>
+        <w:t xml:space="preserve">Twombly</w:t>
+      </w:r>
+      <w:r>
+        <w:t xml:space="preserve">, 550 U.S. at 557.</w:t>
       </w:r>
     </w:p>
     <w:p>
@@ -3187,27 +3296,29 @@
       <w:r>
         <w:t xml:space="preserve"> </w:t>
       </w:r>
-      <w:hyperlink r:id="rId18">
-        <w:r>
-          <w:rPr>
-            <w:rStyle w:val="Hyperlink"/>
-            <w:i/>
-            <w:iCs/>
-          </w:rPr>
-          <w:t xml:space="preserve">Spokeo, Inc. v. Robins</w:t>
-        </w:r>
-        <w:r>
-          <w:rPr>
-            <w:rStyle w:val="Hyperlink"/>
-          </w:rPr>
-          <w:t xml:space="preserve">, 578 U.S. 330, 338 (2016)</w:t>
-        </w:r>
-      </w:hyperlink>
-      <w:r>
-        <w:t xml:space="preserve"> </w:t>
-      </w:r>
-      <w:r>
-        <w:t xml:space="preserve">(internal quotation marks omitted). Plaintiffs must satisfy each element, but the Complaint satisfies none.</w:t>
+      <w:r>
+        <w:rPr>
+          <w:i/>
+          <w:iCs/>
+        </w:rPr>
+        <w:t xml:space="preserve">Spokeo,</w:t>
+      </w:r>
+      <w:r>
+        <w:rPr>
+          <w:i/>
+          <w:iCs/>
+        </w:rPr>
+        <w:t xml:space="preserve"> </w:t>
+      </w:r>
+      <w:r>
+        <w:rPr>
+          <w:i/>
+          <w:iCs/>
+        </w:rPr>
+        <w:t xml:space="preserve">Inc. v. Robins</w:t>
+      </w:r>
+      <w:r>
+        <w:t xml:space="preserve">, 578 U.S. 330, 338 (2016) (internal quotation marks omitted). Plaintiffs must satisfy each element, but the Complaint satisfies none.</w:t>
       </w:r>
     </w:p>
     <w:p>
@@ -3347,8 +3458,6 @@
         <w:keepNext/>
         <w:keepLines/>
         <w:spacing w:before="0" w:after="0" w:line="460" w:lineRule="exact"/>
-        <w:ind w:left="0" w:firstLine="0"/>
-        <w:jc w:val="left"/>
       </w:pPr>
     </w:p>
     <w:tbl>
@@ -3364,8 +3473,7 @@
         <w:tblLook w:val="0000" w:firstRow="0" w:lastRow="0" w:firstColumn="0" w:lastColumn="0" w:noHBand="0" w:noVBand="0"/>
       </w:tblPr>
       <w:tblGrid>
-        <w:gridCol w:w="4752"/>
-        <w:gridCol w:w="4608"/>
+        <w:gridCol w:w="9360"/>
       </w:tblGrid>
       <w:tr>
         <w:trPr>
@@ -3373,833 +3481,1484 @@
         </w:trPr>
         <w:tc>
           <w:tcPr>
-            <w:tcW w:w="4752" w:type="dxa"/>
+            <w:tcW w:w="9360" w:type="dxa"/>
           </w:tcPr>
+          <w:tbl>
+            <w:tblPr>
+              <w:tblW w:w="9360" w:type="dxa"/>
+              <w:tblLayout w:type="fixed"/>
+              <w:tblCellMar>
+                <w:top w:w="0" w:type="dxa"/>
+                <w:left w:w="0" w:type="dxa"/>
+                <w:bottom w:w="0" w:type="dxa"/>
+                <w:right w:w="0" w:type="dxa"/>
+              </w:tblCellMar>
+              <w:tblLook w:val="0000" w:firstRow="0" w:lastRow="0" w:firstColumn="0" w:lastColumn="0" w:noHBand="0" w:noVBand="0"/>
+            </w:tblPr>
+            <w:tblGrid>
+              <w:gridCol w:w="4752"/>
+              <w:gridCol w:w="4608"/>
+            </w:tblGrid>
+            <w:tr>
+              <w:trPr>
+                <w:cantSplit/>
+              </w:trPr>
+              <w:tc>
+                <w:tcPr>
+                  <w:tcW w:w="4752" w:type="dxa"/>
+                </w:tcPr>
+                <w:p>
+                  <w:pPr>
+                    <w:spacing w:before="0" w:after="0" w:line="300" w:lineRule="exact"/>
+                    <w:ind w:left="0" w:firstLine="0"/>
+                    <w:jc w:val="left"/>
+                  </w:pPr>
+                  <w:r>
+                    <w:t xml:space="preserve">Dated:</w:t>
+                  </w:r>
+                  <w:r>
+                    <w:t xml:space="preserve"> </w:t>
+                  </w:r>
+                  <w:r>
+                    <w:t xml:space="preserve">June</w:t>
+                  </w:r>
+                  <w:r>
+                    <w:t xml:space="preserve"> </w:t>
+                  </w:r>
+                  <w:r>
+                    <w:t xml:space="preserve">15,</w:t>
+                  </w:r>
+                  <w:r>
+                    <w:t xml:space="preserve"> </w:t>
+                  </w:r>
+                  <w:r>
+                    <w:t xml:space="preserve">2026</w:t>
+                  </w:r>
+                </w:p>
+              </w:tc>
+              <w:tc>
+                <w:tcPr>
+                  <w:tcW w:w="4608" w:type="dxa"/>
+                </w:tcPr>
+                <w:p>
+                  <w:pPr>
+                    <w:spacing w:before="0" w:after="0" w:line="300" w:lineRule="exact"/>
+                    <w:ind w:left="0" w:firstLine="0"/>
+                    <w:jc w:val="left"/>
+                  </w:pPr>
+                  <w:r>
+                    <w:t xml:space="preserve">Respectfully</w:t>
+                  </w:r>
+                  <w:r>
+                    <w:t xml:space="preserve"> </w:t>
+                  </w:r>
+                  <w:r>
+                    <w:t xml:space="preserve">submitted,</w:t>
+                  </w:r>
+                </w:p>
+                <w:p>
+                  <w:pPr>
+                    <w:spacing w:before="300" w:after="0" w:line="300" w:lineRule="exact"/>
+                    <w:ind w:left="0" w:firstLine="0"/>
+                    <w:jc w:val="left"/>
+                  </w:pPr>
+                  <w:r>
+                    <w:t xml:space="preserve">GROOM</w:t>
+                  </w:r>
+                  <w:r>
+                    <w:t xml:space="preserve"> </w:t>
+                  </w:r>
+                  <w:r>
+                    <w:t xml:space="preserve">LAW</w:t>
+                  </w:r>
+                  <w:r>
+                    <w:t xml:space="preserve"> </w:t>
+                  </w:r>
+                  <w:r>
+                    <w:t xml:space="preserve">GROUP,</w:t>
+                  </w:r>
+                  <w:r>
+                    <w:t xml:space="preserve"> </w:t>
+                  </w:r>
+                  <w:r>
+                    <w:t xml:space="preserve">CHARTERED</w:t>
+                  </w:r>
+                </w:p>
+                <w:p>
+                  <w:pPr>
+                    <w:spacing w:before="0" w:after="0" w:line="300" w:lineRule="exact"/>
+                    <w:ind w:left="0" w:firstLine="0"/>
+                    <w:jc w:val="left"/>
+                  </w:pPr>
+                  <w:r>
+                    <w:t xml:space="preserve">/s/</w:t>
+                  </w:r>
+                  <w:r>
+                    <w:t xml:space="preserve"> </w:t>
+                  </w:r>
+                  <w:r>
+                    <w:t xml:space="preserve">Mark</w:t>
+                  </w:r>
+                  <w:r>
+                    <w:t xml:space="preserve"> </w:t>
+                  </w:r>
+                  <w:r>
+                    <w:t xml:space="preserve">C.</w:t>
+                  </w:r>
+                  <w:r>
+                    <w:t xml:space="preserve"> </w:t>
+                  </w:r>
+                  <w:r>
+                    <w:t xml:space="preserve">Nielsen</w:t>
+                  </w:r>
+                </w:p>
+                <w:p>
+                  <w:pPr>
+                    <w:spacing w:before="0" w:after="0" w:line="300" w:lineRule="exact"/>
+                    <w:ind w:left="0" w:firstLine="0"/>
+                    <w:jc w:val="left"/>
+                  </w:pPr>
+                  <w:r>
+                    <w:t xml:space="preserve">Mark</w:t>
+                  </w:r>
+                  <w:r>
+                    <w:t xml:space="preserve"> </w:t>
+                  </w:r>
+                  <w:r>
+                    <w:t xml:space="preserve">C.</w:t>
+                  </w:r>
+                  <w:r>
+                    <w:t xml:space="preserve"> </w:t>
+                  </w:r>
+                  <w:r>
+                    <w:t xml:space="preserve">Nielsen</w:t>
+                  </w:r>
+                </w:p>
+                <w:p>
+                  <w:pPr>
+                    <w:spacing w:before="0" w:after="0" w:line="300" w:lineRule="exact"/>
+                    <w:ind w:left="0" w:firstLine="0"/>
+                    <w:jc w:val="left"/>
+                  </w:pPr>
+                  <w:r>
+                    <w:t xml:space="preserve">1701</w:t>
+                  </w:r>
+                  <w:r>
+                    <w:t xml:space="preserve"> </w:t>
+                  </w:r>
+                  <w:r>
+                    <w:t xml:space="preserve">Pennsylvania</w:t>
+                  </w:r>
+                  <w:r>
+                    <w:t xml:space="preserve"> </w:t>
+                  </w:r>
+                  <w:r>
+                    <w:t xml:space="preserve">Ave.,</w:t>
+                  </w:r>
+                  <w:r>
+                    <w:t xml:space="preserve"> </w:t>
+                  </w:r>
+                  <w:r>
+                    <w:t xml:space="preserve">NW,</w:t>
+                  </w:r>
+                  <w:r>
+                    <w:t xml:space="preserve"> </w:t>
+                  </w:r>
+                  <w:r>
+                    <w:t xml:space="preserve">Suite</w:t>
+                  </w:r>
+                  <w:r>
+                    <w:t xml:space="preserve"> </w:t>
+                  </w:r>
+                  <w:r>
+                    <w:t xml:space="preserve">1200</w:t>
+                  </w:r>
+                </w:p>
+                <w:p>
+                  <w:pPr>
+                    <w:spacing w:before="0" w:after="0" w:line="300" w:lineRule="exact"/>
+                    <w:ind w:left="0" w:firstLine="0"/>
+                    <w:jc w:val="left"/>
+                  </w:pPr>
+                  <w:r>
+                    <w:t xml:space="preserve">Washington,</w:t>
+                  </w:r>
+                  <w:r>
+                    <w:t xml:space="preserve"> </w:t>
+                  </w:r>
+                  <w:r>
+                    <w:t xml:space="preserve">DC</w:t>
+                  </w:r>
+                  <w:r>
+                    <w:t xml:space="preserve"> </w:t>
+                  </w:r>
+                  <w:r>
+                    <w:t xml:space="preserve">20006</w:t>
+                  </w:r>
+                </w:p>
+                <w:p>
+                  <w:pPr>
+                    <w:spacing w:before="0" w:after="0" w:line="300" w:lineRule="exact"/>
+                    <w:ind w:left="0" w:firstLine="0"/>
+                    <w:jc w:val="left"/>
+                  </w:pPr>
+                  <w:r>
+                    <w:t xml:space="preserve">Phone:</w:t>
+                  </w:r>
+                  <w:r>
+                    <w:t xml:space="preserve"> </w:t>
+                  </w:r>
+                  <w:r>
+                    <w:t xml:space="preserve">202-⁠861-⁠6615</w:t>
+                  </w:r>
+                </w:p>
+                <w:p>
+                  <w:pPr>
+                    <w:spacing w:before="0" w:after="0" w:line="300" w:lineRule="exact"/>
+                    <w:ind w:left="0" w:firstLine="0"/>
+                    <w:jc w:val="left"/>
+                  </w:pPr>
+                  <w:r>
+                    <w:t xml:space="preserve">mnielsen@groom.com</w:t>
+                  </w:r>
+                </w:p>
+                <w:p>
+                  <w:pPr>
+                    <w:spacing w:before="0" w:after="0" w:line="300" w:lineRule="exact"/>
+                    <w:ind w:left="0" w:firstLine="0"/>
+                    <w:jc w:val="left"/>
+                  </w:pPr>
+                  <w:r>
+                    <w:rPr>
+                      <w:i/>
+                      <w:iCs/>
+                    </w:rPr>
+                    <w:t xml:space="preserve">Counsel</w:t>
+                  </w:r>
+                  <w:r>
+                    <w:rPr>
+                      <w:i/>
+                      <w:iCs/>
+                    </w:rPr>
+                    <w:t xml:space="preserve"> </w:t>
+                  </w:r>
+                  <w:r>
+                    <w:rPr>
+                      <w:i/>
+                      <w:iCs/>
+                    </w:rPr>
+                    <w:t xml:space="preserve">for</w:t>
+                  </w:r>
+                  <w:r>
+                    <w:rPr>
+                      <w:i/>
+                      <w:iCs/>
+                    </w:rPr>
+                    <w:t xml:space="preserve"> </w:t>
+                  </w:r>
+                  <w:r>
+                    <w:rPr>
+                      <w:i/>
+                      <w:iCs/>
+                    </w:rPr>
+                    <w:t xml:space="preserve">Defendant</w:t>
+                  </w:r>
+                  <w:r>
+                    <w:rPr>
+                      <w:i/>
+                      <w:iCs/>
+                    </w:rPr>
+                    <w:t xml:space="preserve"> </w:t>
+                  </w:r>
+                  <w:r>
+                    <w:rPr>
+                      <w:i/>
+                      <w:iCs/>
+                    </w:rPr>
+                    <w:t xml:space="preserve">Laboratory</w:t>
+                  </w:r>
+                  <w:r>
+                    <w:rPr>
+                      <w:i/>
+                      <w:iCs/>
+                    </w:rPr>
+                    <w:t xml:space="preserve"> </w:t>
+                  </w:r>
+                  <w:r>
+                    <w:rPr>
+                      <w:i/>
+                      <w:iCs/>
+                    </w:rPr>
+                    <w:t xml:space="preserve">Corporation</w:t>
+                  </w:r>
+                  <w:r>
+                    <w:rPr>
+                      <w:i/>
+                      <w:iCs/>
+                    </w:rPr>
+                    <w:t xml:space="preserve"> </w:t>
+                  </w:r>
+                  <w:r>
+                    <w:rPr>
+                      <w:i/>
+                      <w:iCs/>
+                    </w:rPr>
+                    <w:t xml:space="preserve">of</w:t>
+                  </w:r>
+                  <w:r>
+                    <w:rPr>
+                      <w:i/>
+                      <w:iCs/>
+                    </w:rPr>
+                    <w:t xml:space="preserve"> </w:t>
+                  </w:r>
+                  <w:r>
+                    <w:rPr>
+                      <w:i/>
+                      <w:iCs/>
+                    </w:rPr>
+                    <w:t xml:space="preserve">America</w:t>
+                  </w:r>
+                  <w:r>
+                    <w:rPr>
+                      <w:i/>
+                      <w:iCs/>
+                    </w:rPr>
+                    <w:t xml:space="preserve"> </w:t>
+                  </w:r>
+                  <w:r>
+                    <w:rPr>
+                      <w:i/>
+                      <w:iCs/>
+                    </w:rPr>
+                    <w:t xml:space="preserve">Holdings</w:t>
+                  </w:r>
+                </w:p>
+                <w:p>
+                  <w:pPr>
+                    <w:spacing w:before="300" w:after="0" w:line="300" w:lineRule="exact"/>
+                    <w:ind w:left="0" w:firstLine="0"/>
+                    <w:jc w:val="left"/>
+                  </w:pPr>
+                  <w:r>
+                    <w:t xml:space="preserve">Brooks,</w:t>
+                  </w:r>
+                  <w:r>
+                    <w:t xml:space="preserve"> </w:t>
+                  </w:r>
+                  <w:r>
+                    <w:t xml:space="preserve">Pierce,</w:t>
+                  </w:r>
+                  <w:r>
+                    <w:t xml:space="preserve"> </w:t>
+                  </w:r>
+                  <w:r>
+                    <w:t xml:space="preserve">McLendon,</w:t>
+                  </w:r>
+                  <w:r>
+                    <w:t xml:space="preserve"> </w:t>
+                  </w:r>
+                  <w:r>
+                    <w:t xml:space="preserve">Humphrey</w:t>
+                  </w:r>
+                  <w:r>
+                    <w:t xml:space="preserve"> </w:t>
+                  </w:r>
+                  <w:r>
+                    <w:t xml:space="preserve">&amp;</w:t>
+                  </w:r>
+                  <w:r>
+                    <w:t xml:space="preserve"> </w:t>
+                  </w:r>
+                  <w:r>
+                    <w:t xml:space="preserve">Leonard,</w:t>
+                  </w:r>
+                  <w:r>
+                    <w:t xml:space="preserve"> </w:t>
+                  </w:r>
+                  <w:r>
+                    <w:t xml:space="preserve">LLP</w:t>
+                  </w:r>
+                </w:p>
+                <w:p>
+                  <w:pPr>
+                    <w:spacing w:before="0" w:after="0" w:line="300" w:lineRule="exact"/>
+                    <w:ind w:left="0" w:firstLine="0"/>
+                    <w:jc w:val="left"/>
+                  </w:pPr>
+                  <w:r>
+                    <w:t xml:space="preserve">/s/</w:t>
+                  </w:r>
+                  <w:r>
+                    <w:t xml:space="preserve"> </w:t>
+                  </w:r>
+                  <w:r>
+                    <w:t xml:space="preserve">Kasi</w:t>
+                  </w:r>
+                  <w:r>
+                    <w:t xml:space="preserve"> </w:t>
+                  </w:r>
+                  <w:r>
+                    <w:t xml:space="preserve">W.</w:t>
+                  </w:r>
+                  <w:r>
+                    <w:t xml:space="preserve"> </w:t>
+                  </w:r>
+                  <w:r>
+                    <w:t xml:space="preserve">Robinson</w:t>
+                  </w:r>
+                </w:p>
+                <w:p>
+                  <w:pPr>
+                    <w:spacing w:before="0" w:after="0" w:line="300" w:lineRule="exact"/>
+                    <w:ind w:left="0" w:firstLine="0"/>
+                    <w:jc w:val="left"/>
+                  </w:pPr>
+                  <w:r>
+                    <w:t xml:space="preserve">Kasi</w:t>
+                  </w:r>
+                  <w:r>
+                    <w:t xml:space="preserve"> </w:t>
+                  </w:r>
+                  <w:r>
+                    <w:t xml:space="preserve">W.</w:t>
+                  </w:r>
+                  <w:r>
+                    <w:t xml:space="preserve"> </w:t>
+                  </w:r>
+                  <w:r>
+                    <w:t xml:space="preserve">Robinson</w:t>
+                  </w:r>
+                </w:p>
+                <w:p>
+                  <w:pPr>
+                    <w:spacing w:before="0" w:after="0" w:line="300" w:lineRule="exact"/>
+                    <w:ind w:left="0" w:firstLine="0"/>
+                    <w:jc w:val="left"/>
+                  </w:pPr>
+                  <w:r>
+                    <w:t xml:space="preserve">N.C.</w:t>
+                  </w:r>
+                  <w:r>
+                    <w:t xml:space="preserve"> </w:t>
+                  </w:r>
+                  <w:r>
+                    <w:t xml:space="preserve">State</w:t>
+                  </w:r>
+                  <w:r>
+                    <w:t xml:space="preserve"> </w:t>
+                  </w:r>
+                  <w:r>
+                    <w:t xml:space="preserve">Bar</w:t>
+                  </w:r>
+                  <w:r>
+                    <w:t xml:space="preserve"> </w:t>
+                  </w:r>
+                  <w:r>
+                    <w:t xml:space="preserve">No.</w:t>
+                  </w:r>
+                  <w:r>
+                    <w:t xml:space="preserve"> </w:t>
+                  </w:r>
+                  <w:r>
+                    <w:t xml:space="preserve">52439</w:t>
+                  </w:r>
+                </w:p>
+                <w:p>
+                  <w:pPr>
+                    <w:spacing w:before="0" w:after="0" w:line="300" w:lineRule="exact"/>
+                    <w:ind w:left="0" w:firstLine="0"/>
+                    <w:jc w:val="left"/>
+                  </w:pPr>
+                  <w:r>
+                    <w:t xml:space="preserve">2000</w:t>
+                  </w:r>
+                  <w:r>
+                    <w:t xml:space="preserve"> </w:t>
+                  </w:r>
+                  <w:r>
+                    <w:t xml:space="preserve">Renaissance</w:t>
+                  </w:r>
+                  <w:r>
+                    <w:t xml:space="preserve"> </w:t>
+                  </w:r>
+                  <w:r>
+                    <w:t xml:space="preserve">Plaza</w:t>
+                  </w:r>
+                </w:p>
+                <w:p>
+                  <w:pPr>
+                    <w:spacing w:before="0" w:after="0" w:line="300" w:lineRule="exact"/>
+                    <w:ind w:left="0" w:firstLine="0"/>
+                    <w:jc w:val="left"/>
+                  </w:pPr>
+                  <w:r>
+                    <w:t xml:space="preserve">230</w:t>
+                  </w:r>
+                  <w:r>
+                    <w:t xml:space="preserve"> </w:t>
+                  </w:r>
+                  <w:r>
+                    <w:t xml:space="preserve">North</w:t>
+                  </w:r>
+                  <w:r>
+                    <w:t xml:space="preserve"> </w:t>
+                  </w:r>
+                  <w:r>
+                    <w:t xml:space="preserve">Elm</w:t>
+                  </w:r>
+                  <w:r>
+                    <w:t xml:space="preserve"> </w:t>
+                  </w:r>
+                  <w:r>
+                    <w:t xml:space="preserve">Street</w:t>
+                  </w:r>
+                </w:p>
+                <w:p>
+                  <w:pPr>
+                    <w:spacing w:before="0" w:after="0" w:line="300" w:lineRule="exact"/>
+                    <w:ind w:left="0" w:firstLine="0"/>
+                    <w:jc w:val="left"/>
+                  </w:pPr>
+                  <w:r>
+                    <w:t xml:space="preserve">Greensboro,</w:t>
+                  </w:r>
+                  <w:r>
+                    <w:t xml:space="preserve"> </w:t>
+                  </w:r>
+                  <w:r>
+                    <w:t xml:space="preserve">NC</w:t>
+                  </w:r>
+                  <w:r>
+                    <w:t xml:space="preserve"> </w:t>
+                  </w:r>
+                  <w:r>
+                    <w:t xml:space="preserve">27401</w:t>
+                  </w:r>
+                </w:p>
+                <w:p>
+                  <w:pPr>
+                    <w:spacing w:before="0" w:after="0" w:line="300" w:lineRule="exact"/>
+                    <w:ind w:left="0" w:firstLine="0"/>
+                    <w:jc w:val="left"/>
+                  </w:pPr>
+                  <w:r>
+                    <w:t xml:space="preserve">Tel.</w:t>
+                  </w:r>
+                  <w:r>
+                    <w:t xml:space="preserve"> </w:t>
+                  </w:r>
+                  <w:r>
+                    <w:t xml:space="preserve">(336)</w:t>
+                  </w:r>
+                  <w:r>
+                    <w:t xml:space="preserve"> </w:t>
+                  </w:r>
+                  <w:r>
+                    <w:t xml:space="preserve">373-⁠8850</w:t>
+                  </w:r>
+                </w:p>
+                <w:p>
+                  <w:pPr>
+                    <w:spacing w:before="0" w:after="0" w:line="300" w:lineRule="exact"/>
+                    <w:ind w:left="0" w:firstLine="0"/>
+                    <w:jc w:val="left"/>
+                  </w:pPr>
+                  <w:r>
+                    <w:t xml:space="preserve">krobinson@brookspierce.com</w:t>
+                  </w:r>
+                </w:p>
+                <w:p>
+                  <w:pPr>
+                    <w:spacing w:before="0" w:after="0" w:line="300" w:lineRule="exact"/>
+                    <w:ind w:left="0" w:firstLine="0"/>
+                    <w:jc w:val="left"/>
+                  </w:pPr>
+                  <w:r>
+                    <w:rPr>
+                      <w:i/>
+                      <w:iCs/>
+                    </w:rPr>
+                    <w:t xml:space="preserve">Counsel</w:t>
+                  </w:r>
+                  <w:r>
+                    <w:rPr>
+                      <w:i/>
+                      <w:iCs/>
+                    </w:rPr>
+                    <w:t xml:space="preserve"> </w:t>
+                  </w:r>
+                  <w:r>
+                    <w:rPr>
+                      <w:i/>
+                      <w:iCs/>
+                    </w:rPr>
+                    <w:t xml:space="preserve">for</w:t>
+                  </w:r>
+                  <w:r>
+                    <w:rPr>
+                      <w:i/>
+                      <w:iCs/>
+                    </w:rPr>
+                    <w:t xml:space="preserve"> </w:t>
+                  </w:r>
+                  <w:r>
+                    <w:rPr>
+                      <w:i/>
+                      <w:iCs/>
+                    </w:rPr>
+                    <w:t xml:space="preserve">Defendant</w:t>
+                  </w:r>
+                  <w:r>
+                    <w:rPr>
+                      <w:i/>
+                      <w:iCs/>
+                    </w:rPr>
+                    <w:t xml:space="preserve"> </w:t>
+                  </w:r>
+                  <w:r>
+                    <w:rPr>
+                      <w:i/>
+                      <w:iCs/>
+                    </w:rPr>
+                    <w:t xml:space="preserve">Laboratory</w:t>
+                  </w:r>
+                  <w:r>
+                    <w:rPr>
+                      <w:i/>
+                      <w:iCs/>
+                    </w:rPr>
+                    <w:t xml:space="preserve"> </w:t>
+                  </w:r>
+                  <w:r>
+                    <w:rPr>
+                      <w:i/>
+                      <w:iCs/>
+                    </w:rPr>
+                    <w:t xml:space="preserve">Corporation</w:t>
+                  </w:r>
+                  <w:r>
+                    <w:rPr>
+                      <w:i/>
+                      <w:iCs/>
+                    </w:rPr>
+                    <w:t xml:space="preserve"> </w:t>
+                  </w:r>
+                  <w:r>
+                    <w:rPr>
+                      <w:i/>
+                      <w:iCs/>
+                    </w:rPr>
+                    <w:t xml:space="preserve">of</w:t>
+                  </w:r>
+                  <w:r>
+                    <w:rPr>
+                      <w:i/>
+                      <w:iCs/>
+                    </w:rPr>
+                    <w:t xml:space="preserve"> </w:t>
+                  </w:r>
+                  <w:r>
+                    <w:rPr>
+                      <w:i/>
+                      <w:iCs/>
+                    </w:rPr>
+                    <w:t xml:space="preserve">America</w:t>
+                  </w:r>
+                  <w:r>
+                    <w:rPr>
+                      <w:i/>
+                      <w:iCs/>
+                    </w:rPr>
+                    <w:t xml:space="preserve"> </w:t>
+                  </w:r>
+                  <w:r>
+                    <w:rPr>
+                      <w:i/>
+                      <w:iCs/>
+                    </w:rPr>
+                    <w:t xml:space="preserve">Holdings</w:t>
+                  </w:r>
+                </w:p>
+              </w:tc>
+            </w:tr>
+          </w:tbl>
           <w:p>
             <w:pPr>
-              <w:spacing w:before="0" w:after="0" w:line="300" w:lineRule="exact"/>
-              <w:ind w:left="0" w:firstLine="0"/>
-              <w:jc w:val="left"/>
+              <w:spacing w:before="0" w:after="0" w:line="1" w:lineRule="exact"/>
             </w:pPr>
-            <w:r>
-              <w:t xml:space="preserve">Dated: </w:t>
-            </w:r>
-            <w:r>
-              <w:t xml:space="preserve">June</w:t>
-            </w:r>
-            <w:r>
-              <w:t xml:space="preserve"> </w:t>
-            </w:r>
-            <w:r>
-              <w:t xml:space="preserve">15,</w:t>
-            </w:r>
-            <w:r>
-              <w:t xml:space="preserve"> </w:t>
-            </w:r>
-            <w:r>
-              <w:t xml:space="preserve">2026</w:t>
-            </w:r>
-          </w:p>
-        </w:tc>
-        <w:tc>
-          <w:tcPr>
-            <w:tcW w:w="4608" w:type="dxa"/>
-          </w:tcPr>
-          <w:p>
-            <w:pPr>
-              <w:spacing w:before="0" w:after="0" w:line="300" w:lineRule="exact"/>
-              <w:ind w:left="0" w:firstLine="0"/>
-              <w:jc w:val="left"/>
-            </w:pPr>
-            <w:r>
-              <w:t xml:space="preserve">Respectfully submitted,</w:t>
-            </w:r>
-          </w:p>
-          <w:p>
-            <w:pPr>
-              <w:spacing w:before="300" w:after="0" w:line="300" w:lineRule="exact"/>
-              <w:ind w:left="0" w:firstLine="0"/>
-              <w:jc w:val="left"/>
-            </w:pPr>
-            <w:r>
-              <w:t xml:space="preserve">GROOM</w:t>
-            </w:r>
-            <w:r>
-              <w:t xml:space="preserve"> </w:t>
-            </w:r>
-            <w:r>
-              <w:t xml:space="preserve">LAW</w:t>
-            </w:r>
-            <w:r>
-              <w:t xml:space="preserve"> </w:t>
-            </w:r>
-            <w:r>
-              <w:t xml:space="preserve">GROUP,</w:t>
-            </w:r>
-            <w:r>
-              <w:t xml:space="preserve"> </w:t>
-            </w:r>
-            <w:r>
-              <w:t xml:space="preserve">CHARTERED</w:t>
-            </w:r>
-          </w:p>
-          <w:p>
-            <w:pPr>
-              <w:spacing w:before="0" w:after="0" w:line="300" w:lineRule="exact"/>
-              <w:ind w:left="0" w:firstLine="0"/>
-              <w:jc w:val="left"/>
-            </w:pPr>
-            <w:r>
-              <w:t xml:space="preserve">/s/ Mark C. Nielsen</w:t>
-            </w:r>
-          </w:p>
-          <w:p>
-            <w:pPr>
-              <w:spacing w:before="0" w:after="0" w:line="300" w:lineRule="exact"/>
-              <w:ind w:left="0" w:firstLine="0"/>
-              <w:jc w:val="left"/>
-            </w:pPr>
-            <w:r>
-              <w:t xml:space="preserve">Mark</w:t>
-            </w:r>
-            <w:r>
-              <w:t xml:space="preserve"> </w:t>
-            </w:r>
-            <w:r>
-              <w:t xml:space="preserve">C.</w:t>
-            </w:r>
-            <w:r>
-              <w:t xml:space="preserve"> </w:t>
-            </w:r>
-            <w:r>
-              <w:t xml:space="preserve">Nielsen</w:t>
-            </w:r>
-          </w:p>
-          <w:p>
-            <w:pPr>
-              <w:spacing w:before="0" w:after="0" w:line="300" w:lineRule="exact"/>
-              <w:ind w:left="0" w:firstLine="0"/>
-              <w:jc w:val="left"/>
-            </w:pPr>
-            <w:r>
-              <w:t xml:space="preserve">1701</w:t>
-            </w:r>
-            <w:r>
-              <w:t xml:space="preserve"> </w:t>
-            </w:r>
-            <w:r>
-              <w:t xml:space="preserve">Pennsylvania</w:t>
-            </w:r>
-            <w:r>
-              <w:t xml:space="preserve"> </w:t>
-            </w:r>
-            <w:r>
-              <w:t xml:space="preserve">Ave.,</w:t>
-            </w:r>
-            <w:r>
-              <w:t xml:space="preserve"> </w:t>
-            </w:r>
-            <w:r>
-              <w:t xml:space="preserve">NW,</w:t>
-            </w:r>
-            <w:r>
-              <w:t xml:space="preserve"> </w:t>
-            </w:r>
-            <w:r>
-              <w:t xml:space="preserve">Suite</w:t>
-            </w:r>
-            <w:r>
-              <w:t xml:space="preserve"> </w:t>
-            </w:r>
-            <w:r>
-              <w:t xml:space="preserve">1200</w:t>
-            </w:r>
-          </w:p>
-          <w:p>
-            <w:pPr>
-              <w:spacing w:before="0" w:after="0" w:line="300" w:lineRule="exact"/>
-              <w:ind w:left="0" w:firstLine="0"/>
-              <w:jc w:val="left"/>
-            </w:pPr>
-            <w:r>
-              <w:t xml:space="preserve">Washington,</w:t>
-            </w:r>
-            <w:r>
-              <w:t xml:space="preserve"> </w:t>
-            </w:r>
-            <w:r>
-              <w:t xml:space="preserve">DC</w:t>
-            </w:r>
-            <w:r>
-              <w:t xml:space="preserve"> </w:t>
-            </w:r>
-            <w:r>
-              <w:t xml:space="preserve">20006</w:t>
-            </w:r>
-          </w:p>
-          <w:p>
-            <w:pPr>
-              <w:spacing w:before="0" w:after="0" w:line="300" w:lineRule="exact"/>
-              <w:ind w:left="0" w:firstLine="0"/>
-              <w:jc w:val="left"/>
-            </w:pPr>
-            <w:r>
-              <w:t xml:space="preserve">Phone:</w:t>
-            </w:r>
-            <w:r>
-              <w:t xml:space="preserve"> </w:t>
-            </w:r>
-            <w:r>
-              <w:t xml:space="preserve">202</w:t>
-              <w:noBreakHyphen/>
-              <w:t xml:space="preserve">861</w:t>
-              <w:noBreakHyphen/>
-              <w:t xml:space="preserve">6615</w:t>
-            </w:r>
-          </w:p>
-          <w:p>
-            <w:pPr>
-              <w:spacing w:before="0" w:after="0" w:line="300" w:lineRule="exact"/>
-              <w:ind w:left="0" w:firstLine="0"/>
-              <w:jc w:val="left"/>
-            </w:pPr>
-            <w:r>
-              <w:t xml:space="preserve">mnielsen@groom.com</w:t>
-            </w:r>
-          </w:p>
-          <w:p>
-            <w:pPr>
-              <w:spacing w:before="0" w:after="0" w:line="300" w:lineRule="exact"/>
-              <w:ind w:left="0" w:firstLine="0"/>
-              <w:jc w:val="left"/>
-            </w:pPr>
-            <w:r>
-              <w:rPr>
-                <w:i/>
-                <w:iCs/>
-              </w:rPr>
-              <w:t xml:space="preserve">Counsel</w:t>
-            </w:r>
-            <w:r>
-              <w:rPr>
-                <w:i/>
-                <w:iCs/>
-              </w:rPr>
-              <w:t xml:space="preserve"> </w:t>
-            </w:r>
-            <w:r>
-              <w:rPr>
-                <w:i/>
-                <w:iCs/>
-              </w:rPr>
-              <w:t xml:space="preserve">for</w:t>
-            </w:r>
-            <w:r>
-              <w:rPr>
-                <w:i/>
-                <w:iCs/>
-              </w:rPr>
-              <w:t xml:space="preserve"> </w:t>
-            </w:r>
-            <w:r>
-              <w:rPr>
-                <w:i/>
-                <w:iCs/>
-              </w:rPr>
-              <w:t xml:space="preserve">Defendant</w:t>
-            </w:r>
-            <w:r>
-              <w:rPr>
-                <w:i/>
-                <w:iCs/>
-              </w:rPr>
-              <w:t xml:space="preserve"> </w:t>
-            </w:r>
-            <w:r>
-              <w:rPr>
-                <w:i/>
-                <w:iCs/>
-              </w:rPr>
-              <w:t xml:space="preserve">Laboratory</w:t>
-            </w:r>
-            <w:r>
-              <w:rPr>
-                <w:i/>
-                <w:iCs/>
-              </w:rPr>
-              <w:t xml:space="preserve"> </w:t>
-            </w:r>
-            <w:r>
-              <w:rPr>
-                <w:i/>
-                <w:iCs/>
-              </w:rPr>
-              <w:t xml:space="preserve">Corporation</w:t>
-            </w:r>
-            <w:r>
-              <w:rPr>
-                <w:i/>
-                <w:iCs/>
-              </w:rPr>
-              <w:t xml:space="preserve"> </w:t>
-            </w:r>
-            <w:r>
-              <w:rPr>
-                <w:i/>
-                <w:iCs/>
-              </w:rPr>
-              <w:t xml:space="preserve">of</w:t>
-            </w:r>
-            <w:r>
-              <w:rPr>
-                <w:i/>
-                <w:iCs/>
-              </w:rPr>
-              <w:t xml:space="preserve"> </w:t>
-            </w:r>
-            <w:r>
-              <w:rPr>
-                <w:i/>
-                <w:iCs/>
-              </w:rPr>
-              <w:t xml:space="preserve">America</w:t>
-            </w:r>
-            <w:r>
-              <w:rPr>
-                <w:i/>
-                <w:iCs/>
-              </w:rPr>
-              <w:t xml:space="preserve"> </w:t>
-            </w:r>
-            <w:r>
-              <w:rPr>
-                <w:i/>
-                <w:iCs/>
-              </w:rPr>
-              <w:t xml:space="preserve">Holdings</w:t>
-            </w:r>
-          </w:p>
-          <w:p>
-            <w:pPr>
-              <w:spacing w:before="300" w:after="0" w:line="300" w:lineRule="exact"/>
-              <w:ind w:left="0" w:firstLine="0"/>
-              <w:jc w:val="left"/>
-            </w:pPr>
-            <w:r>
-              <w:t xml:space="preserve">Brooks,</w:t>
-            </w:r>
-            <w:r>
-              <w:t xml:space="preserve"> </w:t>
-            </w:r>
-            <w:r>
-              <w:t xml:space="preserve">Pierce,</w:t>
-            </w:r>
-            <w:r>
-              <w:t xml:space="preserve"> </w:t>
-            </w:r>
-            <w:r>
-              <w:t xml:space="preserve">McLendon,</w:t>
-            </w:r>
-            <w:r>
-              <w:t xml:space="preserve"> </w:t>
-            </w:r>
-            <w:r>
-              <w:t xml:space="preserve">Humphrey</w:t>
-            </w:r>
-            <w:r>
-              <w:t xml:space="preserve"> </w:t>
-            </w:r>
-            <w:r>
-              <w:t xml:space="preserve">&amp;</w:t>
-            </w:r>
-            <w:r>
-              <w:t xml:space="preserve"> </w:t>
-            </w:r>
-            <w:r>
-              <w:t xml:space="preserve">Leonard,</w:t>
-            </w:r>
-            <w:r>
-              <w:t xml:space="preserve"> </w:t>
-            </w:r>
-            <w:r>
-              <w:t xml:space="preserve">LLP</w:t>
-            </w:r>
-          </w:p>
-          <w:p>
-            <w:pPr>
-              <w:spacing w:before="0" w:after="0" w:line="300" w:lineRule="exact"/>
-              <w:ind w:left="0" w:firstLine="0"/>
-              <w:jc w:val="left"/>
-            </w:pPr>
-            <w:r>
-              <w:t xml:space="preserve">/s/ Kasi W. Robinson</w:t>
-            </w:r>
-          </w:p>
-          <w:p>
-            <w:pPr>
-              <w:spacing w:before="0" w:after="0" w:line="300" w:lineRule="exact"/>
-              <w:ind w:left="0" w:firstLine="0"/>
-              <w:jc w:val="left"/>
-            </w:pPr>
-            <w:r>
-              <w:t xml:space="preserve">Kasi</w:t>
-            </w:r>
-            <w:r>
-              <w:t xml:space="preserve"> </w:t>
-            </w:r>
-            <w:r>
-              <w:t xml:space="preserve">W.</w:t>
-            </w:r>
-            <w:r>
-              <w:t xml:space="preserve"> </w:t>
-            </w:r>
-            <w:r>
-              <w:t xml:space="preserve">Robinson</w:t>
-            </w:r>
-          </w:p>
-          <w:p>
-            <w:pPr>
-              <w:spacing w:before="0" w:after="0" w:line="300" w:lineRule="exact"/>
-              <w:ind w:left="0" w:firstLine="0"/>
-              <w:jc w:val="left"/>
-            </w:pPr>
-            <w:r>
-              <w:t xml:space="preserve">N.C.</w:t>
-            </w:r>
-            <w:r>
-              <w:t xml:space="preserve"> </w:t>
-            </w:r>
-            <w:r>
-              <w:t xml:space="preserve">State</w:t>
-            </w:r>
-            <w:r>
-              <w:t xml:space="preserve"> </w:t>
-            </w:r>
-            <w:r>
-              <w:t xml:space="preserve">Bar</w:t>
-            </w:r>
-            <w:r>
-              <w:t xml:space="preserve"> </w:t>
-            </w:r>
-            <w:r>
-              <w:t xml:space="preserve">No.</w:t>
-            </w:r>
-            <w:r>
-              <w:t xml:space="preserve"> </w:t>
-            </w:r>
-            <w:r>
-              <w:t xml:space="preserve">52439</w:t>
-            </w:r>
-          </w:p>
-          <w:p>
-            <w:pPr>
-              <w:spacing w:before="0" w:after="0" w:line="300" w:lineRule="exact"/>
-              <w:ind w:left="0" w:firstLine="0"/>
-              <w:jc w:val="left"/>
-            </w:pPr>
-            <w:r>
-              <w:t xml:space="preserve">2000</w:t>
-            </w:r>
-            <w:r>
-              <w:t xml:space="preserve"> </w:t>
-            </w:r>
-            <w:r>
-              <w:t xml:space="preserve">Renaissance</w:t>
-            </w:r>
-            <w:r>
-              <w:t xml:space="preserve"> </w:t>
-            </w:r>
-            <w:r>
-              <w:t xml:space="preserve">Plaza</w:t>
-            </w:r>
-          </w:p>
-          <w:p>
-            <w:pPr>
-              <w:spacing w:before="0" w:after="0" w:line="300" w:lineRule="exact"/>
-              <w:ind w:left="0" w:firstLine="0"/>
-              <w:jc w:val="left"/>
-            </w:pPr>
-            <w:r>
-              <w:t xml:space="preserve">230</w:t>
-            </w:r>
-            <w:r>
-              <w:t xml:space="preserve"> </w:t>
-            </w:r>
-            <w:r>
-              <w:t xml:space="preserve">North</w:t>
-            </w:r>
-            <w:r>
-              <w:t xml:space="preserve"> </w:t>
-            </w:r>
-            <w:r>
-              <w:t xml:space="preserve">Elm</w:t>
-            </w:r>
-            <w:r>
-              <w:t xml:space="preserve"> </w:t>
-            </w:r>
-            <w:r>
-              <w:t xml:space="preserve">Street</w:t>
-            </w:r>
-          </w:p>
-          <w:p>
-            <w:pPr>
-              <w:spacing w:before="0" w:after="0" w:line="300" w:lineRule="exact"/>
-              <w:ind w:left="0" w:firstLine="0"/>
-              <w:jc w:val="left"/>
-            </w:pPr>
-            <w:r>
-              <w:t xml:space="preserve">Greensboro,</w:t>
-            </w:r>
-            <w:r>
-              <w:t xml:space="preserve"> </w:t>
-            </w:r>
-            <w:r>
-              <w:t xml:space="preserve">NC</w:t>
-            </w:r>
-            <w:r>
-              <w:t xml:space="preserve"> </w:t>
-            </w:r>
-            <w:r>
-              <w:t xml:space="preserve">27401</w:t>
-            </w:r>
-          </w:p>
-          <w:p>
-            <w:pPr>
-              <w:spacing w:before="0" w:after="0" w:line="300" w:lineRule="exact"/>
-              <w:ind w:left="0" w:firstLine="0"/>
-              <w:jc w:val="left"/>
-            </w:pPr>
-            <w:r>
-              <w:t xml:space="preserve">Tel.</w:t>
-            </w:r>
-            <w:r>
-              <w:t xml:space="preserve"> </w:t>
-            </w:r>
-            <w:r>
-              <w:t xml:space="preserve">(336)</w:t>
-            </w:r>
-            <w:r>
-              <w:t xml:space="preserve"> </w:t>
-            </w:r>
-            <w:r>
-              <w:t xml:space="preserve">373</w:t>
-              <w:noBreakHyphen/>
-              <w:t xml:space="preserve">8850</w:t>
-            </w:r>
-          </w:p>
-          <w:p>
-            <w:pPr>
-              <w:spacing w:before="0" w:after="0" w:line="300" w:lineRule="exact"/>
-              <w:ind w:left="0" w:firstLine="0"/>
-              <w:jc w:val="left"/>
-            </w:pPr>
-            <w:r>
-              <w:t xml:space="preserve">krobinson@brookspierce.com</w:t>
-            </w:r>
-          </w:p>
-          <w:p>
-            <w:pPr>
-              <w:spacing w:before="0" w:after="0" w:line="300" w:lineRule="exact"/>
-              <w:ind w:left="0" w:firstLine="0"/>
-              <w:jc w:val="left"/>
-            </w:pPr>
-            <w:r>
-              <w:rPr>
-                <w:i/>
-                <w:iCs/>
-              </w:rPr>
-              <w:t xml:space="preserve">Counsel</w:t>
-            </w:r>
-            <w:r>
-              <w:rPr>
-                <w:i/>
-                <w:iCs/>
-              </w:rPr>
-              <w:t xml:space="preserve"> </w:t>
-            </w:r>
-            <w:r>
-              <w:rPr>
-                <w:i/>
-                <w:iCs/>
-              </w:rPr>
-              <w:t xml:space="preserve">for</w:t>
-            </w:r>
-            <w:r>
-              <w:rPr>
-                <w:i/>
-                <w:iCs/>
-              </w:rPr>
-              <w:t xml:space="preserve"> </w:t>
-            </w:r>
-            <w:r>
-              <w:rPr>
-                <w:i/>
-                <w:iCs/>
-              </w:rPr>
-              <w:t xml:space="preserve">Defendant</w:t>
-            </w:r>
-            <w:r>
-              <w:rPr>
-                <w:i/>
-                <w:iCs/>
-              </w:rPr>
-              <w:t xml:space="preserve"> </w:t>
-            </w:r>
-            <w:r>
-              <w:rPr>
-                <w:i/>
-                <w:iCs/>
-              </w:rPr>
-              <w:t xml:space="preserve">Laboratory</w:t>
-            </w:r>
-            <w:r>
-              <w:rPr>
-                <w:i/>
-                <w:iCs/>
-              </w:rPr>
-              <w:t xml:space="preserve"> </w:t>
-            </w:r>
-            <w:r>
-              <w:rPr>
-                <w:i/>
-                <w:iCs/>
-              </w:rPr>
-              <w:t xml:space="preserve">Corporation</w:t>
-            </w:r>
-            <w:r>
-              <w:rPr>
-                <w:i/>
-                <w:iCs/>
-              </w:rPr>
-              <w:t xml:space="preserve"> </w:t>
-            </w:r>
-            <w:r>
-              <w:rPr>
-                <w:i/>
-                <w:iCs/>
-              </w:rPr>
-              <w:t xml:space="preserve">of</w:t>
-            </w:r>
-            <w:r>
-              <w:rPr>
-                <w:i/>
-                <w:iCs/>
-              </w:rPr>
-              <w:t xml:space="preserve"> </w:t>
-            </w:r>
-            <w:r>
-              <w:rPr>
-                <w:i/>
-                <w:iCs/>
-              </w:rPr>
-              <w:t xml:space="preserve">America</w:t>
-            </w:r>
-            <w:r>
-              <w:rPr>
-                <w:i/>
-                <w:iCs/>
-              </w:rPr>
-              <w:t xml:space="preserve"> </w:t>
-            </w:r>
-            <w:r>
-              <w:rPr>
-                <w:i/>
-                <w:iCs/>
-              </w:rPr>
-              <w:t xml:space="preserve">Holdings</w:t>
-            </w:r>
           </w:p>
         </w:tc>
       </w:tr>
     </w:tbl>
     <w:p>
       <w:pPr>
-        <w:keepNext/>
-        <w:keepLines/>
-        <w:spacing w:before="460" w:after="0" w:line="460" w:lineRule="exact"/>
-        <w:ind w:left="0" w:firstLine="0"/>
-        <w:jc w:val="center"/>
+        <w:spacing w:before="0" w:after="0" w:line="460" w:lineRule="exact"/>
       </w:pPr>
-      <w:r>
-        <w:rPr>
-          <w:b/>
-          <w:bCs/>
-        </w:rPr>
-        <w:t xml:space="preserve">CERTIFICATE OF WORD COUNT</w:t>
-      </w:r>
     </w:p>
+    <w:tbl>
+      <w:tblPr>
+        <w:tblW w:w="9360" w:type="dxa"/>
+        <w:tblLayout w:type="fixed"/>
+        <w:tblCellMar>
+          <w:top w:w="0" w:type="dxa"/>
+          <w:left w:w="0" w:type="dxa"/>
+          <w:bottom w:w="0" w:type="dxa"/>
+          <w:right w:w="0" w:type="dxa"/>
+        </w:tblCellMar>
+        <w:tblLook w:val="0000" w:firstRow="0" w:lastRow="0" w:firstColumn="0" w:lastColumn="0" w:noHBand="0" w:noVBand="0"/>
+      </w:tblPr>
+      <w:tblGrid>
+        <w:gridCol w:w="9360"/>
+      </w:tblGrid>
+      <w:tr>
+        <w:trPr>
+          <w:cantSplit/>
+        </w:trPr>
+        <w:tc>
+          <w:tcPr>
+            <w:tcW w:w="9360" w:type="dxa"/>
+          </w:tcPr>
+          <w:p>
+            <w:pPr>
+              <w:spacing w:before="0" w:after="0" w:line="460" w:lineRule="exact"/>
+              <w:ind w:left="0" w:firstLine="0"/>
+              <w:jc w:val="center"/>
+            </w:pPr>
+            <w:r>
+              <w:rPr>
+                <w:b/>
+                <w:bCs/>
+              </w:rPr>
+              <w:t xml:space="preserve">CERTIFICATE</w:t>
+            </w:r>
+            <w:r>
+              <w:rPr>
+                <w:b/>
+                <w:bCs/>
+              </w:rPr>
+              <w:t xml:space="preserve"> </w:t>
+            </w:r>
+            <w:r>
+              <w:rPr>
+                <w:b/>
+                <w:bCs/>
+              </w:rPr>
+              <w:t xml:space="preserve">OF</w:t>
+            </w:r>
+            <w:r>
+              <w:rPr>
+                <w:b/>
+                <w:bCs/>
+              </w:rPr>
+              <w:t xml:space="preserve"> </w:t>
+            </w:r>
+            <w:r>
+              <w:rPr>
+                <w:b/>
+                <w:bCs/>
+              </w:rPr>
+              <w:t xml:space="preserve">WORD</w:t>
+            </w:r>
+            <w:r>
+              <w:rPr>
+                <w:b/>
+                <w:bCs/>
+              </w:rPr>
+              <w:t xml:space="preserve"> </w:t>
+            </w:r>
+            <w:r>
+              <w:rPr>
+                <w:b/>
+                <w:bCs/>
+              </w:rPr>
+              <w:t xml:space="preserve">COUNT</w:t>
+            </w:r>
+          </w:p>
+          <w:p>
+            <w:pPr>
+              <w:spacing w:before="0" w:after="0" w:line="460" w:lineRule="exact"/>
+              <w:ind w:left="0" w:firstLine="720"/>
+              <w:jc w:val="left"/>
+            </w:pPr>
+            <w:r>
+              <w:t xml:space="preserve">I</w:t>
+            </w:r>
+            <w:r>
+              <w:t xml:space="preserve"> </w:t>
+            </w:r>
+            <w:r>
+              <w:t xml:space="preserve">hereby</w:t>
+            </w:r>
+            <w:r>
+              <w:t xml:space="preserve"> </w:t>
+            </w:r>
+            <w:r>
+              <w:t xml:space="preserve">certify</w:t>
+            </w:r>
+            <w:r>
+              <w:t xml:space="preserve"> </w:t>
+            </w:r>
+            <w:r>
+              <w:t xml:space="preserve">that</w:t>
+            </w:r>
+            <w:r>
+              <w:t xml:space="preserve"> </w:t>
+            </w:r>
+            <w:r>
+              <w:t xml:space="preserve">this</w:t>
+            </w:r>
+            <w:r>
+              <w:t xml:space="preserve"> </w:t>
+            </w:r>
+            <w:r>
+              <w:t xml:space="preserve">brief</w:t>
+            </w:r>
+            <w:r>
+              <w:t xml:space="preserve"> </w:t>
+            </w:r>
+            <w:r>
+              <w:t xml:space="preserve">complies</w:t>
+            </w:r>
+            <w:r>
+              <w:t xml:space="preserve"> </w:t>
+            </w:r>
+            <w:r>
+              <w:t xml:space="preserve">with</w:t>
+            </w:r>
+            <w:r>
+              <w:t xml:space="preserve"> </w:t>
+            </w:r>
+            <w:r>
+              <w:t xml:space="preserve">Local</w:t>
+            </w:r>
+            <w:r>
+              <w:t xml:space="preserve"> </w:t>
+            </w:r>
+            <w:r>
+              <w:t xml:space="preserve">Rule</w:t>
+            </w:r>
+            <w:r>
+              <w:t xml:space="preserve"> </w:t>
+            </w:r>
+            <w:r>
+              <w:t xml:space="preserve">7.3(d)⁠(1)</w:t>
+            </w:r>
+            <w:r>
+              <w:t xml:space="preserve"> </w:t>
+            </w:r>
+            <w:r>
+              <w:t xml:space="preserve">in</w:t>
+            </w:r>
+            <w:r>
+              <w:t xml:space="preserve"> </w:t>
+            </w:r>
+            <w:r>
+              <w:t xml:space="preserve">that</w:t>
+            </w:r>
+            <w:r>
+              <w:t xml:space="preserve"> </w:t>
+            </w:r>
+            <w:r>
+              <w:t xml:space="preserve">it</w:t>
+            </w:r>
+            <w:r>
+              <w:t xml:space="preserve"> </w:t>
+            </w:r>
+            <w:r>
+              <w:t xml:space="preserve">does</w:t>
+            </w:r>
+            <w:r>
+              <w:t xml:space="preserve"> </w:t>
+            </w:r>
+            <w:r>
+              <w:t xml:space="preserve">not</w:t>
+            </w:r>
+            <w:r>
+              <w:t xml:space="preserve"> </w:t>
+            </w:r>
+            <w:r>
+              <w:t xml:space="preserve">exceed</w:t>
+            </w:r>
+            <w:r>
+              <w:t xml:space="preserve"> </w:t>
+            </w:r>
+            <w:r>
+              <w:t xml:space="preserve">6,250</w:t>
+            </w:r>
+            <w:r>
+              <w:t xml:space="preserve"> </w:t>
+            </w:r>
+            <w:r>
+              <w:t xml:space="preserve">words</w:t>
+            </w:r>
+            <w:r>
+              <w:t xml:space="preserve"> </w:t>
+            </w:r>
+            <w:r>
+              <w:t xml:space="preserve">in</w:t>
+            </w:r>
+            <w:r>
+              <w:t xml:space="preserve"> </w:t>
+            </w:r>
+            <w:r>
+              <w:t xml:space="preserve">length,</w:t>
+            </w:r>
+            <w:r>
+              <w:t xml:space="preserve"> </w:t>
+            </w:r>
+            <w:r>
+              <w:t xml:space="preserve">including</w:t>
+            </w:r>
+            <w:r>
+              <w:t xml:space="preserve"> </w:t>
+            </w:r>
+            <w:r>
+              <w:t xml:space="preserve">the</w:t>
+            </w:r>
+            <w:r>
+              <w:t xml:space="preserve"> </w:t>
+            </w:r>
+            <w:r>
+              <w:t xml:space="preserve">body</w:t>
+            </w:r>
+            <w:r>
+              <w:t xml:space="preserve"> </w:t>
+            </w:r>
+            <w:r>
+              <w:t xml:space="preserve">of</w:t>
+            </w:r>
+            <w:r>
+              <w:t xml:space="preserve"> </w:t>
+            </w:r>
+            <w:r>
+              <w:t xml:space="preserve">the</w:t>
+            </w:r>
+            <w:r>
+              <w:t xml:space="preserve"> </w:t>
+            </w:r>
+            <w:r>
+              <w:t xml:space="preserve">brief,</w:t>
+            </w:r>
+            <w:r>
+              <w:t xml:space="preserve"> </w:t>
+            </w:r>
+            <w:r>
+              <w:t xml:space="preserve">headings,</w:t>
+            </w:r>
+            <w:r>
+              <w:t xml:space="preserve"> </w:t>
+            </w:r>
+            <w:r>
+              <w:t xml:space="preserve">and</w:t>
+            </w:r>
+            <w:r>
+              <w:t xml:space="preserve"> </w:t>
+            </w:r>
+            <w:r>
+              <w:t xml:space="preserve">footnotes.</w:t>
+            </w:r>
+          </w:p>
+          <w:p>
+            <w:pPr>
+              <w:spacing w:before="0" w:after="0" w:line="460" w:lineRule="exact"/>
+              <w:ind w:left="0" w:firstLine="720"/>
+              <w:jc w:val="left"/>
+            </w:pPr>
+            <w:r>
+              <w:t xml:space="preserve">This</w:t>
+            </w:r>
+            <w:r>
+              <w:t xml:space="preserve"> </w:t>
+            </w:r>
+            <w:r>
+              <w:t xml:space="preserve">the</w:t>
+            </w:r>
+            <w:r>
+              <w:t xml:space="preserve"> </w:t>
+            </w:r>
+            <w:r>
+              <w:t xml:space="preserve">15th</w:t>
+            </w:r>
+            <w:r>
+              <w:t xml:space="preserve"> </w:t>
+            </w:r>
+            <w:r>
+              <w:t xml:space="preserve">day</w:t>
+            </w:r>
+            <w:r>
+              <w:t xml:space="preserve"> </w:t>
+            </w:r>
+            <w:r>
+              <w:t xml:space="preserve">of</w:t>
+            </w:r>
+            <w:r>
+              <w:t xml:space="preserve"> </w:t>
+            </w:r>
+            <w:r>
+              <w:t xml:space="preserve">June,</w:t>
+            </w:r>
+            <w:r>
+              <w:t xml:space="preserve"> </w:t>
+            </w:r>
+            <w:r>
+              <w:t xml:space="preserve">2026.</w:t>
+            </w:r>
+          </w:p>
+          <w:p>
+            <w:pPr>
+              <w:spacing w:before="300" w:after="0" w:line="300" w:lineRule="exact"/>
+              <w:ind w:left="4752" w:firstLine="0"/>
+              <w:jc w:val="left"/>
+            </w:pPr>
+            <w:r>
+              <w:t xml:space="preserve">/s/</w:t>
+            </w:r>
+            <w:r>
+              <w:t xml:space="preserve"> </w:t>
+            </w:r>
+            <w:r>
+              <w:t xml:space="preserve">Mark</w:t>
+            </w:r>
+            <w:r>
+              <w:t xml:space="preserve"> </w:t>
+            </w:r>
+            <w:r>
+              <w:t xml:space="preserve">C.</w:t>
+            </w:r>
+            <w:r>
+              <w:t xml:space="preserve"> </w:t>
+            </w:r>
+            <w:r>
+              <w:t xml:space="preserve">Nielsen</w:t>
+            </w:r>
+          </w:p>
+          <w:p>
+            <w:pPr>
+              <w:spacing w:before="0" w:after="0" w:line="300" w:lineRule="exact"/>
+              <w:ind w:left="4752" w:firstLine="0"/>
+              <w:jc w:val="left"/>
+            </w:pPr>
+            <w:r>
+              <w:t xml:space="preserve">Mark</w:t>
+            </w:r>
+            <w:r>
+              <w:t xml:space="preserve"> </w:t>
+            </w:r>
+            <w:r>
+              <w:t xml:space="preserve">C.</w:t>
+            </w:r>
+            <w:r>
+              <w:t xml:space="preserve"> </w:t>
+            </w:r>
+            <w:r>
+              <w:t xml:space="preserve">Nielsen</w:t>
+            </w:r>
+          </w:p>
+        </w:tc>
+      </w:tr>
+    </w:tbl>
     <w:p>
       <w:pPr>
-        <w:keepNext/>
-        <w:keepLines/>
         <w:spacing w:before="0" w:after="0" w:line="460" w:lineRule="exact"/>
-        <w:ind w:left="0" w:firstLine="720"/>
-        <w:jc w:val="left"/>
       </w:pPr>
-      <w:r>
-        <w:t xml:space="preserve">I hereby certify that this brief complies with Local Rule 7.3(d)⁠(1) in that it does not exceed 6,250 words in length, including the body of the brief, headings, and footnotes.</w:t>
-      </w:r>
     </w:p>
-    <w:p>
-      <w:pPr>
-        <w:keepNext/>
-        <w:keepLines/>
-        <w:spacing w:before="0" w:after="0" w:line="460" w:lineRule="exact"/>
-        <w:ind w:left="0" w:firstLine="720"/>
-        <w:jc w:val="left"/>
-      </w:pPr>
-      <w:r>
-        <w:t xml:space="preserve">This the </w:t>
-      </w:r>
-      <w:r>
-        <w:t xml:space="preserve">15th</w:t>
-      </w:r>
-      <w:r>
-        <w:t xml:space="preserve"> </w:t>
-      </w:r>
-      <w:r>
-        <w:t xml:space="preserve">day</w:t>
-      </w:r>
-      <w:r>
-        <w:t xml:space="preserve"> </w:t>
-      </w:r>
-      <w:r>
-        <w:t xml:space="preserve">of</w:t>
-      </w:r>
-      <w:r>
-        <w:t xml:space="preserve"> </w:t>
-      </w:r>
-      <w:r>
-        <w:t xml:space="preserve">June,</w:t>
-      </w:r>
-      <w:r>
-        <w:t xml:space="preserve"> </w:t>
-      </w:r>
-      <w:r>
-        <w:t xml:space="preserve">2026</w:t>
-      </w:r>
-      <w:r>
-        <w:t xml:space="preserve">.</w:t>
-      </w:r>
-    </w:p>
-    <w:p>
-      <w:pPr>
-        <w:keepNext/>
-        <w:keepLines/>
-        <w:spacing w:before="300" w:after="0" w:line="300" w:lineRule="exact"/>
-        <w:ind w:left="4752" w:firstLine="0"/>
-        <w:jc w:val="left"/>
-      </w:pPr>
-      <w:r>
-        <w:t xml:space="preserve">/s/ Mark C. Nielsen</w:t>
-      </w:r>
-    </w:p>
-    <w:p>
-      <w:pPr>
-        <w:spacing w:before="0" w:after="0" w:line="300" w:lineRule="exact"/>
-        <w:ind w:left="4752" w:firstLine="0"/>
-        <w:jc w:val="left"/>
-      </w:pPr>
-      <w:r>
-        <w:t xml:space="preserve">Mark</w:t>
-      </w:r>
-      <w:r>
-        <w:t xml:space="preserve"> </w:t>
-      </w:r>
-      <w:r>
-        <w:t xml:space="preserve">C.</w:t>
-      </w:r>
-      <w:r>
-        <w:t xml:space="preserve"> </w:t>
-      </w:r>
-      <w:r>
-        <w:t xml:space="preserve">Nielsen</w:t>
-      </w:r>
-    </w:p>
-    <w:p>
-      <w:pPr>
-        <w:keepNext/>
-        <w:keepLines/>
-        <w:spacing w:before="460" w:after="0" w:line="460" w:lineRule="exact"/>
-        <w:ind w:left="0" w:firstLine="0"/>
-        <w:jc w:val="center"/>
-      </w:pPr>
-      <w:r>
-        <w:rPr>
-          <w:b/>
-          <w:bCs/>
-        </w:rPr>
-        <w:t xml:space="preserve">CERTIFICATE OF SERVICE</w:t>
-      </w:r>
-    </w:p>
-    <w:p>
-      <w:pPr>
-        <w:keepNext/>
-        <w:keepLines/>
-        <w:spacing w:before="0" w:after="0" w:line="460" w:lineRule="exact"/>
-        <w:ind w:left="0" w:firstLine="720"/>
-        <w:jc w:val="left"/>
-      </w:pPr>
-      <w:r>
-        <w:t xml:space="preserve">I certify that, on </w:t>
-      </w:r>
-      <w:r>
-        <w:t xml:space="preserve">June</w:t>
-      </w:r>
-      <w:r>
-        <w:t xml:space="preserve"> </w:t>
-      </w:r>
-      <w:r>
-        <w:t xml:space="preserve">15,</w:t>
-      </w:r>
-      <w:r>
-        <w:t xml:space="preserve"> </w:t>
-      </w:r>
-      <w:r>
-        <w:t xml:space="preserve">2026</w:t>
-      </w:r>
-      <w:r>
-        <w:t xml:space="preserve">, a copy of the foregoing document was filed with the Clerk of the Court using the CM/​ECF System, which will send notification of the filing to the parties and counsel of record who are registered with that system.</w:t>
-      </w:r>
-    </w:p>
-    <w:p>
-      <w:pPr>
-        <w:keepNext/>
-        <w:keepLines/>
-        <w:spacing w:before="300" w:after="0" w:line="300" w:lineRule="exact"/>
-        <w:ind w:left="4752" w:firstLine="0"/>
-        <w:jc w:val="left"/>
-      </w:pPr>
-      <w:r>
-        <w:t xml:space="preserve">/s/ Mark C. Nielsen</w:t>
-      </w:r>
-    </w:p>
-    <w:p>
-      <w:pPr>
-        <w:spacing w:before="0" w:after="0" w:line="300" w:lineRule="exact"/>
-        <w:ind w:left="4752" w:firstLine="0"/>
-        <w:jc w:val="left"/>
-      </w:pPr>
-      <w:r>
-        <w:t xml:space="preserve">Mark</w:t>
-      </w:r>
-      <w:r>
-        <w:t xml:space="preserve"> </w:t>
-      </w:r>
-      <w:r>
-        <w:t xml:space="preserve">C.</w:t>
-      </w:r>
-      <w:r>
-        <w:t xml:space="preserve"> </w:t>
-      </w:r>
-      <w:r>
-        <w:t xml:space="preserve">Nielsen</w:t>
-      </w:r>
-    </w:p>
+    <w:tbl>
+      <w:tblPr>
+        <w:tblW w:w="9360" w:type="dxa"/>
+        <w:tblLayout w:type="fixed"/>
+        <w:tblCellMar>
+          <w:top w:w="0" w:type="dxa"/>
+          <w:left w:w="0" w:type="dxa"/>
+          <w:bottom w:w="0" w:type="dxa"/>
+          <w:right w:w="0" w:type="dxa"/>
+        </w:tblCellMar>
+        <w:tblLook w:val="0000" w:firstRow="0" w:lastRow="0" w:firstColumn="0" w:lastColumn="0" w:noHBand="0" w:noVBand="0"/>
+      </w:tblPr>
+      <w:tblGrid>
+        <w:gridCol w:w="9360"/>
+      </w:tblGrid>
+      <w:tr>
+        <w:trPr>
+          <w:cantSplit/>
+        </w:trPr>
+        <w:tc>
+          <w:tcPr>
+            <w:tcW w:w="9360" w:type="dxa"/>
+          </w:tcPr>
+          <w:p>
+            <w:pPr>
+              <w:spacing w:before="0" w:after="0" w:line="460" w:lineRule="exact"/>
+              <w:ind w:left="0" w:firstLine="0"/>
+              <w:jc w:val="center"/>
+            </w:pPr>
+            <w:r>
+              <w:rPr>
+                <w:b/>
+                <w:bCs/>
+              </w:rPr>
+              <w:t xml:space="preserve">CERTIFICATE</w:t>
+            </w:r>
+            <w:r>
+              <w:rPr>
+                <w:b/>
+                <w:bCs/>
+              </w:rPr>
+              <w:t xml:space="preserve"> </w:t>
+            </w:r>
+            <w:r>
+              <w:rPr>
+                <w:b/>
+                <w:bCs/>
+              </w:rPr>
+              <w:t xml:space="preserve">OF</w:t>
+            </w:r>
+            <w:r>
+              <w:rPr>
+                <w:b/>
+                <w:bCs/>
+              </w:rPr>
+              <w:t xml:space="preserve"> </w:t>
+            </w:r>
+            <w:r>
+              <w:rPr>
+                <w:b/>
+                <w:bCs/>
+              </w:rPr>
+              <w:t xml:space="preserve">SERVICE</w:t>
+            </w:r>
+          </w:p>
+          <w:p>
+            <w:pPr>
+              <w:spacing w:before="0" w:after="0" w:line="460" w:lineRule="exact"/>
+              <w:ind w:left="0" w:firstLine="720"/>
+              <w:jc w:val="left"/>
+            </w:pPr>
+            <w:r>
+              <w:t xml:space="preserve">I</w:t>
+            </w:r>
+            <w:r>
+              <w:t xml:space="preserve"> </w:t>
+            </w:r>
+            <w:r>
+              <w:t xml:space="preserve">certify</w:t>
+            </w:r>
+            <w:r>
+              <w:t xml:space="preserve"> </w:t>
+            </w:r>
+            <w:r>
+              <w:t xml:space="preserve">that,</w:t>
+            </w:r>
+            <w:r>
+              <w:t xml:space="preserve"> </w:t>
+            </w:r>
+            <w:r>
+              <w:t xml:space="preserve">on</w:t>
+            </w:r>
+            <w:r>
+              <w:t xml:space="preserve"> </w:t>
+            </w:r>
+            <w:r>
+              <w:t xml:space="preserve">June</w:t>
+            </w:r>
+            <w:r>
+              <w:t xml:space="preserve"> </w:t>
+            </w:r>
+            <w:r>
+              <w:t xml:space="preserve">15,</w:t>
+            </w:r>
+            <w:r>
+              <w:t xml:space="preserve"> </w:t>
+            </w:r>
+            <w:r>
+              <w:t xml:space="preserve">2026,</w:t>
+            </w:r>
+            <w:r>
+              <w:t xml:space="preserve"> </w:t>
+            </w:r>
+            <w:r>
+              <w:t xml:space="preserve">a</w:t>
+            </w:r>
+            <w:r>
+              <w:t xml:space="preserve"> </w:t>
+            </w:r>
+            <w:r>
+              <w:t xml:space="preserve">copy</w:t>
+            </w:r>
+            <w:r>
+              <w:t xml:space="preserve"> </w:t>
+            </w:r>
+            <w:r>
+              <w:t xml:space="preserve">of</w:t>
+            </w:r>
+            <w:r>
+              <w:t xml:space="preserve"> </w:t>
+            </w:r>
+            <w:r>
+              <w:t xml:space="preserve">the</w:t>
+            </w:r>
+            <w:r>
+              <w:t xml:space="preserve"> </w:t>
+            </w:r>
+            <w:r>
+              <w:t xml:space="preserve">foregoing</w:t>
+            </w:r>
+            <w:r>
+              <w:t xml:space="preserve"> </w:t>
+            </w:r>
+            <w:r>
+              <w:t xml:space="preserve">document</w:t>
+            </w:r>
+            <w:r>
+              <w:t xml:space="preserve"> </w:t>
+            </w:r>
+            <w:r>
+              <w:t xml:space="preserve">was</w:t>
+            </w:r>
+            <w:r>
+              <w:t xml:space="preserve"> </w:t>
+            </w:r>
+            <w:r>
+              <w:t xml:space="preserve">filed</w:t>
+            </w:r>
+            <w:r>
+              <w:t xml:space="preserve"> </w:t>
+            </w:r>
+            <w:r>
+              <w:t xml:space="preserve">with</w:t>
+            </w:r>
+            <w:r>
+              <w:t xml:space="preserve"> </w:t>
+            </w:r>
+            <w:r>
+              <w:t xml:space="preserve">the</w:t>
+            </w:r>
+            <w:r>
+              <w:t xml:space="preserve"> </w:t>
+            </w:r>
+            <w:r>
+              <w:t xml:space="preserve">Clerk</w:t>
+            </w:r>
+            <w:r>
+              <w:t xml:space="preserve"> </w:t>
+            </w:r>
+            <w:r>
+              <w:t xml:space="preserve">of</w:t>
+            </w:r>
+            <w:r>
+              <w:t xml:space="preserve"> </w:t>
+            </w:r>
+            <w:r>
+              <w:t xml:space="preserve">the</w:t>
+            </w:r>
+            <w:r>
+              <w:t xml:space="preserve"> </w:t>
+            </w:r>
+            <w:r>
+              <w:t xml:space="preserve">Court</w:t>
+            </w:r>
+            <w:r>
+              <w:t xml:space="preserve"> </w:t>
+            </w:r>
+            <w:r>
+              <w:t xml:space="preserve">using</w:t>
+            </w:r>
+            <w:r>
+              <w:t xml:space="preserve"> </w:t>
+            </w:r>
+            <w:r>
+              <w:t xml:space="preserve">the</w:t>
+            </w:r>
+            <w:r>
+              <w:t xml:space="preserve"> </w:t>
+            </w:r>
+            <w:r>
+              <w:t xml:space="preserve">CM/​ECF</w:t>
+            </w:r>
+            <w:r>
+              <w:t xml:space="preserve"> </w:t>
+            </w:r>
+            <w:r>
+              <w:t xml:space="preserve">System,</w:t>
+            </w:r>
+            <w:r>
+              <w:t xml:space="preserve"> </w:t>
+            </w:r>
+            <w:r>
+              <w:t xml:space="preserve">which</w:t>
+            </w:r>
+            <w:r>
+              <w:t xml:space="preserve"> </w:t>
+            </w:r>
+            <w:r>
+              <w:t xml:space="preserve">will</w:t>
+            </w:r>
+            <w:r>
+              <w:t xml:space="preserve"> </w:t>
+            </w:r>
+            <w:r>
+              <w:t xml:space="preserve">send</w:t>
+            </w:r>
+            <w:r>
+              <w:t xml:space="preserve"> </w:t>
+            </w:r>
+            <w:r>
+              <w:t xml:space="preserve">notification</w:t>
+            </w:r>
+            <w:r>
+              <w:t xml:space="preserve"> </w:t>
+            </w:r>
+            <w:r>
+              <w:t xml:space="preserve">of</w:t>
+            </w:r>
+            <w:r>
+              <w:t xml:space="preserve"> </w:t>
+            </w:r>
+            <w:r>
+              <w:t xml:space="preserve">the</w:t>
+            </w:r>
+            <w:r>
+              <w:t xml:space="preserve"> </w:t>
+            </w:r>
+            <w:r>
+              <w:t xml:space="preserve">filing</w:t>
+            </w:r>
+            <w:r>
+              <w:t xml:space="preserve"> </w:t>
+            </w:r>
+            <w:r>
+              <w:t xml:space="preserve">to</w:t>
+            </w:r>
+            <w:r>
+              <w:t xml:space="preserve"> </w:t>
+            </w:r>
+            <w:r>
+              <w:t xml:space="preserve">the</w:t>
+            </w:r>
+            <w:r>
+              <w:t xml:space="preserve"> </w:t>
+            </w:r>
+            <w:r>
+              <w:t xml:space="preserve">parties</w:t>
+            </w:r>
+            <w:r>
+              <w:t xml:space="preserve"> </w:t>
+            </w:r>
+            <w:r>
+              <w:t xml:space="preserve">and</w:t>
+            </w:r>
+            <w:r>
+              <w:t xml:space="preserve"> </w:t>
+            </w:r>
+            <w:r>
+              <w:t xml:space="preserve">counsel</w:t>
+            </w:r>
+            <w:r>
+              <w:t xml:space="preserve"> </w:t>
+            </w:r>
+            <w:r>
+              <w:t xml:space="preserve">of</w:t>
+            </w:r>
+            <w:r>
+              <w:t xml:space="preserve"> </w:t>
+            </w:r>
+            <w:r>
+              <w:t xml:space="preserve">record</w:t>
+            </w:r>
+            <w:r>
+              <w:t xml:space="preserve"> </w:t>
+            </w:r>
+            <w:r>
+              <w:t xml:space="preserve">who</w:t>
+            </w:r>
+            <w:r>
+              <w:t xml:space="preserve"> </w:t>
+            </w:r>
+            <w:r>
+              <w:t xml:space="preserve">are</w:t>
+            </w:r>
+            <w:r>
+              <w:t xml:space="preserve"> </w:t>
+            </w:r>
+            <w:r>
+              <w:t xml:space="preserve">registered</w:t>
+            </w:r>
+            <w:r>
+              <w:t xml:space="preserve"> </w:t>
+            </w:r>
+            <w:r>
+              <w:t xml:space="preserve">with</w:t>
+            </w:r>
+            <w:r>
+              <w:t xml:space="preserve"> </w:t>
+            </w:r>
+            <w:r>
+              <w:t xml:space="preserve">that</w:t>
+            </w:r>
+            <w:r>
+              <w:t xml:space="preserve"> </w:t>
+            </w:r>
+            <w:r>
+              <w:t xml:space="preserve">system.</w:t>
+            </w:r>
+          </w:p>
+          <w:p>
+            <w:pPr>
+              <w:spacing w:before="300" w:after="0" w:line="300" w:lineRule="exact"/>
+              <w:ind w:left="4752" w:firstLine="0"/>
+              <w:jc w:val="left"/>
+            </w:pPr>
+            <w:r>
+              <w:t xml:space="preserve">/s/</w:t>
+            </w:r>
+            <w:r>
+              <w:t xml:space="preserve"> </w:t>
+            </w:r>
+            <w:r>
+              <w:t xml:space="preserve">Mark</w:t>
+            </w:r>
+            <w:r>
+              <w:t xml:space="preserve"> </w:t>
+            </w:r>
+            <w:r>
+              <w:t xml:space="preserve">C.</w:t>
+            </w:r>
+            <w:r>
+              <w:t xml:space="preserve"> </w:t>
+            </w:r>
+            <w:r>
+              <w:t xml:space="preserve">Nielsen</w:t>
+            </w:r>
+          </w:p>
+          <w:p>
+            <w:pPr>
+              <w:spacing w:before="0" w:after="0" w:line="300" w:lineRule="exact"/>
+              <w:ind w:left="4752" w:firstLine="0"/>
+              <w:jc w:val="left"/>
+            </w:pPr>
+            <w:r>
+              <w:t xml:space="preserve">Mark</w:t>
+            </w:r>
+            <w:r>
+              <w:t xml:space="preserve"> </w:t>
+            </w:r>
+            <w:r>
+              <w:t xml:space="preserve">C.</w:t>
+            </w:r>
+            <w:r>
+              <w:t xml:space="preserve"> </w:t>
+            </w:r>
+            <w:r>
+              <w:t xml:space="preserve">Nielsen</w:t>
+            </w:r>
+          </w:p>
+        </w:tc>
+      </w:tr>
+    </w:tbl>
     <w:sectPr>
-      <w:footerReference w:type="default" r:id="rIdFtrPage"/>
+      <w:footerReference w:type="default" r:id="rIdXdPage"/>
       <w:pgSz w:w="12240" w:h="15840"/>
-      <w:pgMar w:top="1800" w:right="1440" w:bottom="1440" w:left="1440" w:header="720" w:footer="576" w:gutter="0"/>
+      <w:pgMar w:top="1800" w:right="1440" w:bottom="1440" w:left="1440" w:header="720" w:footer="708" w:gutter="0"/>
       <w:pgNumType w:fmt="decimal" w:start="1"/>
     </w:sectPr>
   </w:body>
@@ -4214,6 +4973,7 @@
 <w:ftr xmlns:w="http://schemas.openxmlformats.org/wordprocessingml/2006/main" xmlns:r="http://schemas.openxmlformats.org/officeDocument/2006/relationships">
   <w:p>
     <w:pPr>
+      <w:spacing w:before="0" w:after="0" w:line="300" w:lineRule="exact"/>
       <w:jc w:val="center"/>
     </w:pPr>
     <w:r>
@@ -4288,6 +5048,43 @@
   <w:p>
     <w:pPr>
       <w:spacing w:before="0" w:after="0"/>
+      <w:jc w:val="center"/>
+    </w:pPr>
+  </w:p>
+</w:ftr>
+</file>
+
+<file path=word/ftr-own1.xml><?xml version="1.0" encoding="utf-8"?>
+<w:ftr xmlns:w="http://schemas.openxmlformats.org/wordprocessingml/2006/main" xmlns:r="http://schemas.openxmlformats.org/officeDocument/2006/relationships">
+  <w:p>
+    <w:pPr>
+      <w:spacing w:before="0" w:after="0" w:line="300" w:lineRule="exact"/>
+      <w:jc w:val="center"/>
+    </w:pPr>
+    <w:r>
+      <w:fldChar w:fldCharType="begin"/>
+    </w:r>
+    <w:r>
+      <w:instrText xml:space="preserve"> PAGE </w:instrText>
+    </w:r>
+    <w:r>
+      <w:fldChar w:fldCharType="separate"/>
+    </w:r>
+    <w:r>
+      <w:t>1</w:t>
+    </w:r>
+    <w:r>
+      <w:fldChar w:fldCharType="end"/>
+    </w:r>
+  </w:p>
+</w:ftr>
+</file>
+
+<file path=word/ftr-own2.xml><?xml version="1.0" encoding="utf-8"?>
+<w:ftr xmlns:w="http://schemas.openxmlformats.org/wordprocessingml/2006/main" xmlns:r="http://schemas.openxmlformats.org/officeDocument/2006/relationships">
+  <w:p>
+    <w:pPr>
+      <w:spacing w:before="0" w:after="0" w:line="300" w:lineRule="exact"/>
       <w:jc w:val="center"/>
     </w:pPr>
   </w:p>
@@ -4952,7 +5749,7 @@
     <w:unhideWhenUsed/>
     <w:qFormat/>
     <w:pPr>
-      <w:widowControl/>
+      <w:keepLines/>
       <w:spacing w:before="0" w:after="80" w:line="300" w:lineRule="exact"/>
     </w:pPr>
     <w:rPr>
@@ -5098,6 +5895,59 @@
       <w:color w:val="365F91" w:themeColor="accent1" w:themeShade="BF"/>
     </w:rPr>
   </w:style>
+  <w:style w:type="paragraph" w:customStyle="1" w:styleId="BodyTextNote">
+    <w:name w:val="Body Text Note"/>
+    <w:basedOn w:val="BodyText"/>
+    <w:qFormat/>
+    <w:pPr>
+      <w:widowControl w:val="0"/>
+    </w:pPr>
+  </w:style>
+  <w:style w:type="paragraph" w:customStyle="1" w:styleId="XdQuote">
+    <w:name w:val="Xd Quote"/>
+    <w:basedOn w:val="Normal"/>
+    <w:qFormat/>
+    <w:pPr>
+      <w:spacing w:before="0" w:after="0" w:line="300" w:lineRule="exact"/>
+      <w:ind w:left="720" w:right="720" w:firstLine="0"/>
+    </w:pPr>
+  </w:style>
+  <w:style w:type="paragraph" w:customStyle="1" w:styleId="XdQuoteFirst">
+    <w:name w:val="Xd Quote First"/>
+    <w:basedOn w:val="Normal"/>
+    <w:qFormat/>
+    <w:pPr>
+      <w:spacing w:before="0" w:after="0" w:line="300" w:lineRule="exact"/>
+      <w:ind w:left="720" w:right="720" w:firstLine="0"/>
+    </w:pPr>
+  </w:style>
+  <w:style w:type="paragraph" w:customStyle="1" w:styleId="XdQuoteLast">
+    <w:name w:val="Xd Quote Last"/>
+    <w:basedOn w:val="Normal"/>
+    <w:qFormat/>
+    <w:pPr>
+      <w:spacing w:before="0" w:after="460" w:line="300" w:lineRule="exact"/>
+      <w:ind w:left="720" w:right="720" w:firstLine="0"/>
+    </w:pPr>
+  </w:style>
+  <w:style w:type="paragraph" w:customStyle="1" w:styleId="XdQuoteOnly">
+    <w:name w:val="Xd Quote Only"/>
+    <w:basedOn w:val="Normal"/>
+    <w:qFormat/>
+    <w:pPr>
+      <w:spacing w:before="0" w:after="460" w:line="300" w:lineRule="exact"/>
+      <w:ind w:left="720" w:right="720" w:firstLine="0"/>
+    </w:pPr>
+  </w:style>
+  <w:style w:type="paragraph" w:customStyle="1" w:styleId="XdTail">
+    <w:name w:val="Xd Tail"/>
+    <w:basedOn w:val="Normal"/>
+    <w:qFormat/>
+    <w:pPr>
+      <w:spacing w:before="0" w:after="0" w:line="300" w:lineRule="exact"/>
+      <w:ind w:firstLine="0"/>
+    </w:pPr>
+  </w:style>
   <w:style w:type="paragraph" w:customStyle="1" w:styleId="BodyTextKeep">
     <w:name w:val="Body Text Keep"/>
     <w:basedOn w:val="BodyText"/>
@@ -5105,6 +5955,87 @@
     <w:pPr>
       <w:keepNext/>
       <w:keepLines/>
+    </w:pPr>
+  </w:style>
+  <w:style w:type="paragraph" w:customStyle="1" w:styleId="XdList1">
+    <w:name w:val="XdList 1"/>
+    <w:basedOn w:val="Normal"/>
+    <w:qFormat/>
+    <w:pPr>
+      <w:spacing w:before="0" w:after="0" w:line="460" w:lineRule="exact"/>
+      <w:ind w:left="720" w:hanging="720"/>
+    </w:pPr>
+  </w:style>
+  <w:style w:type="paragraph" w:customStyle="1" w:styleId="XdList2">
+    <w:name w:val="XdList 2"/>
+    <w:basedOn w:val="Normal"/>
+    <w:qFormat/>
+    <w:pPr>
+      <w:spacing w:before="0" w:after="0" w:line="460" w:lineRule="exact"/>
+      <w:ind w:left="1440" w:hanging="720"/>
+    </w:pPr>
+  </w:style>
+  <w:style w:type="paragraph" w:customStyle="1" w:styleId="XdList3">
+    <w:name w:val="XdList 3"/>
+    <w:basedOn w:val="Normal"/>
+    <w:qFormat/>
+    <w:pPr>
+      <w:spacing w:before="0" w:after="0" w:line="460" w:lineRule="exact"/>
+      <w:ind w:left="2160" w:hanging="720"/>
+    </w:pPr>
+  </w:style>
+  <w:style w:type="paragraph" w:customStyle="1" w:styleId="XdTailList1">
+    <w:name w:val="XdTailList 1"/>
+    <w:basedOn w:val="Normal"/>
+    <w:qFormat/>
+    <w:pPr>
+      <w:spacing w:before="0" w:after="0" w:line="300" w:lineRule="exact"/>
+      <w:ind w:left="720" w:hanging="720"/>
+    </w:pPr>
+  </w:style>
+  <w:style w:type="paragraph" w:customStyle="1" w:styleId="XdTailList2">
+    <w:name w:val="XdTailList 2"/>
+    <w:basedOn w:val="Normal"/>
+    <w:qFormat/>
+    <w:pPr>
+      <w:spacing w:before="0" w:after="0" w:line="300" w:lineRule="exact"/>
+      <w:ind w:left="1440" w:hanging="720"/>
+    </w:pPr>
+  </w:style>
+  <w:style w:type="paragraph" w:customStyle="1" w:styleId="XdTailList3">
+    <w:name w:val="XdTailList 3"/>
+    <w:basedOn w:val="Normal"/>
+    <w:qFormat/>
+    <w:pPr>
+      <w:spacing w:before="0" w:after="0" w:line="300" w:lineRule="exact"/>
+      <w:ind w:left="2160" w:hanging="720"/>
+    </w:pPr>
+  </w:style>
+  <w:style w:type="paragraph" w:customStyle="1" w:styleId="XdQuoteList1">
+    <w:name w:val="Xd Quote List 1"/>
+    <w:basedOn w:val="Normal"/>
+    <w:qFormat/>
+    <w:pPr>
+      <w:spacing w:before="0" w:after="0" w:line="300" w:lineRule="exact"/>
+      <w:ind w:left="1440" w:right="720" w:hanging="720"/>
+    </w:pPr>
+  </w:style>
+  <w:style w:type="paragraph" w:customStyle="1" w:styleId="XdQuoteList2">
+    <w:name w:val="Xd Quote List 2"/>
+    <w:basedOn w:val="Normal"/>
+    <w:qFormat/>
+    <w:pPr>
+      <w:spacing w:before="0" w:after="0" w:line="300" w:lineRule="exact"/>
+      <w:ind w:left="2160" w:right="720" w:hanging="720"/>
+    </w:pPr>
+  </w:style>
+  <w:style w:type="paragraph" w:customStyle="1" w:styleId="XdQuoteList3">
+    <w:name w:val="Xd Quote List 3"/>
+    <w:basedOn w:val="Normal"/>
+    <w:qFormat/>
+    <w:pPr>
+      <w:spacing w:before="0" w:after="0" w:line="300" w:lineRule="exact"/>
+      <w:ind w:left="2880" w:right="720" w:hanging="720"/>
     </w:pPr>
   </w:style>
   <w:style w:type="paragraph" w:customStyle="1" w:styleId="SourceCode">
